--- a/docs/reports/stage2-desktop.docx
+++ b/docs/reports/stage2-desktop.docx
@@ -94,7 +94,7 @@
         <w:rPr>
           <w:lang w:val="uk"/>
         </w:rPr>
-        <w:t xml:space="preserve">Другий етап лабораторної роботи з курсу «Інформаційні технології» — десктопна</w:t>
+        <w:t xml:space="preserve">Другий етап лабораторної роботи з курсу «Інформаційні технології» — десктопна</w:t>
       </w:r>
       <w:r>
         <w:rPr>
@@ -186,7 +186,131 @@
         <w:rPr>
           <w:lang w:val="uk"/>
         </w:rPr>
-        <w:t xml:space="preserve">тим самим сервером. Індивідуальну частину задає варіант</w:t>
+        <w:t xml:space="preserve">тим самим сервером.</w:t>
+      </w:r>
+    </w:p>
+    <w:p>
+      <w:pPr>
+        <w:pStyle w:val="BodyText"/>
+      </w:pPr>
+      <w:r>
+        <w:rPr>
+          <w:lang w:val="uk"/>
+        </w:rPr>
+        <w:t xml:space="preserve">Бонус drag-and-drop виконано в обох напрямках: файли з Finder або Провідника</w:t>
+      </w:r>
+      <w:r>
+        <w:rPr>
+          <w:lang w:val="uk"/>
+        </w:rPr>
+        <w:t xml:space="preserve"> </w:t>
+      </w:r>
+      <w:r>
+        <w:rPr>
+          <w:lang w:val="uk"/>
+        </w:rPr>
+        <w:t xml:space="preserve">можна кинути на таблицю, щоб вивантажити їх на сервер, а рядок таблиці —</w:t>
+      </w:r>
+      <w:r>
+        <w:rPr>
+          <w:lang w:val="uk"/>
+        </w:rPr>
+        <w:t xml:space="preserve"> </w:t>
+      </w:r>
+      <w:r>
+        <w:rPr>
+          <w:lang w:val="uk"/>
+        </w:rPr>
+        <w:t xml:space="preserve">витягнути з вікна, і там, де його відпустили, з’явиться копія файлу.</w:t>
+      </w:r>
+    </w:p>
+    <w:p>
+      <w:pPr>
+        <w:pStyle w:val="BodyText"/>
+      </w:pPr>
+      <w:r>
+        <w:rPr>
+          <w:lang w:val="uk"/>
+        </w:rPr>
+        <w:t xml:space="preserve">Реалізація відповідає UML-специфікації етапу 1 і документу дизайну — єдиному</w:t>
+      </w:r>
+      <w:r>
+        <w:rPr>
+          <w:lang w:val="uk"/>
+        </w:rPr>
+        <w:t xml:space="preserve"> </w:t>
+      </w:r>
+      <w:r>
+        <w:rPr>
+          <w:lang w:val="uk"/>
+        </w:rPr>
+        <w:t xml:space="preserve">джерелу імен: класи з діаграми VOPC мають у коді ті самі назви, ланцюжок</w:t>
+      </w:r>
+      <w:r>
+        <w:rPr>
+          <w:lang w:val="uk"/>
+        </w:rPr>
+        <w:t xml:space="preserve"> </w:t>
+      </w:r>
+      <w:r>
+        <w:rPr>
+          <w:lang w:val="uk"/>
+        </w:rPr>
+        <w:t xml:space="preserve">повідомлень з діаграми комунікації відтворено викликами функцій, а правила</w:t>
+      </w:r>
+      <w:r>
+        <w:rPr>
+          <w:lang w:val="uk"/>
+        </w:rPr>
+        <w:t xml:space="preserve"> </w:t>
+      </w:r>
+      <w:r>
+        <w:rPr>
+          <w:lang w:val="uk"/>
+        </w:rPr>
+        <w:t xml:space="preserve">статусів синхронізації записано як чисту функцію</w:t>
+      </w:r>
+      <w:r>
+        <w:rPr>
+          <w:lang w:val="uk"/>
+        </w:rPr>
+        <w:t xml:space="preserve"> </w:t>
+      </w:r>
+      <w:r>
+        <w:rPr>
+          <w:rStyle w:val="VerbatimChar"/>
+          <w:lang w:val="uk"/>
+        </w:rPr>
+        <w:t xml:space="preserve">computeStatus</w:t>
+      </w:r>
+      <w:r>
+        <w:rPr>
+          <w:lang w:val="uk"/>
+        </w:rPr>
+        <w:t xml:space="preserve">. Уточнення,</w:t>
+      </w:r>
+      <w:r>
+        <w:rPr>
+          <w:lang w:val="uk"/>
+        </w:rPr>
+        <w:t xml:space="preserve"> </w:t>
+      </w:r>
+      <w:r>
+        <w:rPr>
+          <w:lang w:val="uk"/>
+        </w:rPr>
+        <w:t xml:space="preserve">зроблені під час програмування, зібрано в підрозділі 2.4.</w:t>
+      </w:r>
+    </w:p>
+    <w:p>
+      <w:pPr>
+        <w:pStyle w:val="BodyText"/>
+      </w:pPr>
+      <w:r>
+        <w:rPr>
+          <w:lang w:val="uk"/>
+        </w:rPr>
+        <w:t xml:space="preserve">Індивідуальну частину задає варіант</w:t>
       </w:r>
       <w:r>
         <w:rPr>
@@ -320,22 +444,16 @@
               <w:rPr>
                 <w:lang w:val="uk"/>
               </w:rPr>
+              <w:t xml:space="preserve"> — як текст,</w:t>
+            </w:r>
+            <w:r>
+              <w:rPr>
+                <w:lang w:val="uk"/>
+              </w:rPr>
               <w:t xml:space="preserve"> </w:t>
             </w:r>
             <w:r>
               <w:rPr>
-                <w:lang w:val="uk"/>
-              </w:rPr>
-              <w:t xml:space="preserve">— як текст,</w:t>
-            </w:r>
-            <w:r>
-              <w:rPr>
-                <w:lang w:val="uk"/>
-              </w:rPr>
-              <w:t xml:space="preserve"> </w:t>
-            </w:r>
-            <w:r>
-              <w:rPr>
                 <w:rStyle w:val="VerbatimChar"/>
                 <w:lang w:val="uk"/>
               </w:rPr>
@@ -345,13 +463,7 @@
               <w:rPr>
                 <w:lang w:val="uk"/>
               </w:rPr>
-              <w:t xml:space="preserve"> </w:t>
-            </w:r>
-            <w:r>
-              <w:rPr>
-                <w:lang w:val="uk"/>
-              </w:rPr>
-              <w:t xml:space="preserve">— як зображення</w:t>
+              <w:t xml:space="preserve"> — як зображення</w:t>
             </w:r>
           </w:p>
         </w:tc>
@@ -442,119 +554,6 @@
         </w:tc>
       </w:tr>
     </w:tbl>
-    <w:p>
-      <w:pPr>
-        <w:pStyle w:val="BodyText"/>
-      </w:pPr>
-      <w:r>
-        <w:rPr>
-          <w:lang w:val="uk"/>
-        </w:rPr>
-        <w:t xml:space="preserve">Бонус drag-and-drop виконано в обох напрямках: файли з Finder або Провідника</w:t>
-      </w:r>
-      <w:r>
-        <w:rPr>
-          <w:lang w:val="uk"/>
-        </w:rPr>
-        <w:t xml:space="preserve"> </w:t>
-      </w:r>
-      <w:r>
-        <w:rPr>
-          <w:lang w:val="uk"/>
-        </w:rPr>
-        <w:t xml:space="preserve">можна кинути на таблицю, щоб вивантажити їх на сервер, а рядок таблиці —</w:t>
-      </w:r>
-      <w:r>
-        <w:rPr>
-          <w:lang w:val="uk"/>
-        </w:rPr>
-        <w:t xml:space="preserve"> </w:t>
-      </w:r>
-      <w:r>
-        <w:rPr>
-          <w:lang w:val="uk"/>
-        </w:rPr>
-        <w:t xml:space="preserve">витягнути з вікна, і там, де його відпустили, з’явиться копія файлу.</w:t>
-      </w:r>
-    </w:p>
-    <w:p>
-      <w:pPr>
-        <w:pStyle w:val="BodyText"/>
-      </w:pPr>
-      <w:r>
-        <w:rPr>
-          <w:lang w:val="uk"/>
-        </w:rPr>
-        <w:t xml:space="preserve">Реалізація відповідає UML-специфікації етапу 1 і документу дизайну — єдиному</w:t>
-      </w:r>
-      <w:r>
-        <w:rPr>
-          <w:lang w:val="uk"/>
-        </w:rPr>
-        <w:t xml:space="preserve"> </w:t>
-      </w:r>
-      <w:r>
-        <w:rPr>
-          <w:lang w:val="uk"/>
-        </w:rPr>
-        <w:t xml:space="preserve">джерелу імен: класи з діаграми VOPC мають у коді ті самі назви, ланцюжок</w:t>
-      </w:r>
-      <w:r>
-        <w:rPr>
-          <w:lang w:val="uk"/>
-        </w:rPr>
-        <w:t xml:space="preserve"> </w:t>
-      </w:r>
-      <w:r>
-        <w:rPr>
-          <w:lang w:val="uk"/>
-        </w:rPr>
-        <w:t xml:space="preserve">повідомлень з діаграми комунікації відтворено викликами функцій, а правила</w:t>
-      </w:r>
-      <w:r>
-        <w:rPr>
-          <w:lang w:val="uk"/>
-        </w:rPr>
-        <w:t xml:space="preserve"> </w:t>
-      </w:r>
-      <w:r>
-        <w:rPr>
-          <w:lang w:val="uk"/>
-        </w:rPr>
-        <w:t xml:space="preserve">статусів синхронізації записано як чисту функцію</w:t>
-      </w:r>
-      <w:r>
-        <w:rPr>
-          <w:lang w:val="uk"/>
-        </w:rPr>
-        <w:t xml:space="preserve"> </w:t>
-      </w:r>
-      <w:r>
-        <w:rPr>
-          <w:rStyle w:val="VerbatimChar"/>
-          <w:lang w:val="uk"/>
-        </w:rPr>
-        <w:t xml:space="preserve">computeStatus</w:t>
-      </w:r>
-      <w:r>
-        <w:rPr>
-          <w:lang w:val="uk"/>
-        </w:rPr>
-        <w:t xml:space="preserve">. Уточнення,</w:t>
-      </w:r>
-      <w:r>
-        <w:rPr>
-          <w:lang w:val="uk"/>
-        </w:rPr>
-        <w:t xml:space="preserve"> </w:t>
-      </w:r>
-      <w:r>
-        <w:rPr>
-          <w:lang w:val="uk"/>
-        </w:rPr>
-        <w:t xml:space="preserve">зроблені під час програмування, зібрано в підрозділі 2.4.</w:t>
-      </w:r>
-    </w:p>
     <w:bookmarkEnd w:id="9"/>
     <w:bookmarkStart w:id="14" w:name="архітектура-реалізації"/>
     <w:p>
@@ -1119,7 +1118,19 @@
         <w:rPr>
           <w:lang w:val="uk"/>
         </w:rPr>
-        <w:t xml:space="preserve">пакета. Новий клас, якого немає на діаграмах, —</w:t>
+        <w:t xml:space="preserve">пакета. Нових класів, яких немає на діаграмах, два, обидва в</w:t>
+      </w:r>
+      <w:r>
+        <w:rPr>
+          <w:lang w:val="uk"/>
+        </w:rPr>
+        <w:t xml:space="preserve"> </w:t>
+      </w:r>
+      <w:r>
+        <w:rPr>
+          <w:lang w:val="uk"/>
+        </w:rPr>
+        <w:t xml:space="preserve">main-процесі:</w:t>
       </w:r>
       <w:r>
         <w:rPr>
@@ -1144,19 +1155,7 @@
         <w:rPr>
           <w:lang w:val="uk"/>
         </w:rPr>
-        <w:t xml:space="preserve">у</w:t>
-      </w:r>
-      <w:r>
-        <w:rPr>
-          <w:lang w:val="uk"/>
-        </w:rPr>
-        <w:t xml:space="preserve"> </w:t>
-      </w:r>
-      <w:r>
-        <w:rPr>
-          <w:lang w:val="uk"/>
-        </w:rPr>
-        <w:t xml:space="preserve">main-процесі: він тримає план між скануванням і виконанням, керує</w:t>
+        <w:t xml:space="preserve">тримає план між скануванням і виконанням, керує</w:t>
       </w:r>
       <w:r>
         <w:rPr>
@@ -1181,7 +1180,32 @@
         <w:rPr>
           <w:lang w:val="uk"/>
         </w:rPr>
-        <w:t xml:space="preserve">і не допускає двох синхронізацій одночасно.</w:t>
+        <w:t xml:space="preserve">і не допускає двох синхронізацій одночасно, а</w:t>
+      </w:r>
+      <w:r>
+        <w:rPr>
+          <w:lang w:val="uk"/>
+        </w:rPr>
+        <w:t xml:space="preserve"> </w:t>
+      </w:r>
+      <w:r>
+        <w:rPr>
+          <w:rStyle w:val="VerbatimChar"/>
+          <w:lang w:val="uk"/>
+        </w:rPr>
+        <w:t xml:space="preserve">SettingsStore</w:t>
+      </w:r>
+      <w:r>
+        <w:rPr>
+          <w:lang w:val="uk"/>
+        </w:rPr>
+        <w:t xml:space="preserve"> </w:t>
+      </w:r>
+      <w:r>
+        <w:rPr>
+          <w:lang w:val="uk"/>
+        </w:rPr>
+        <w:t xml:space="preserve">зберігає адресу сервера, прив’язану папку і стан перемикача відстеження.</w:t>
       </w:r>
     </w:p>
     <w:tbl>
@@ -2413,23 +2437,69 @@
               </w:rPr>
               <w:t xml:space="preserve">SyncPanel</w:t>
             </w:r>
-            <w:r>
-              <w:rPr>
-                <w:lang w:val="uk"/>
-              </w:rPr>
-              <w:t xml:space="preserve">,</w:t>
-            </w:r>
-            <w:r>
-              <w:rPr>
-                <w:lang w:val="uk"/>
-              </w:rPr>
-              <w:t xml:space="preserve"> </w:t>
-            </w:r>
+          </w:p>
+        </w:tc>
+        <w:tc>
+          <w:tcPr/>
+          <w:p>
+            <w:pPr>
+              <w:pStyle w:val="Compact"/>
+              <w:jc w:val="left"/>
+            </w:pPr>
+            <w:r>
+              <w:rPr>
+                <w:lang w:val="uk"/>
+              </w:rPr>
+              <w:t xml:space="preserve">блок синхронізації</w:t>
+            </w:r>
+          </w:p>
+        </w:tc>
+        <w:tc>
+          <w:tcPr/>
+          <w:p>
+            <w:pPr>
+              <w:pStyle w:val="Compact"/>
+              <w:jc w:val="left"/>
+            </w:pPr>
             <w:r>
               <w:rPr>
                 <w:rStyle w:val="VerbatimChar"/>
                 <w:lang w:val="uk"/>
               </w:rPr>
+              <w:t xml:space="preserve">@shelf/ui</w:t>
+            </w:r>
+          </w:p>
+        </w:tc>
+        <w:tc>
+          <w:tcPr/>
+          <w:p>
+            <w:pPr>
+              <w:pStyle w:val="Compact"/>
+              <w:jc w:val="left"/>
+            </w:pPr>
+            <w:r>
+              <w:rPr>
+                <w:rStyle w:val="VerbatimChar"/>
+                <w:lang w:val="uk"/>
+              </w:rPr>
+              <w:t xml:space="preserve">SyncPanel.tsx</w:t>
+            </w:r>
+          </w:p>
+        </w:tc>
+      </w:tr>
+      <w:tr>
+        <w:tc>
+          <w:tcPr/>
+          <w:p>
+            <w:pPr>
+              <w:pStyle w:val="Compact"/>
+              <w:jc w:val="left"/>
+            </w:pPr>
+            <w:r>
+              <w:rPr>
+                <w:rStyle w:val="VerbatimChar"/>
+                <w:lang w:val="uk"/>
+              </w:rPr>
               <w:t xml:space="preserve">SyncReport</w:t>
             </w:r>
           </w:p>
@@ -2445,19 +2515,56 @@
               <w:rPr>
                 <w:lang w:val="uk"/>
               </w:rPr>
-              <w:t xml:space="preserve">блок синхронізації,</w:t>
-            </w:r>
-            <w:r>
-              <w:rPr>
-                <w:lang w:val="uk"/>
-              </w:rPr>
-              <w:t xml:space="preserve"> </w:t>
-            </w:r>
+              <w:t xml:space="preserve">тип звіту</w:t>
+            </w:r>
+          </w:p>
+        </w:tc>
+        <w:tc>
+          <w:tcPr/>
+          <w:p>
+            <w:pPr>
+              <w:pStyle w:val="Compact"/>
+              <w:jc w:val="left"/>
+            </w:pPr>
             <w:r>
               <w:rPr>
                 <w:rStyle w:val="VerbatimChar"/>
                 <w:lang w:val="uk"/>
               </w:rPr>
+              <w:t xml:space="preserve">@shelf/shared</w:t>
+            </w:r>
+          </w:p>
+        </w:tc>
+        <w:tc>
+          <w:tcPr/>
+          <w:p>
+            <w:pPr>
+              <w:pStyle w:val="Compact"/>
+              <w:jc w:val="left"/>
+            </w:pPr>
+            <w:r>
+              <w:rPr>
+                <w:rStyle w:val="VerbatimChar"/>
+                <w:lang w:val="uk"/>
+              </w:rPr>
+              <w:t xml:space="preserve">sync/syncEngine.ts</w:t>
+            </w:r>
+          </w:p>
+        </w:tc>
+      </w:tr>
+      <w:tr>
+        <w:tc>
+          <w:tcPr/>
+          <w:p>
+            <w:pPr>
+              <w:pStyle w:val="Compact"/>
+              <w:jc w:val="left"/>
+            </w:pPr>
+            <w:r>
+              <w:rPr>
+                <w:rStyle w:val="VerbatimChar"/>
+                <w:lang w:val="uk"/>
+              </w:rPr>
               <w:t xml:space="preserve">SyncReportView</w:t>
             </w:r>
           </w:p>
@@ -2471,6 +2578,21 @@
             </w:pPr>
             <w:r>
               <w:rPr>
+                <w:lang w:val="uk"/>
+              </w:rPr>
+              <w:t xml:space="preserve">показ звіту</w:t>
+            </w:r>
+          </w:p>
+        </w:tc>
+        <w:tc>
+          <w:tcPr/>
+          <w:p>
+            <w:pPr>
+              <w:pStyle w:val="Compact"/>
+              <w:jc w:val="left"/>
+            </w:pPr>
+            <w:r>
+              <w:rPr>
                 <w:rStyle w:val="VerbatimChar"/>
                 <w:lang w:val="uk"/>
               </w:rPr>
@@ -2490,7 +2612,7 @@
                 <w:rStyle w:val="VerbatimChar"/>
                 <w:lang w:val="uk"/>
               </w:rPr>
-              <w:t xml:space="preserve">SyncPanel.tsx</w:t>
+              <w:t xml:space="preserve">SyncReportView.tsx</w:t>
             </w:r>
           </w:p>
         </w:tc>
@@ -2959,7 +3081,7 @@
         <w:rPr>
           <w:lang w:val="uk"/>
         </w:rPr>
-        <w:t xml:space="preserve">) — сторінка React з екранами</w:t>
+        <w:t xml:space="preserve">) — сторінка React з екранами</w:t>
       </w:r>
       <w:r>
         <w:rPr>
@@ -3167,7 +3289,7 @@
         <w:rPr>
           <w:lang w:val="uk"/>
         </w:rPr>
-        <w:t xml:space="preserve">метод — це</w:t>
+        <w:t xml:space="preserve">метод — це</w:t>
       </w:r>
       <w:r>
         <w:rPr>
@@ -3315,13 +3437,7 @@
         <w:rPr>
           <w:lang w:val="uk"/>
         </w:rPr>
-        <w:t xml:space="preserve"> </w:t>
-      </w:r>
-      <w:r>
-        <w:rPr>
-          <w:lang w:val="uk"/>
-        </w:rPr>
-        <w:t xml:space="preserve">— функція планувальника в</w:t>
+        <w:t xml:space="preserve"> — функція планувальника в</w:t>
       </w:r>
       <w:r>
         <w:rPr>
@@ -3781,7 +3897,7 @@
     </w:p>
     <w:bookmarkEnd w:id="13"/>
     <w:bookmarkEnd w:id="14"/>
-    <w:bookmarkStart w:id="23" w:name="сервер"/>
+    <w:bookmarkStart w:id="24" w:name="сервер"/>
     <w:p>
       <w:pPr>
         <w:pStyle w:val="Heading1"/>
@@ -3833,7 +3949,7 @@
         <w:rPr>
           <w:lang w:val="uk"/>
         </w:rPr>
-        <w:t xml:space="preserve">Сервер — застосунок NestJS 11 з префіксом</w:t>
+        <w:t xml:space="preserve">Сервер — застосунок NestJS 11 з префіксом</w:t>
       </w:r>
       <w:r>
         <w:rPr>
@@ -4812,7 +4928,7 @@
               <w:rPr>
                 <w:lang w:val="uk"/>
               </w:rPr>
-              <w:t xml:space="preserve">; 201 — новий файл, 200 — нова версія</w:t>
+              <w:t xml:space="preserve">; 201 — новий файл, 200 — нова версія</w:t>
             </w:r>
           </w:p>
         </w:tc>
@@ -5080,31 +5196,31 @@
         <w:rPr>
           <w:lang w:val="uk"/>
         </w:rPr>
-        <w:t xml:space="preserve">Коди помилок: 400 — некоректне тіло або назва файлу, 401 — немає чи прострочений</w:t>
-      </w:r>
-      <w:r>
-        <w:rPr>
-          <w:lang w:val="uk"/>
-        </w:rPr>
-        <w:t xml:space="preserve"> </w:t>
-      </w:r>
-      <w:r>
-        <w:rPr>
-          <w:lang w:val="uk"/>
-        </w:rPr>
-        <w:t xml:space="preserve">токен, 404 — файлу немає в просторі користувача, 409 — адресу пошти вже зареєстровано,</w:t>
-      </w:r>
-      <w:r>
-        <w:rPr>
-          <w:lang w:val="uk"/>
-        </w:rPr>
-        <w:t xml:space="preserve"> </w:t>
-      </w:r>
-      <w:r>
-        <w:rPr>
-          <w:lang w:val="uk"/>
-        </w:rPr>
-        <w:t xml:space="preserve">413 — файл більший за 50 МБ. Файл чужого простору і некоректний</w:t>
+        <w:t xml:space="preserve">Коди помилок: 400 — некоректне тіло або назва файлу, 401 — немає чи прострочений</w:t>
+      </w:r>
+      <w:r>
+        <w:rPr>
+          <w:lang w:val="uk"/>
+        </w:rPr>
+        <w:t xml:space="preserve"> </w:t>
+      </w:r>
+      <w:r>
+        <w:rPr>
+          <w:lang w:val="uk"/>
+        </w:rPr>
+        <w:t xml:space="preserve">токен, 404 — файлу немає в просторі користувача (так само для чужого файлу і</w:t>
+      </w:r>
+      <w:r>
+        <w:rPr>
+          <w:lang w:val="uk"/>
+        </w:rPr>
+        <w:t xml:space="preserve"> </w:t>
+      </w:r>
+      <w:r>
+        <w:rPr>
+          <w:lang w:val="uk"/>
+        </w:rPr>
+        <w:t xml:space="preserve">некоректного</w:t>
       </w:r>
       <w:r>
         <w:rPr>
@@ -5123,29 +5239,11 @@
         <w:rPr>
           <w:lang w:val="uk"/>
         </w:rPr>
-        <w:t xml:space="preserve"> </w:t>
-      </w:r>
-      <w:r>
-        <w:rPr>
-          <w:lang w:val="uk"/>
-        </w:rPr>
-        <w:t xml:space="preserve">дають ту саму</w:t>
-      </w:r>
-      <w:r>
-        <w:rPr>
-          <w:lang w:val="uk"/>
-        </w:rPr>
-        <w:t xml:space="preserve"> </w:t>
-      </w:r>
-      <w:r>
-        <w:rPr>
-          <w:lang w:val="uk"/>
-        </w:rPr>
-        <w:t xml:space="preserve">відповідь 404, що й неіснуючий файл.</w:t>
+        <w:t xml:space="preserve">), 409 — адресу пошти вже зареєстровано, 413 — файл понад 50 МБ.</w:t>
       </w:r>
     </w:p>
     <w:bookmarkEnd w:id="16"/>
-    <w:bookmarkStart w:id="20" w:name="документація-api"/>
+    <w:bookmarkStart w:id="17" w:name="нова-версія-файлу-uc10"/>
     <w:p>
       <w:pPr>
         <w:pStyle w:val="Heading2"/>
@@ -5164,7 +5262,7 @@
         <w:rPr>
           <w:lang w:val="uk"/>
         </w:rPr>
-        <w:t xml:space="preserve">Документація API</w:t>
+        <w:t xml:space="preserve">Нова версія файлу (UC10)</w:t>
       </w:r>
     </w:p>
     <w:p>
@@ -5175,6 +5273,503 @@
         <w:rPr>
           <w:lang w:val="uk"/>
         </w:rPr>
+        <w:t xml:space="preserve">Вивантаження файлу з назвою, яка вже є в просторі, створює нову версію.</w:t>
+      </w:r>
+      <w:r>
+        <w:rPr>
+          <w:lang w:val="uk"/>
+        </w:rPr>
+        <w:t xml:space="preserve"> </w:t>
+      </w:r>
+      <w:r>
+        <w:rPr>
+          <w:rStyle w:val="VerbatimChar"/>
+          <w:lang w:val="uk"/>
+        </w:rPr>
+        <w:t xml:space="preserve">FilesService.upsert</w:t>
+      </w:r>
+      <w:r>
+        <w:rPr>
+          <w:lang w:val="uk"/>
+        </w:rPr>
+        <w:t xml:space="preserve"> </w:t>
+      </w:r>
+      <w:r>
+        <w:rPr>
+          <w:lang w:val="uk"/>
+        </w:rPr>
+        <w:t xml:space="preserve">шукає запис за унікальною парою «простір, назва». Лишаються</w:t>
+      </w:r>
+      <w:r>
+        <w:rPr>
+          <w:lang w:val="uk"/>
+        </w:rPr>
+        <w:t xml:space="preserve"> </w:t>
+      </w:r>
+      <w:r>
+        <w:rPr>
+          <w:lang w:val="uk"/>
+        </w:rPr>
+        <w:t xml:space="preserve">той самий</w:t>
+      </w:r>
+      <w:r>
+        <w:rPr>
+          <w:lang w:val="uk"/>
+        </w:rPr>
+        <w:t xml:space="preserve"> </w:t>
+      </w:r>
+      <w:r>
+        <w:rPr>
+          <w:rStyle w:val="VerbatimChar"/>
+          <w:lang w:val="uk"/>
+        </w:rPr>
+        <w:t xml:space="preserve">FileEntry</w:t>
+      </w:r>
+      <w:r>
+        <w:rPr>
+          <w:lang w:val="uk"/>
+        </w:rPr>
+        <w:t xml:space="preserve"> </w:t>
+      </w:r>
+      <w:r>
+        <w:rPr>
+          <w:lang w:val="uk"/>
+        </w:rPr>
+        <w:t xml:space="preserve">з його</w:t>
+      </w:r>
+      <w:r>
+        <w:rPr>
+          <w:lang w:val="uk"/>
+        </w:rPr>
+        <w:t xml:space="preserve"> </w:t>
+      </w:r>
+      <w:r>
+        <w:rPr>
+          <w:rStyle w:val="VerbatimChar"/>
+          <w:lang w:val="uk"/>
+        </w:rPr>
+        <w:t xml:space="preserve">id</w:t>
+      </w:r>
+      <w:r>
+        <w:rPr>
+          <w:lang w:val="uk"/>
+        </w:rPr>
+        <w:t xml:space="preserve">, датою створення, автором і ключем у сховищі, а</w:t>
+      </w:r>
+      <w:r>
+        <w:rPr>
+          <w:lang w:val="uk"/>
+        </w:rPr>
+        <w:t xml:space="preserve"> </w:t>
+      </w:r>
+      <w:r>
+        <w:rPr>
+          <w:lang w:val="uk"/>
+        </w:rPr>
+        <w:t xml:space="preserve">змінюються байти,</w:t>
+      </w:r>
+      <w:r>
+        <w:rPr>
+          <w:lang w:val="uk"/>
+        </w:rPr>
+        <w:t xml:space="preserve"> </w:t>
+      </w:r>
+      <w:r>
+        <w:rPr>
+          <w:rStyle w:val="VerbatimChar"/>
+          <w:lang w:val="uk"/>
+        </w:rPr>
+        <w:t xml:space="preserve">size</w:t>
+      </w:r>
+      <w:r>
+        <w:rPr>
+          <w:lang w:val="uk"/>
+        </w:rPr>
+        <w:t xml:space="preserve">,</w:t>
+      </w:r>
+      <w:r>
+        <w:rPr>
+          <w:lang w:val="uk"/>
+        </w:rPr>
+        <w:t xml:space="preserve"> </w:t>
+      </w:r>
+      <w:r>
+        <w:rPr>
+          <w:rStyle w:val="VerbatimChar"/>
+          <w:lang w:val="uk"/>
+        </w:rPr>
+        <w:t xml:space="preserve">checksum</w:t>
+      </w:r>
+      <w:r>
+        <w:rPr>
+          <w:lang w:val="uk"/>
+        </w:rPr>
+        <w:t xml:space="preserve"> </w:t>
+      </w:r>
+      <w:r>
+        <w:rPr>
+          <w:lang w:val="uk"/>
+        </w:rPr>
+        <w:t xml:space="preserve">(SHA-256, рахує сервер),</w:t>
+      </w:r>
+      <w:r>
+        <w:rPr>
+          <w:lang w:val="uk"/>
+        </w:rPr>
+        <w:t xml:space="preserve"> </w:t>
+      </w:r>
+      <w:r>
+        <w:rPr>
+          <w:rStyle w:val="VerbatimChar"/>
+          <w:lang w:val="uk"/>
+        </w:rPr>
+        <w:t xml:space="preserve">modifiedAt</w:t>
+      </w:r>
+      <w:r>
+        <w:rPr>
+          <w:lang w:val="uk"/>
+        </w:rPr>
+        <w:t xml:space="preserve"> </w:t>
+      </w:r>
+      <w:r>
+        <w:rPr>
+          <w:lang w:val="uk"/>
+        </w:rPr>
+        <w:t xml:space="preserve">(поточний час) і</w:t>
+      </w:r>
+      <w:r>
+        <w:rPr>
+          <w:lang w:val="uk"/>
+        </w:rPr>
+        <w:t xml:space="preserve"> </w:t>
+      </w:r>
+      <w:r>
+        <w:rPr>
+          <w:rStyle w:val="VerbatimChar"/>
+          <w:lang w:val="uk"/>
+        </w:rPr>
+        <w:t xml:space="preserve">editedBy</w:t>
+      </w:r>
+      <w:r>
+        <w:rPr>
+          <w:lang w:val="uk"/>
+        </w:rPr>
+        <w:t xml:space="preserve"> — поточний користувач, тобто власник простору;</w:t>
+      </w:r>
+      <w:r>
+        <w:rPr>
+          <w:lang w:val="uk"/>
+        </w:rPr>
+        <w:t xml:space="preserve"> </w:t>
+      </w:r>
+      <w:r>
+        <w:rPr>
+          <w:lang w:val="uk"/>
+        </w:rPr>
+        <w:t xml:space="preserve">відповідь має код 200 замість 201. Назва зберігається точно такою, якою її</w:t>
+      </w:r>
+      <w:r>
+        <w:rPr>
+          <w:lang w:val="uk"/>
+        </w:rPr>
+        <w:t xml:space="preserve"> </w:t>
+      </w:r>
+      <w:r>
+        <w:rPr>
+          <w:lang w:val="uk"/>
+        </w:rPr>
+        <w:t xml:space="preserve">надіслав клієнт, без обрізання пробілів і нормалізації.</w:t>
+      </w:r>
+    </w:p>
+    <w:bookmarkEnd w:id="17"/>
+    <w:bookmarkStart w:id="18" w:name="зберігання"/>
+    <w:p>
+      <w:pPr>
+        <w:pStyle w:val="Heading2"/>
+      </w:pPr>
+      <w:r>
+        <w:rPr>
+          <w:rStyle w:val="SectionNumber"/>
+          <w:lang w:val="uk"/>
+        </w:rPr>
+        <w:t xml:space="preserve">3.4</w:t>
+      </w:r>
+      <w:r>
+        <w:tab/>
+      </w:r>
+      <w:r>
+        <w:rPr>
+          <w:lang w:val="uk"/>
+        </w:rPr>
+        <w:t xml:space="preserve">Зберігання</w:t>
+      </w:r>
+    </w:p>
+    <w:p>
+      <w:pPr>
+        <w:pStyle w:val="FirstParagraph"/>
+      </w:pPr>
+      <w:r>
+        <w:rPr>
+          <w:lang w:val="uk"/>
+        </w:rPr>
+        <w:t xml:space="preserve">Метадані лежать у PostgreSQL 16 (моделі Prisma</w:t>
+      </w:r>
+      <w:r>
+        <w:rPr>
+          <w:lang w:val="uk"/>
+        </w:rPr>
+        <w:t xml:space="preserve"> </w:t>
+      </w:r>
+      <w:r>
+        <w:rPr>
+          <w:rStyle w:val="VerbatimChar"/>
+          <w:lang w:val="uk"/>
+        </w:rPr>
+        <w:t xml:space="preserve">User</w:t>
+      </w:r>
+      <w:r>
+        <w:rPr>
+          <w:lang w:val="uk"/>
+        </w:rPr>
+        <w:t xml:space="preserve">,</w:t>
+      </w:r>
+      <w:r>
+        <w:rPr>
+          <w:lang w:val="uk"/>
+        </w:rPr>
+        <w:t xml:space="preserve"> </w:t>
+      </w:r>
+      <w:r>
+        <w:rPr>
+          <w:rStyle w:val="VerbatimChar"/>
+          <w:lang w:val="uk"/>
+        </w:rPr>
+        <w:t xml:space="preserve">Workspace</w:t>
+      </w:r>
+      <w:r>
+        <w:rPr>
+          <w:lang w:val="uk"/>
+        </w:rPr>
+        <w:t xml:space="preserve">,</w:t>
+      </w:r>
+      <w:r>
+        <w:rPr>
+          <w:lang w:val="uk"/>
+        </w:rPr>
+        <w:t xml:space="preserve"> </w:t>
+      </w:r>
+      <w:r>
+        <w:rPr>
+          <w:rStyle w:val="VerbatimChar"/>
+          <w:lang w:val="uk"/>
+        </w:rPr>
+        <w:t xml:space="preserve">FileEntry</w:t>
+      </w:r>
+      <w:r>
+        <w:rPr>
+          <w:lang w:val="uk"/>
+        </w:rPr>
+        <w:t xml:space="preserve">),</w:t>
+      </w:r>
+      <w:r>
+        <w:rPr>
+          <w:lang w:val="uk"/>
+        </w:rPr>
+        <w:t xml:space="preserve"> </w:t>
+      </w:r>
+      <w:r>
+        <w:rPr>
+          <w:lang w:val="uk"/>
+        </w:rPr>
+        <w:t xml:space="preserve">а байти — в S3-сумісному сховищі: локально це MinIO в Docker Compose, після</w:t>
+      </w:r>
+      <w:r>
+        <w:rPr>
+          <w:lang w:val="uk"/>
+        </w:rPr>
+        <w:t xml:space="preserve"> </w:t>
+      </w:r>
+      <w:r>
+        <w:rPr>
+          <w:lang w:val="uk"/>
+        </w:rPr>
+        <w:t xml:space="preserve">публікації — хмарне сховище з тим самим S3 API. Ключ об’єкта має вигляд</w:t>
+      </w:r>
+      <w:r>
+        <w:rPr>
+          <w:lang w:val="uk"/>
+        </w:rPr>
+        <w:t xml:space="preserve"> </w:t>
+      </w:r>
+      <w:r>
+        <w:rPr>
+          <w:rStyle w:val="VerbatimChar"/>
+          <w:lang w:val="uk"/>
+        </w:rPr>
+        <w:t xml:space="preserve">workspaces/{workspaceId}/{id}</w:t>
+      </w:r>
+      <w:r>
+        <w:rPr>
+          <w:lang w:val="uk"/>
+        </w:rPr>
+        <w:t xml:space="preserve"> </w:t>
+      </w:r>
+      <w:r>
+        <w:rPr>
+          <w:lang w:val="uk"/>
+        </w:rPr>
+        <w:t xml:space="preserve">у бакеті</w:t>
+      </w:r>
+      <w:r>
+        <w:rPr>
+          <w:lang w:val="uk"/>
+        </w:rPr>
+        <w:t xml:space="preserve"> </w:t>
+      </w:r>
+      <w:r>
+        <w:rPr>
+          <w:rStyle w:val="VerbatimChar"/>
+          <w:lang w:val="uk"/>
+        </w:rPr>
+        <w:t xml:space="preserve">shelf</w:t>
+      </w:r>
+      <w:r>
+        <w:rPr>
+          <w:lang w:val="uk"/>
+        </w:rPr>
+        <w:t xml:space="preserve">, який</w:t>
+      </w:r>
+      <w:r>
+        <w:rPr>
+          <w:lang w:val="uk"/>
+        </w:rPr>
+        <w:t xml:space="preserve"> </w:t>
+      </w:r>
+      <w:r>
+        <w:rPr>
+          <w:rStyle w:val="VerbatimChar"/>
+          <w:lang w:val="uk"/>
+        </w:rPr>
+        <w:t xml:space="preserve">StorageService</w:t>
+      </w:r>
+      <w:r>
+        <w:rPr>
+          <w:lang w:val="uk"/>
+        </w:rPr>
+        <w:t xml:space="preserve"> </w:t>
+      </w:r>
+      <w:r>
+        <w:rPr>
+          <w:lang w:val="uk"/>
+        </w:rPr>
+        <w:t xml:space="preserve">за потреби</w:t>
+      </w:r>
+      <w:r>
+        <w:rPr>
+          <w:lang w:val="uk"/>
+        </w:rPr>
+        <w:t xml:space="preserve"> </w:t>
+      </w:r>
+      <w:r>
+        <w:rPr>
+          <w:lang w:val="uk"/>
+        </w:rPr>
+        <w:t xml:space="preserve">створює під час запуску. Вміст віддається потоком,</w:t>
+      </w:r>
+      <w:r>
+        <w:rPr>
+          <w:lang w:val="uk"/>
+        </w:rPr>
+        <w:t xml:space="preserve"> </w:t>
+      </w:r>
+      <w:r>
+        <w:rPr>
+          <w:rStyle w:val="VerbatimChar"/>
+          <w:lang w:val="uk"/>
+        </w:rPr>
+        <w:t xml:space="preserve">Content-Type</w:t>
+      </w:r>
+      <w:r>
+        <w:rPr>
+          <w:lang w:val="uk"/>
+        </w:rPr>
+        <w:t xml:space="preserve"> </w:t>
+      </w:r>
+      <w:r>
+        <w:rPr>
+          <w:lang w:val="uk"/>
+        </w:rPr>
+        <w:t xml:space="preserve">визначається за</w:t>
+      </w:r>
+      <w:r>
+        <w:rPr>
+          <w:lang w:val="uk"/>
+        </w:rPr>
+        <w:t xml:space="preserve"> </w:t>
+      </w:r>
+      <w:r>
+        <w:rPr>
+          <w:lang w:val="uk"/>
+        </w:rPr>
+        <w:t xml:space="preserve">розширенням, а</w:t>
+      </w:r>
+      <w:r>
+        <w:rPr>
+          <w:lang w:val="uk"/>
+        </w:rPr>
+        <w:t xml:space="preserve"> </w:t>
+      </w:r>
+      <w:r>
+        <w:rPr>
+          <w:rStyle w:val="VerbatimChar"/>
+          <w:lang w:val="uk"/>
+        </w:rPr>
+        <w:t xml:space="preserve">Content-Disposition</w:t>
+      </w:r>
+      <w:r>
+        <w:rPr>
+          <w:lang w:val="uk"/>
+        </w:rPr>
+        <w:t xml:space="preserve"> </w:t>
+      </w:r>
+      <w:r>
+        <w:rPr>
+          <w:lang w:val="uk"/>
+        </w:rPr>
+        <w:t xml:space="preserve">зберігає кириличну назву файлу.</w:t>
+      </w:r>
+    </w:p>
+    <w:bookmarkEnd w:id="18"/>
+    <w:bookmarkStart w:id="23" w:name="документація-api"/>
+    <w:p>
+      <w:pPr>
+        <w:pStyle w:val="Heading2"/>
+      </w:pPr>
+      <w:r>
+        <w:rPr>
+          <w:rStyle w:val="SectionNumber"/>
+          <w:lang w:val="uk"/>
+        </w:rPr>
+        <w:t xml:space="preserve">3.5</w:t>
+      </w:r>
+      <w:r>
+        <w:tab/>
+      </w:r>
+      <w:r>
+        <w:rPr>
+          <w:lang w:val="uk"/>
+        </w:rPr>
+        <w:t xml:space="preserve">Документація API</w:t>
+      </w:r>
+    </w:p>
+    <w:p>
+      <w:pPr>
+        <w:pStyle w:val="FirstParagraph"/>
+      </w:pPr>
+      <w:r>
+        <w:rPr>
+          <w:lang w:val="uk"/>
+        </w:rPr>
         <w:t xml:space="preserve">За адресою</w:t>
       </w:r>
       <w:r>
@@ -5212,7 +5807,44 @@
         <w:rPr>
           <w:lang w:val="uk"/>
         </w:rPr>
-        <w:t xml:space="preserve">(на публічному сервері сторінку можна вимкнути змінною середовища). На рис. 1 видно</w:t>
+        <w:t xml:space="preserve">(змінна</w:t>
+      </w:r>
+      <w:r>
+        <w:rPr>
+          <w:lang w:val="uk"/>
+        </w:rPr>
+        <w:t xml:space="preserve"> </w:t>
+      </w:r>
+      <w:r>
+        <w:rPr>
+          <w:rStyle w:val="VerbatimChar"/>
+          <w:lang w:val="uk"/>
+        </w:rPr>
+        <w:t xml:space="preserve">SWAGGER_ENABLED=false</w:t>
+      </w:r>
+      <w:r>
+        <w:rPr>
+          <w:lang w:val="uk"/>
+        </w:rPr>
+        <w:t xml:space="preserve"> </w:t>
+      </w:r>
+      <w:r>
+        <w:rPr>
+          <w:lang w:val="uk"/>
+        </w:rPr>
+        <w:t xml:space="preserve">вимикає цю сторінку, наприклад на публічному</w:t>
+      </w:r>
+      <w:r>
+        <w:rPr>
+          <w:lang w:val="uk"/>
+        </w:rPr>
+        <w:t xml:space="preserve"> </w:t>
+      </w:r>
+      <w:r>
+        <w:rPr>
+          <w:lang w:val="uk"/>
+        </w:rPr>
+        <w:t xml:space="preserve">сервері). На рис. 1 видно</w:t>
       </w:r>
       <w:r>
         <w:rPr>
@@ -5396,20 +6028,20 @@
       <w:r>
         <w:drawing>
           <wp:inline>
-            <wp:extent cx="3959999" cy="3761999"/>
+            <wp:extent cx="5039999" cy="4787999"/>
             <wp:effectExtent b="0" l="0" r="0" t="0"/>
-            <wp:docPr descr="Swagger UI сервера зі списком маршрутів REST API" title="" id="18" name="Picture"/>
+            <wp:docPr descr="Swagger UI сервера зі списком маршрутів REST API" title="" id="20" name="Picture"/>
             <a:graphic>
               <a:graphicData uri="http://schemas.openxmlformats.org/drawingml/2006/picture">
                 <pic:pic>
                   <pic:nvPicPr>
-                    <pic:cNvPr descr="img/stage2/17-swagger.png" id="19" name="Picture"/>
+                    <pic:cNvPr descr="img/stage2/17-swagger.png" id="21" name="Picture"/>
                     <pic:cNvPicPr>
                       <a:picLocks noChangeArrowheads="1" noChangeAspect="1"/>
                     </pic:cNvPicPr>
                   </pic:nvPicPr>
                   <pic:blipFill>
-                    <a:blip r:embed="rId17"/>
+                    <a:blip r:embed="rId19"/>
                     <a:stretch>
                       <a:fillRect/>
                     </a:stretch>
@@ -5417,7 +6049,7 @@
                   <pic:spPr bwMode="auto">
                     <a:xfrm>
                       <a:off x="0" y="0"/>
-                      <a:ext cx="3959999" cy="3761999"/>
+                      <a:ext cx="5039999" cy="4787999"/>
                     </a:xfrm>
                     <a:prstGeom prst="rect">
                       <a:avLst/>
@@ -5440,25 +6072,39 @@
       <w:pPr>
         <w:pStyle w:val="ImageCaption"/>
       </w:pPr>
-      <w:r>
-        <w:rPr>
-          <w:lang w:val="uk"/>
-        </w:rPr>
-        <w:t xml:space="preserve">Swagger UI сервера зі списком маршрутів REST API</w:t>
+      <w:bookmarkStart w:id="22" w:name="ref_fig1"/>
+      <w:r>
+        <w:rPr>
+          <w:lang w:val="uk"/>
+        </w:rPr>
+        <w:t xml:space="preserve">Рис. </w:t>
+      </w:r>
+      <w:fldSimple w:instr="SEQ Figure \* ARABIC ">
+        <w:r>
+          <w:t>1</w:t>
+        </w:r>
+      </w:fldSimple>
+      <w:bookmarkEnd w:id="22"/>
+      <w:r>
+        <w:rPr>
+          <w:lang w:val="uk"/>
+        </w:rPr>
+        <w:t xml:space="preserve">: Swagger UI сервера зі списком маршрутів REST API</w:t>
       </w:r>
     </w:p>
-    <w:bookmarkEnd w:id="20"/>
-    <w:bookmarkStart w:id="21" w:name="нова-версія-файлу-uc10"/>
+    <w:bookmarkEnd w:id="23"/>
+    <w:bookmarkEnd w:id="24"/>
+    <w:bookmarkStart w:id="101" w:name="десктоп-клієнт"/>
     <w:p>
       <w:pPr>
-        <w:pStyle w:val="Heading2"/>
+        <w:pStyle w:val="Heading1"/>
       </w:pPr>
       <w:r>
         <w:rPr>
           <w:rStyle w:val="SectionNumber"/>
           <w:lang w:val="uk"/>
         </w:rPr>
-        <w:t xml:space="preserve">3.4</w:t>
+        <w:t xml:space="preserve">4</w:t>
       </w:r>
       <w:r>
         <w:tab/>
@@ -5467,7 +6113,7 @@
         <w:rPr>
           <w:lang w:val="uk"/>
         </w:rPr>
-        <w:t xml:space="preserve">Нова версія файлу (UC10)</w:t>
+        <w:t xml:space="preserve">Десктоп-клієнт</w:t>
       </w:r>
     </w:p>
     <w:p>
@@ -5478,222 +6124,34 @@
         <w:rPr>
           <w:lang w:val="uk"/>
         </w:rPr>
-        <w:t xml:space="preserve">Вивантаження файлу з назвою, яка вже є в просторі, створює нову версію.</w:t>
-      </w:r>
-      <w:r>
-        <w:rPr>
-          <w:lang w:val="uk"/>
-        </w:rPr>
-        <w:t xml:space="preserve"> </w:t>
-      </w:r>
-      <w:r>
-        <w:rPr>
-          <w:rStyle w:val="VerbatimChar"/>
-          <w:lang w:val="uk"/>
-        </w:rPr>
-        <w:t xml:space="preserve">FilesService.upsert</w:t>
-      </w:r>
-      <w:r>
-        <w:rPr>
-          <w:lang w:val="uk"/>
-        </w:rPr>
-        <w:t xml:space="preserve"> </w:t>
-      </w:r>
-      <w:r>
-        <w:rPr>
-          <w:lang w:val="uk"/>
-        </w:rPr>
-        <w:t xml:space="preserve">шукає запис за унікальною парою «простір, назва». Лишаються</w:t>
-      </w:r>
-      <w:r>
-        <w:rPr>
-          <w:lang w:val="uk"/>
-        </w:rPr>
-        <w:t xml:space="preserve"> </w:t>
-      </w:r>
-      <w:r>
-        <w:rPr>
-          <w:lang w:val="uk"/>
-        </w:rPr>
-        <w:t xml:space="preserve">той самий</w:t>
-      </w:r>
-      <w:r>
-        <w:rPr>
-          <w:lang w:val="uk"/>
-        </w:rPr>
-        <w:t xml:space="preserve"> </w:t>
-      </w:r>
-      <w:r>
-        <w:rPr>
-          <w:rStyle w:val="VerbatimChar"/>
-          <w:lang w:val="uk"/>
-        </w:rPr>
-        <w:t xml:space="preserve">FileEntry</w:t>
-      </w:r>
-      <w:r>
-        <w:rPr>
-          <w:lang w:val="uk"/>
-        </w:rPr>
-        <w:t xml:space="preserve"> </w:t>
-      </w:r>
-      <w:r>
-        <w:rPr>
-          <w:lang w:val="uk"/>
-        </w:rPr>
-        <w:t xml:space="preserve">з його</w:t>
-      </w:r>
-      <w:r>
-        <w:rPr>
-          <w:lang w:val="uk"/>
-        </w:rPr>
-        <w:t xml:space="preserve"> </w:t>
-      </w:r>
-      <w:r>
-        <w:rPr>
-          <w:rStyle w:val="VerbatimChar"/>
-          <w:lang w:val="uk"/>
-        </w:rPr>
-        <w:t xml:space="preserve">id</w:t>
-      </w:r>
-      <w:r>
-        <w:rPr>
-          <w:lang w:val="uk"/>
-        </w:rPr>
-        <w:t xml:space="preserve">, датою створення, автором і ключем у сховищі, а</w:t>
-      </w:r>
-      <w:r>
-        <w:rPr>
-          <w:lang w:val="uk"/>
-        </w:rPr>
-        <w:t xml:space="preserve"> </w:t>
-      </w:r>
-      <w:r>
-        <w:rPr>
-          <w:lang w:val="uk"/>
-        </w:rPr>
-        <w:t xml:space="preserve">змінюються байти,</w:t>
-      </w:r>
-      <w:r>
-        <w:rPr>
-          <w:lang w:val="uk"/>
-        </w:rPr>
-        <w:t xml:space="preserve"> </w:t>
-      </w:r>
-      <w:r>
-        <w:rPr>
-          <w:rStyle w:val="VerbatimChar"/>
-          <w:lang w:val="uk"/>
-        </w:rPr>
-        <w:t xml:space="preserve">size</w:t>
-      </w:r>
-      <w:r>
-        <w:rPr>
-          <w:lang w:val="uk"/>
-        </w:rPr>
-        <w:t xml:space="preserve">,</w:t>
-      </w:r>
-      <w:r>
-        <w:rPr>
-          <w:lang w:val="uk"/>
-        </w:rPr>
-        <w:t xml:space="preserve"> </w:t>
-      </w:r>
-      <w:r>
-        <w:rPr>
-          <w:rStyle w:val="VerbatimChar"/>
-          <w:lang w:val="uk"/>
-        </w:rPr>
-        <w:t xml:space="preserve">checksum</w:t>
-      </w:r>
-      <w:r>
-        <w:rPr>
-          <w:lang w:val="uk"/>
-        </w:rPr>
-        <w:t xml:space="preserve"> </w:t>
-      </w:r>
-      <w:r>
-        <w:rPr>
-          <w:lang w:val="uk"/>
-        </w:rPr>
-        <w:t xml:space="preserve">(SHA-256, рахує сервер),</w:t>
-      </w:r>
-      <w:r>
-        <w:rPr>
-          <w:lang w:val="uk"/>
-        </w:rPr>
-        <w:t xml:space="preserve"> </w:t>
-      </w:r>
-      <w:r>
-        <w:rPr>
-          <w:rStyle w:val="VerbatimChar"/>
-          <w:lang w:val="uk"/>
-        </w:rPr>
-        <w:t xml:space="preserve">modifiedAt</w:t>
-      </w:r>
-      <w:r>
-        <w:rPr>
-          <w:lang w:val="uk"/>
-        </w:rPr>
-        <w:t xml:space="preserve"> </w:t>
-      </w:r>
-      <w:r>
-        <w:rPr>
-          <w:lang w:val="uk"/>
-        </w:rPr>
-        <w:t xml:space="preserve">(поточний час) і</w:t>
-      </w:r>
-      <w:r>
-        <w:rPr>
-          <w:lang w:val="uk"/>
-        </w:rPr>
-        <w:t xml:space="preserve"> </w:t>
-      </w:r>
-      <w:r>
-        <w:rPr>
-          <w:rStyle w:val="VerbatimChar"/>
-          <w:lang w:val="uk"/>
-        </w:rPr>
-        <w:t xml:space="preserve">editedBy</w:t>
-      </w:r>
-      <w:r>
-        <w:rPr>
-          <w:lang w:val="uk"/>
-        </w:rPr>
-        <w:t xml:space="preserve"> </w:t>
-      </w:r>
-      <w:r>
-        <w:rPr>
-          <w:lang w:val="uk"/>
-        </w:rPr>
-        <w:t xml:space="preserve">— поточний користувач, тобто власник простору;</w:t>
-      </w:r>
-      <w:r>
-        <w:rPr>
-          <w:lang w:val="uk"/>
-        </w:rPr>
-        <w:t xml:space="preserve"> </w:t>
-      </w:r>
-      <w:r>
-        <w:rPr>
-          <w:lang w:val="uk"/>
-        </w:rPr>
-        <w:t xml:space="preserve">відповідь має код 200 замість 201. Назва зберігається точно такою, якою її</w:t>
-      </w:r>
-      <w:r>
-        <w:rPr>
-          <w:lang w:val="uk"/>
-        </w:rPr>
-        <w:t xml:space="preserve"> </w:t>
-      </w:r>
-      <w:r>
-        <w:rPr>
-          <w:lang w:val="uk"/>
-        </w:rPr>
-        <w:t xml:space="preserve">надіслав клієнт, без обрізання пробілів і нормалізації.</w:t>
+        <w:t xml:space="preserve">Ліворуч у вікні — темна бічна панель, праворуч — панель інструментів і таблиця;</w:t>
+      </w:r>
+      <w:r>
+        <w:rPr>
+          <w:lang w:val="uk"/>
+        </w:rPr>
+        <w:t xml:space="preserve"> </w:t>
+      </w:r>
+      <w:r>
+        <w:rPr>
+          <w:lang w:val="uk"/>
+        </w:rPr>
+        <w:t xml:space="preserve">перегляд і конфлікти відкриваються в модальних вікнах. Знімки зроблено на macOS</w:t>
+      </w:r>
+      <w:r>
+        <w:rPr>
+          <w:lang w:val="uk"/>
+        </w:rPr>
+        <w:t xml:space="preserve"> </w:t>
+      </w:r>
+      <w:r>
+        <w:rPr>
+          <w:lang w:val="uk"/>
+        </w:rPr>
+        <w:t xml:space="preserve">під обліковим записом «Артем».</w:t>
       </w:r>
     </w:p>
-    <w:bookmarkEnd w:id="21"/>
-    <w:bookmarkStart w:id="22" w:name="зберігання"/>
+    <w:bookmarkStart w:id="33" w:name="вхід-і-реєстрація"/>
     <w:p>
       <w:pPr>
         <w:pStyle w:val="Heading2"/>
@@ -5703,7 +6161,7 @@
           <w:rStyle w:val="SectionNumber"/>
           <w:lang w:val="uk"/>
         </w:rPr>
-        <w:t xml:space="preserve">3.5</w:t>
+        <w:t xml:space="preserve">4.1</w:t>
       </w:r>
       <w:r>
         <w:tab/>
@@ -5712,7 +6170,7 @@
         <w:rPr>
           <w:lang w:val="uk"/>
         </w:rPr>
-        <w:t xml:space="preserve">Зберігання</w:t>
+        <w:t xml:space="preserve">Вхід і реєстрація</w:t>
       </w:r>
     </w:p>
     <w:p>
@@ -5723,322 +6181,6 @@
         <w:rPr>
           <w:lang w:val="uk"/>
         </w:rPr>
-        <w:t xml:space="preserve">Метадані лежать у PostgreSQL 16 (моделі Prisma</w:t>
-      </w:r>
-      <w:r>
-        <w:rPr>
-          <w:lang w:val="uk"/>
-        </w:rPr>
-        <w:t xml:space="preserve"> </w:t>
-      </w:r>
-      <w:r>
-        <w:rPr>
-          <w:rStyle w:val="VerbatimChar"/>
-          <w:lang w:val="uk"/>
-        </w:rPr>
-        <w:t xml:space="preserve">User</w:t>
-      </w:r>
-      <w:r>
-        <w:rPr>
-          <w:lang w:val="uk"/>
-        </w:rPr>
-        <w:t xml:space="preserve">,</w:t>
-      </w:r>
-      <w:r>
-        <w:rPr>
-          <w:lang w:val="uk"/>
-        </w:rPr>
-        <w:t xml:space="preserve"> </w:t>
-      </w:r>
-      <w:r>
-        <w:rPr>
-          <w:rStyle w:val="VerbatimChar"/>
-          <w:lang w:val="uk"/>
-        </w:rPr>
-        <w:t xml:space="preserve">Workspace</w:t>
-      </w:r>
-      <w:r>
-        <w:rPr>
-          <w:lang w:val="uk"/>
-        </w:rPr>
-        <w:t xml:space="preserve">,</w:t>
-      </w:r>
-      <w:r>
-        <w:rPr>
-          <w:lang w:val="uk"/>
-        </w:rPr>
-        <w:t xml:space="preserve"> </w:t>
-      </w:r>
-      <w:r>
-        <w:rPr>
-          <w:rStyle w:val="VerbatimChar"/>
-          <w:lang w:val="uk"/>
-        </w:rPr>
-        <w:t xml:space="preserve">FileEntry</w:t>
-      </w:r>
-      <w:r>
-        <w:rPr>
-          <w:lang w:val="uk"/>
-        </w:rPr>
-        <w:t xml:space="preserve">),</w:t>
-      </w:r>
-      <w:r>
-        <w:rPr>
-          <w:lang w:val="uk"/>
-        </w:rPr>
-        <w:t xml:space="preserve"> </w:t>
-      </w:r>
-      <w:r>
-        <w:rPr>
-          <w:lang w:val="uk"/>
-        </w:rPr>
-        <w:t xml:space="preserve">а байти — в S3-сумісному сховищі: локально це MinIO в Docker Compose, після</w:t>
-      </w:r>
-      <w:r>
-        <w:rPr>
-          <w:lang w:val="uk"/>
-        </w:rPr>
-        <w:t xml:space="preserve"> </w:t>
-      </w:r>
-      <w:r>
-        <w:rPr>
-          <w:lang w:val="uk"/>
-        </w:rPr>
-        <w:t xml:space="preserve">публікації — хмарне сховище з тим самим S3 API. Ключ об’єкта має вигляд</w:t>
-      </w:r>
-      <w:r>
-        <w:rPr>
-          <w:lang w:val="uk"/>
-        </w:rPr>
-        <w:t xml:space="preserve"> </w:t>
-      </w:r>
-      <w:r>
-        <w:rPr>
-          <w:rStyle w:val="VerbatimChar"/>
-          <w:lang w:val="uk"/>
-        </w:rPr>
-        <w:t xml:space="preserve">workspaces/{workspaceId}/{id}</w:t>
-      </w:r>
-      <w:r>
-        <w:rPr>
-          <w:lang w:val="uk"/>
-        </w:rPr>
-        <w:t xml:space="preserve"> </w:t>
-      </w:r>
-      <w:r>
-        <w:rPr>
-          <w:lang w:val="uk"/>
-        </w:rPr>
-        <w:t xml:space="preserve">у бакеті</w:t>
-      </w:r>
-      <w:r>
-        <w:rPr>
-          <w:lang w:val="uk"/>
-        </w:rPr>
-        <w:t xml:space="preserve"> </w:t>
-      </w:r>
-      <w:r>
-        <w:rPr>
-          <w:rStyle w:val="VerbatimChar"/>
-          <w:lang w:val="uk"/>
-        </w:rPr>
-        <w:t xml:space="preserve">shelf</w:t>
-      </w:r>
-      <w:r>
-        <w:rPr>
-          <w:lang w:val="uk"/>
-        </w:rPr>
-        <w:t xml:space="preserve">, який</w:t>
-      </w:r>
-      <w:r>
-        <w:rPr>
-          <w:lang w:val="uk"/>
-        </w:rPr>
-        <w:t xml:space="preserve"> </w:t>
-      </w:r>
-      <w:r>
-        <w:rPr>
-          <w:rStyle w:val="VerbatimChar"/>
-          <w:lang w:val="uk"/>
-        </w:rPr>
-        <w:t xml:space="preserve">StorageService</w:t>
-      </w:r>
-      <w:r>
-        <w:rPr>
-          <w:lang w:val="uk"/>
-        </w:rPr>
-        <w:t xml:space="preserve"> </w:t>
-      </w:r>
-      <w:r>
-        <w:rPr>
-          <w:lang w:val="uk"/>
-        </w:rPr>
-        <w:t xml:space="preserve">за потреби</w:t>
-      </w:r>
-      <w:r>
-        <w:rPr>
-          <w:lang w:val="uk"/>
-        </w:rPr>
-        <w:t xml:space="preserve"> </w:t>
-      </w:r>
-      <w:r>
-        <w:rPr>
-          <w:lang w:val="uk"/>
-        </w:rPr>
-        <w:t xml:space="preserve">створює під час запуску. Вміст віддається потоком,</w:t>
-      </w:r>
-      <w:r>
-        <w:rPr>
-          <w:lang w:val="uk"/>
-        </w:rPr>
-        <w:t xml:space="preserve"> </w:t>
-      </w:r>
-      <w:r>
-        <w:rPr>
-          <w:rStyle w:val="VerbatimChar"/>
-          <w:lang w:val="uk"/>
-        </w:rPr>
-        <w:t xml:space="preserve">Content-Type</w:t>
-      </w:r>
-      <w:r>
-        <w:rPr>
-          <w:lang w:val="uk"/>
-        </w:rPr>
-        <w:t xml:space="preserve"> </w:t>
-      </w:r>
-      <w:r>
-        <w:rPr>
-          <w:lang w:val="uk"/>
-        </w:rPr>
-        <w:t xml:space="preserve">визначається за</w:t>
-      </w:r>
-      <w:r>
-        <w:rPr>
-          <w:lang w:val="uk"/>
-        </w:rPr>
-        <w:t xml:space="preserve"> </w:t>
-      </w:r>
-      <w:r>
-        <w:rPr>
-          <w:lang w:val="uk"/>
-        </w:rPr>
-        <w:t xml:space="preserve">розширенням, а</w:t>
-      </w:r>
-      <w:r>
-        <w:rPr>
-          <w:lang w:val="uk"/>
-        </w:rPr>
-        <w:t xml:space="preserve"> </w:t>
-      </w:r>
-      <w:r>
-        <w:rPr>
-          <w:rStyle w:val="VerbatimChar"/>
-          <w:lang w:val="uk"/>
-        </w:rPr>
-        <w:t xml:space="preserve">Content-Disposition</w:t>
-      </w:r>
-      <w:r>
-        <w:rPr>
-          <w:lang w:val="uk"/>
-        </w:rPr>
-        <w:t xml:space="preserve"> </w:t>
-      </w:r>
-      <w:r>
-        <w:rPr>
-          <w:lang w:val="uk"/>
-        </w:rPr>
-        <w:t xml:space="preserve">зберігає кириличну назву файлу.</w:t>
-      </w:r>
-    </w:p>
-    <w:bookmarkEnd w:id="22"/>
-    <w:bookmarkEnd w:id="23"/>
-    <w:bookmarkStart w:id="84" w:name="десктоп-клієнт"/>
-    <w:p>
-      <w:pPr>
-        <w:pStyle w:val="Heading1"/>
-      </w:pPr>
-      <w:r>
-        <w:rPr>
-          <w:rStyle w:val="SectionNumber"/>
-          <w:lang w:val="uk"/>
-        </w:rPr>
-        <w:t xml:space="preserve">4</w:t>
-      </w:r>
-      <w:r>
-        <w:tab/>
-      </w:r>
-      <w:r>
-        <w:rPr>
-          <w:lang w:val="uk"/>
-        </w:rPr>
-        <w:t xml:space="preserve">Десктоп-клієнт</w:t>
-      </w:r>
-    </w:p>
-    <w:p>
-      <w:pPr>
-        <w:pStyle w:val="FirstParagraph"/>
-      </w:pPr>
-      <w:r>
-        <w:rPr>
-          <w:lang w:val="uk"/>
-        </w:rPr>
-        <w:t xml:space="preserve">Ліворуч у вікні — темна бічна панель, праворуч — панель інструментів і таблиця;</w:t>
-      </w:r>
-      <w:r>
-        <w:rPr>
-          <w:lang w:val="uk"/>
-        </w:rPr>
-        <w:t xml:space="preserve"> </w:t>
-      </w:r>
-      <w:r>
-        <w:rPr>
-          <w:lang w:val="uk"/>
-        </w:rPr>
-        <w:t xml:space="preserve">перегляд і конфлікти відкриваються в модальних вікнах. Знімки зроблено на macOS</w:t>
-      </w:r>
-      <w:r>
-        <w:rPr>
-          <w:lang w:val="uk"/>
-        </w:rPr>
-        <w:t xml:space="preserve"> </w:t>
-      </w:r>
-      <w:r>
-        <w:rPr>
-          <w:lang w:val="uk"/>
-        </w:rPr>
-        <w:t xml:space="preserve">під обліковим записом «Артем».</w:t>
-      </w:r>
-    </w:p>
-    <w:bookmarkStart w:id="30" w:name="вхід-і-реєстрація"/>
-    <w:p>
-      <w:pPr>
-        <w:pStyle w:val="Heading2"/>
-      </w:pPr>
-      <w:r>
-        <w:rPr>
-          <w:rStyle w:val="SectionNumber"/>
-          <w:lang w:val="uk"/>
-        </w:rPr>
-        <w:t xml:space="preserve">4.1</w:t>
-      </w:r>
-      <w:r>
-        <w:tab/>
-      </w:r>
-      <w:r>
-        <w:rPr>
-          <w:lang w:val="uk"/>
-        </w:rPr>
-        <w:t xml:space="preserve">Вхід і реєстрація</w:t>
-      </w:r>
-    </w:p>
-    <w:p>
-      <w:pPr>
-        <w:pStyle w:val="FirstParagraph"/>
-      </w:pPr>
-      <w:r>
-        <w:rPr>
-          <w:lang w:val="uk"/>
-        </w:rPr>
         <w:t xml:space="preserve">Екран входу (рис. 2) реалізує вимогу R1 і прецедент UC2. Над полями пошти й пароля</w:t>
       </w:r>
       <w:r>
@@ -6179,18 +6321,18 @@
           <wp:inline>
             <wp:extent cx="2159999" cy="2540159"/>
             <wp:effectExtent b="0" l="0" r="0" t="0"/>
-            <wp:docPr descr="Екран входу з полем адреси сервера" title="" id="25" name="Picture"/>
+            <wp:docPr descr="Екран входу з полем адреси сервера" title="" id="26" name="Picture"/>
             <a:graphic>
               <a:graphicData uri="http://schemas.openxmlformats.org/drawingml/2006/picture">
                 <pic:pic>
                   <pic:nvPicPr>
-                    <pic:cNvPr descr="img/stage2/01-login.png" id="26" name="Picture"/>
+                    <pic:cNvPr descr="img/stage2/01-login.png" id="27" name="Picture"/>
                     <pic:cNvPicPr>
                       <a:picLocks noChangeArrowheads="1" noChangeAspect="1"/>
                     </pic:cNvPicPr>
                   </pic:nvPicPr>
                   <pic:blipFill>
-                    <a:blip r:embed="rId24"/>
+                    <a:blip r:embed="rId25"/>
                     <a:stretch>
                       <a:fillRect/>
                     </a:stretch>
@@ -6221,11 +6363,24 @@
       <w:pPr>
         <w:pStyle w:val="ImageCaption"/>
       </w:pPr>
-      <w:r>
-        <w:rPr>
-          <w:lang w:val="uk"/>
-        </w:rPr>
-        <w:t xml:space="preserve">Екран входу з полем адреси сервера</w:t>
+      <w:bookmarkStart w:id="28" w:name="ref_fig2"/>
+      <w:r>
+        <w:rPr>
+          <w:lang w:val="uk"/>
+        </w:rPr>
+        <w:t xml:space="preserve">Рис. </w:t>
+      </w:r>
+      <w:fldSimple w:instr="SEQ Figure \* ARABIC ">
+        <w:r>
+          <w:t>2</w:t>
+        </w:r>
+      </w:fldSimple>
+      <w:bookmarkEnd w:id="28"/>
+      <w:r>
+        <w:rPr>
+          <w:lang w:val="uk"/>
+        </w:rPr>
+        <w:t xml:space="preserve">: Екран входу з полем адреси сервера</w:t>
       </w:r>
     </w:p>
     <w:p>
@@ -6237,18 +6392,18 @@
           <wp:inline>
             <wp:extent cx="2159999" cy="2540159"/>
             <wp:effectExtent b="0" l="0" r="0" t="0"/>
-            <wp:docPr descr="Форма реєстрації нового користувача" title="" id="28" name="Picture"/>
+            <wp:docPr descr="Форма реєстрації нового користувача" title="" id="30" name="Picture"/>
             <a:graphic>
               <a:graphicData uri="http://schemas.openxmlformats.org/drawingml/2006/picture">
                 <pic:pic>
                   <pic:nvPicPr>
-                    <pic:cNvPr descr="img/stage2/02-register.png" id="29" name="Picture"/>
+                    <pic:cNvPr descr="img/stage2/02-register.png" id="31" name="Picture"/>
                     <pic:cNvPicPr>
                       <a:picLocks noChangeArrowheads="1" noChangeAspect="1"/>
                     </pic:cNvPicPr>
                   </pic:nvPicPr>
                   <pic:blipFill>
-                    <a:blip r:embed="rId27"/>
+                    <a:blip r:embed="rId29"/>
                     <a:stretch>
                       <a:fillRect/>
                     </a:stretch>
@@ -6279,15 +6434,28 @@
       <w:pPr>
         <w:pStyle w:val="ImageCaption"/>
       </w:pPr>
-      <w:r>
-        <w:rPr>
-          <w:lang w:val="uk"/>
-        </w:rPr>
-        <w:t xml:space="preserve">Форма реєстрації нового користувача</w:t>
+      <w:bookmarkStart w:id="32" w:name="ref_fig3"/>
+      <w:r>
+        <w:rPr>
+          <w:lang w:val="uk"/>
+        </w:rPr>
+        <w:t xml:space="preserve">Рис. </w:t>
+      </w:r>
+      <w:fldSimple w:instr="SEQ Figure \* ARABIC ">
+        <w:r>
+          <w:t>3</w:t>
+        </w:r>
+      </w:fldSimple>
+      <w:bookmarkEnd w:id="32"/>
+      <w:r>
+        <w:rPr>
+          <w:lang w:val="uk"/>
+        </w:rPr>
+        <w:t xml:space="preserve">: Форма реєстрації нового користувача</w:t>
       </w:r>
     </w:p>
-    <w:bookmarkEnd w:id="30"/>
-    <w:bookmarkStart w:id="34" w:name="простір-і-таблиця-файлів"/>
+    <w:bookmarkEnd w:id="33"/>
+    <w:bookmarkStart w:id="38" w:name="простір-і-таблиця-файлів"/>
     <w:p>
       <w:pPr>
         <w:pStyle w:val="Heading2"/>
@@ -6317,7 +6485,7 @@
         <w:rPr>
           <w:lang w:val="uk"/>
         </w:rPr>
-        <w:t xml:space="preserve">Після входу відкривається простір користувача (рис. 4) — вимога R2, прецеденти UC3</w:t>
+        <w:t xml:space="preserve">Після входу відкривається простір користувача (рис. 4) — вимога R2, прецеденти UC3</w:t>
       </w:r>
       <w:r>
         <w:rPr>
@@ -6389,7 +6557,7 @@
         <w:rPr>
           <w:lang w:val="uk"/>
         </w:rPr>
-        <w:t xml:space="preserve">завантажив» і «Хто редагував» стоїть власник — «Артем»; різні імена з’явилися б</w:t>
+        <w:t xml:space="preserve">завантажив» і «Хто редагував» стоїть власник — «Артем»; різні імена з’явилися б</w:t>
       </w:r>
       <w:r>
         <w:rPr>
@@ -6413,18 +6581,18 @@
           <wp:inline>
             <wp:extent cx="5334000" cy="3283743"/>
             <wp:effectExtent b="0" l="0" r="0" t="0"/>
-            <wp:docPr descr="Простір користувача: таблиця файлів з усіма атрибутами" title="" id="32" name="Picture"/>
+            <wp:docPr descr="Простір користувача: таблиця файлів з усіма атрибутами" title="" id="35" name="Picture"/>
             <a:graphic>
               <a:graphicData uri="http://schemas.openxmlformats.org/drawingml/2006/picture">
                 <pic:pic>
                   <pic:nvPicPr>
-                    <pic:cNvPr descr="img/stage2/03-workspace.png" id="33" name="Picture"/>
+                    <pic:cNvPr descr="img/stage2/03-workspace.png" id="36" name="Picture"/>
                     <pic:cNvPicPr>
                       <a:picLocks noChangeArrowheads="1" noChangeAspect="1"/>
                     </pic:cNvPicPr>
                   </pic:nvPicPr>
                   <pic:blipFill>
-                    <a:blip r:embed="rId31"/>
+                    <a:blip r:embed="rId34"/>
                     <a:stretch>
                       <a:fillRect/>
                     </a:stretch>
@@ -6455,11 +6623,24 @@
       <w:pPr>
         <w:pStyle w:val="ImageCaption"/>
       </w:pPr>
-      <w:r>
-        <w:rPr>
-          <w:lang w:val="uk"/>
-        </w:rPr>
-        <w:t xml:space="preserve">Простір користувача: таблиця файлів з усіма атрибутами</w:t>
+      <w:bookmarkStart w:id="37" w:name="ref_fig4"/>
+      <w:r>
+        <w:rPr>
+          <w:lang w:val="uk"/>
+        </w:rPr>
+        <w:t xml:space="preserve">Рис. </w:t>
+      </w:r>
+      <w:fldSimple w:instr="SEQ Figure \* ARABIC ">
+        <w:r>
+          <w:t>4</w:t>
+        </w:r>
+      </w:fldSimple>
+      <w:bookmarkEnd w:id="37"/>
+      <w:r>
+        <w:rPr>
+          <w:lang w:val="uk"/>
+        </w:rPr>
+        <w:t xml:space="preserve">: Простір користувача: таблиця файлів з усіма атрибутами</w:t>
       </w:r>
     </w:p>
     <w:p>
@@ -6470,7 +6651,7 @@
         <w:rPr>
           <w:lang w:val="uk"/>
         </w:rPr>
-        <w:t xml:space="preserve">Ізоляцію просторів демонструють три демо-користувачі — Артем, Ірина й Максим — з</w:t>
+        <w:t xml:space="preserve">Ізоляцію просторів демонструють три демо-користувачі — Артем, Ірина й Максим — з</w:t>
       </w:r>
       <w:r>
         <w:rPr>
@@ -6522,8 +6703,8 @@
         <w:t xml:space="preserve">як запит файлу, якого не існує.</w:t>
       </w:r>
     </w:p>
-    <w:bookmarkEnd w:id="34"/>
-    <w:bookmarkStart w:id="38" w:name="сортування-за-назвою"/>
+    <w:bookmarkEnd w:id="38"/>
+    <w:bookmarkStart w:id="43" w:name="сортування-за-назвою"/>
     <w:p>
       <w:pPr>
         <w:pStyle w:val="Heading2"/>
@@ -6553,7 +6734,7 @@
         <w:rPr>
           <w:lang w:val="uk"/>
         </w:rPr>
-        <w:t xml:space="preserve">Сортування — перша операція варіанта (вимога R4, прецедент UC5). Клік по заголовку</w:t>
+        <w:t xml:space="preserve">Сортування — перша операція варіанта (вимога R4, прецедент UC5). Клік по заголовку</w:t>
       </w:r>
       <w:r>
         <w:rPr>
@@ -6621,7 +6802,7 @@
         <w:rPr>
           <w:lang w:val="uk"/>
         </w:rPr>
-        <w:t xml:space="preserve">, останнім —</w:t>
+        <w:t xml:space="preserve">, останнім —</w:t>
       </w:r>
       <w:r>
         <w:rPr>
@@ -6703,19 +6884,25 @@
         <w:rPr>
           <w:lang w:val="uk"/>
         </w:rPr>
-        <w:t xml:space="preserve">: регістр не враховується, числа в назвах ідуть у природному</w:t>
-      </w:r>
-      <w:r>
-        <w:rPr>
-          <w:lang w:val="uk"/>
-        </w:rPr>
-        <w:t xml:space="preserve"> </w:t>
-      </w:r>
-      <w:r>
-        <w:rPr>
-          <w:lang w:val="uk"/>
-        </w:rPr>
-        <w:t xml:space="preserve">порядку (</w:t>
+        <w:t xml:space="preserve"> </w:t>
+      </w:r>
+      <w:r>
+        <w:rPr>
+          <w:lang w:val="uk"/>
+        </w:rPr>
+        <w:t xml:space="preserve">з мовою системи: регістр не враховується, числа в назвах ідуть у</w:t>
+      </w:r>
+      <w:r>
+        <w:rPr>
+          <w:lang w:val="uk"/>
+        </w:rPr>
+        <w:t xml:space="preserve"> </w:t>
+      </w:r>
+      <w:r>
+        <w:rPr>
+          <w:lang w:val="uk"/>
+        </w:rPr>
+        <w:t xml:space="preserve">природному порядку (</w:t>
       </w:r>
       <w:r>
         <w:rPr>
@@ -6753,19 +6940,31 @@
         <w:rPr>
           <w:lang w:val="uk"/>
         </w:rPr>
-        <w:t xml:space="preserve">), кириличні назви стоять після латинських. Запитів</w:t>
-      </w:r>
-      <w:r>
-        <w:rPr>
-          <w:lang w:val="uk"/>
-        </w:rPr>
-        <w:t xml:space="preserve"> </w:t>
-      </w:r>
-      <w:r>
-        <w:rPr>
-          <w:lang w:val="uk"/>
-        </w:rPr>
-        <w:t xml:space="preserve">до сервера при цьому немає.</w:t>
+        <w:t xml:space="preserve">). Від мови системи залежить і місце</w:t>
+      </w:r>
+      <w:r>
+        <w:rPr>
+          <w:lang w:val="uk"/>
+        </w:rPr>
+        <w:t xml:space="preserve"> </w:t>
+      </w:r>
+      <w:r>
+        <w:rPr>
+          <w:lang w:val="uk"/>
+        </w:rPr>
+        <w:t xml:space="preserve">кириличних назв: на англомовній, як на знімках, вони стоять після латинських, на</w:t>
+      </w:r>
+      <w:r>
+        <w:rPr>
+          <w:lang w:val="uk"/>
+        </w:rPr>
+        <w:t xml:space="preserve"> </w:t>
+      </w:r>
+      <w:r>
+        <w:rPr>
+          <w:lang w:val="uk"/>
+        </w:rPr>
+        <w:t xml:space="preserve">україномовній — перед ними. Запитів до сервера при цьому немає.</w:t>
       </w:r>
     </w:p>
     <w:p>
@@ -6777,18 +6976,18 @@
           <wp:inline>
             <wp:extent cx="5334000" cy="3283743"/>
             <wp:effectExtent b="0" l="0" r="0" t="0"/>
-            <wp:docPr descr="Файли, відсортовані за назвою за спаданням" title="" id="36" name="Picture"/>
+            <wp:docPr descr="Файли, відсортовані за назвою за спаданням" title="" id="40" name="Picture"/>
             <a:graphic>
               <a:graphicData uri="http://schemas.openxmlformats.org/drawingml/2006/picture">
                 <pic:pic>
                   <pic:nvPicPr>
-                    <pic:cNvPr descr="img/stage2/04-sort-desc.png" id="37" name="Picture"/>
+                    <pic:cNvPr descr="img/stage2/04-sort-desc.png" id="41" name="Picture"/>
                     <pic:cNvPicPr>
                       <a:picLocks noChangeArrowheads="1" noChangeAspect="1"/>
                     </pic:cNvPicPr>
                   </pic:nvPicPr>
                   <pic:blipFill>
-                    <a:blip r:embed="rId35"/>
+                    <a:blip r:embed="rId39"/>
                     <a:stretch>
                       <a:fillRect/>
                     </a:stretch>
@@ -6819,15 +7018,28 @@
       <w:pPr>
         <w:pStyle w:val="ImageCaption"/>
       </w:pPr>
-      <w:r>
-        <w:rPr>
-          <w:lang w:val="uk"/>
-        </w:rPr>
-        <w:t xml:space="preserve">Файли, відсортовані за назвою за спаданням</w:t>
+      <w:bookmarkStart w:id="42" w:name="ref_fig5"/>
+      <w:r>
+        <w:rPr>
+          <w:lang w:val="uk"/>
+        </w:rPr>
+        <w:t xml:space="preserve">Рис. </w:t>
+      </w:r>
+      <w:fldSimple w:instr="SEQ Figure \* ARABIC ">
+        <w:r>
+          <w:t>5</w:t>
+        </w:r>
+      </w:fldSimple>
+      <w:bookmarkEnd w:id="42"/>
+      <w:r>
+        <w:rPr>
+          <w:lang w:val="uk"/>
+        </w:rPr>
+        <w:t xml:space="preserve">: Файли, відсортовані за назвою за спаданням</w:t>
       </w:r>
     </w:p>
-    <w:bookmarkEnd w:id="38"/>
-    <w:bookmarkStart w:id="45" w:name="фільтр-за-типом"/>
+    <w:bookmarkEnd w:id="43"/>
+    <w:bookmarkStart w:id="52" w:name="фільтр-за-типом"/>
     <w:p>
       <w:pPr>
         <w:pStyle w:val="Heading2"/>
@@ -6857,7 +7069,7 @@
         <w:rPr>
           <w:lang w:val="uk"/>
         </w:rPr>
-        <w:t xml:space="preserve">Фільтр — друга операція варіанта (вимога R5, прецедент UC6).</w:t>
+        <w:t xml:space="preserve">Фільтр — друга операція варіанта (вимога R5, прецедент UC6).</w:t>
       </w:r>
       <w:r>
         <w:rPr>
@@ -6876,13 +7088,19 @@
         <w:rPr>
           <w:lang w:val="uk"/>
         </w:rPr>
-        <w:t xml:space="preserve"> </w:t>
-      </w:r>
-      <w:r>
-        <w:rPr>
-          <w:lang w:val="uk"/>
-        </w:rPr>
-        <w:t xml:space="preserve">— група кнопок «Усі файли», «Лише .cpp» і «Лише .png»; вибрана кнопка темна. На</w:t>
+        <w:t xml:space="preserve"> —</w:t>
+      </w:r>
+      <w:r>
+        <w:rPr>
+          <w:lang w:val="uk"/>
+        </w:rPr>
+        <w:t xml:space="preserve"> </w:t>
+      </w:r>
+      <w:r>
+        <w:rPr>
+          <w:lang w:val="uk"/>
+        </w:rPr>
+        <w:t xml:space="preserve">група кнопок «Усі файли», «Лише .cpp» і «Лише .png»; вибрана кнопка темна. На</w:t>
       </w:r>
       <w:r>
         <w:rPr>
@@ -6994,13 +7212,7 @@
         <w:rPr>
           <w:lang w:val="uk"/>
         </w:rPr>
-        <w:t xml:space="preserve"> </w:t>
-      </w:r>
-      <w:r>
-        <w:rPr>
-          <w:lang w:val="uk"/>
-        </w:rPr>
-        <w:t xml:space="preserve">— ні. Кнопка «Усі файли» повертає</w:t>
+        <w:t xml:space="preserve"> — ні. Кнопка «Усі файли» повертає</w:t>
       </w:r>
       <w:r>
         <w:rPr>
@@ -7036,18 +7248,18 @@
           <wp:inline>
             <wp:extent cx="4679999" cy="2881124"/>
             <wp:effectExtent b="0" l="0" r="0" t="0"/>
-            <wp:docPr descr="Фільтр «Лише .cpp»" title="" id="40" name="Picture"/>
+            <wp:docPr descr="Фільтр «Лише .cpp»" title="" id="45" name="Picture"/>
             <a:graphic>
               <a:graphicData uri="http://schemas.openxmlformats.org/drawingml/2006/picture">
                 <pic:pic>
                   <pic:nvPicPr>
-                    <pic:cNvPr descr="img/stage2/05-filter-cpp.png" id="41" name="Picture"/>
+                    <pic:cNvPr descr="img/stage2/05-filter-cpp.png" id="46" name="Picture"/>
                     <pic:cNvPicPr>
                       <a:picLocks noChangeArrowheads="1" noChangeAspect="1"/>
                     </pic:cNvPicPr>
                   </pic:nvPicPr>
                   <pic:blipFill>
-                    <a:blip r:embed="rId39"/>
+                    <a:blip r:embed="rId44"/>
                     <a:stretch>
                       <a:fillRect/>
                     </a:stretch>
@@ -7078,11 +7290,24 @@
       <w:pPr>
         <w:pStyle w:val="ImageCaption"/>
       </w:pPr>
-      <w:r>
-        <w:rPr>
-          <w:lang w:val="uk"/>
-        </w:rPr>
-        <w:t xml:space="preserve">Фільтр «Лише .cpp»</w:t>
+      <w:bookmarkStart w:id="47" w:name="ref_fig6"/>
+      <w:r>
+        <w:rPr>
+          <w:lang w:val="uk"/>
+        </w:rPr>
+        <w:t xml:space="preserve">Рис. </w:t>
+      </w:r>
+      <w:fldSimple w:instr="SEQ Figure \* ARABIC ">
+        <w:r>
+          <w:t>6</w:t>
+        </w:r>
+      </w:fldSimple>
+      <w:bookmarkEnd w:id="47"/>
+      <w:r>
+        <w:rPr>
+          <w:lang w:val="uk"/>
+        </w:rPr>
+        <w:t xml:space="preserve">: Фільтр «Лише .cpp»</w:t>
       </w:r>
     </w:p>
     <w:p>
@@ -7236,18 +7461,18 @@
           <wp:inline>
             <wp:extent cx="4679999" cy="2881124"/>
             <wp:effectExtent b="0" l="0" r="0" t="0"/>
-            <wp:docPr descr="Фільтр «Лише .png»" title="" id="43" name="Picture"/>
+            <wp:docPr descr="Фільтр «Лише .png»" title="" id="49" name="Picture"/>
             <a:graphic>
               <a:graphicData uri="http://schemas.openxmlformats.org/drawingml/2006/picture">
                 <pic:pic>
                   <pic:nvPicPr>
-                    <pic:cNvPr descr="img/stage2/06-filter-png.png" id="44" name="Picture"/>
+                    <pic:cNvPr descr="img/stage2/06-filter-png.png" id="50" name="Picture"/>
                     <pic:cNvPicPr>
                       <a:picLocks noChangeArrowheads="1" noChangeAspect="1"/>
                     </pic:cNvPicPr>
                   </pic:nvPicPr>
                   <pic:blipFill>
-                    <a:blip r:embed="rId42"/>
+                    <a:blip r:embed="rId48"/>
                     <a:stretch>
                       <a:fillRect/>
                     </a:stretch>
@@ -7278,15 +7503,28 @@
       <w:pPr>
         <w:pStyle w:val="ImageCaption"/>
       </w:pPr>
-      <w:r>
-        <w:rPr>
-          <w:lang w:val="uk"/>
-        </w:rPr>
-        <w:t xml:space="preserve">Фільтр «Лише .png»</w:t>
+      <w:bookmarkStart w:id="51" w:name="ref_fig7"/>
+      <w:r>
+        <w:rPr>
+          <w:lang w:val="uk"/>
+        </w:rPr>
+        <w:t xml:space="preserve">Рис. </w:t>
+      </w:r>
+      <w:fldSimple w:instr="SEQ Figure \* ARABIC ">
+        <w:r>
+          <w:t>7</w:t>
+        </w:r>
+      </w:fldSimple>
+      <w:bookmarkEnd w:id="51"/>
+      <w:r>
+        <w:rPr>
+          <w:lang w:val="uk"/>
+        </w:rPr>
+        <w:t xml:space="preserve">: Фільтр «Лише .png»</w:t>
       </w:r>
     </w:p>
-    <w:bookmarkEnd w:id="45"/>
-    <w:bookmarkStart w:id="49" w:name="показ-і-приховування-стовпців"/>
+    <w:bookmarkEnd w:id="52"/>
+    <w:bookmarkStart w:id="57" w:name="показ-і-приховування-стовпців"/>
     <w:p>
       <w:pPr>
         <w:pStyle w:val="Heading2"/>
@@ -7488,753 +7726,12 @@
           <wp:inline>
             <wp:extent cx="5334000" cy="3283743"/>
             <wp:effectExtent b="0" l="0" r="0" t="0"/>
-            <wp:docPr descr="Приховано стовпці «Розмір» і «Хто завантажив»" title="" id="47" name="Picture"/>
+            <wp:docPr descr="Приховано стовпці «Розмір» і «Хто завантажив»" title="" id="54" name="Picture"/>
             <a:graphic>
               <a:graphicData uri="http://schemas.openxmlformats.org/drawingml/2006/picture">
                 <pic:pic>
                   <pic:nvPicPr>
-                    <pic:cNvPr descr="img/stage2/07-columns.png" id="48" name="Picture"/>
-                    <pic:cNvPicPr>
-                      <a:picLocks noChangeArrowheads="1" noChangeAspect="1"/>
-                    </pic:cNvPicPr>
-                  </pic:nvPicPr>
-                  <pic:blipFill>
-                    <a:blip r:embed="rId46"/>
-                    <a:stretch>
-                      <a:fillRect/>
-                    </a:stretch>
-                  </pic:blipFill>
-                  <pic:spPr bwMode="auto">
-                    <a:xfrm>
-                      <a:off x="0" y="0"/>
-                      <a:ext cx="5334000" cy="3283743"/>
-                    </a:xfrm>
-                    <a:prstGeom prst="rect">
-                      <a:avLst/>
-                    </a:prstGeom>
-                    <a:noFill/>
-                    <a:ln w="9525">
-                      <a:noFill/>
-                      <a:headEnd/>
-                      <a:tailEnd/>
-                    </a:ln>
-                  </pic:spPr>
-                </pic:pic>
-              </a:graphicData>
-            </a:graphic>
-          </wp:inline>
-        </w:drawing>
-      </w:r>
-    </w:p>
-    <w:p>
-      <w:pPr>
-        <w:pStyle w:val="ImageCaption"/>
-      </w:pPr>
-      <w:r>
-        <w:rPr>
-          <w:lang w:val="uk"/>
-        </w:rPr>
-        <w:t xml:space="preserve">Приховано стовпці «Розмір» і «Хто завантажив»</w:t>
-      </w:r>
-    </w:p>
-    <w:bookmarkEnd w:id="49"/>
-    <w:bookmarkStart w:id="59" w:name="перегляд-вмісту-файлу"/>
-    <w:p>
-      <w:pPr>
-        <w:pStyle w:val="Heading2"/>
-      </w:pPr>
-      <w:r>
-        <w:rPr>
-          <w:rStyle w:val="SectionNumber"/>
-          <w:lang w:val="uk"/>
-        </w:rPr>
-        <w:t xml:space="preserve">4.6</w:t>
-      </w:r>
-      <w:r>
-        <w:tab/>
-      </w:r>
-      <w:r>
-        <w:rPr>
-          <w:lang w:val="uk"/>
-        </w:rPr>
-        <w:t xml:space="preserve">Перегляд вмісту файлу</w:t>
-      </w:r>
-    </w:p>
-    <w:p>
-      <w:pPr>
-        <w:pStyle w:val="FirstParagraph"/>
-      </w:pPr>
-      <w:r>
-        <w:rPr>
-          <w:lang w:val="uk"/>
-        </w:rPr>
-        <w:t xml:space="preserve">Клік по рядку відкриває модальне вікно</w:t>
-      </w:r>
-      <w:r>
-        <w:rPr>
-          <w:lang w:val="uk"/>
-        </w:rPr>
-        <w:t xml:space="preserve"> </w:t>
-      </w:r>
-      <w:r>
-        <w:rPr>
-          <w:rStyle w:val="VerbatimChar"/>
-          <w:lang w:val="uk"/>
-        </w:rPr>
-        <w:t xml:space="preserve">PreviewDialog</w:t>
-      </w:r>
-      <w:r>
-        <w:rPr>
-          <w:lang w:val="uk"/>
-        </w:rPr>
-        <w:t xml:space="preserve"> </w:t>
-      </w:r>
-      <w:r>
-        <w:rPr>
-          <w:lang w:val="uk"/>
-        </w:rPr>
-        <w:t xml:space="preserve">— вимога R6, прецедент UC8,</w:t>
-      </w:r>
-      <w:r>
-        <w:rPr>
-          <w:lang w:val="uk"/>
-        </w:rPr>
-        <w:t xml:space="preserve"> </w:t>
-      </w:r>
-      <w:r>
-        <w:rPr>
-          <w:lang w:val="uk"/>
-        </w:rPr>
-        <w:t xml:space="preserve">тип варіанта. Спосіб перегляду визначає чиста функція</w:t>
-      </w:r>
-      <w:r>
-        <w:rPr>
-          <w:lang w:val="uk"/>
-        </w:rPr>
-        <w:t xml:space="preserve"> </w:t>
-      </w:r>
-      <w:r>
-        <w:rPr>
-          <w:rStyle w:val="VerbatimChar"/>
-          <w:lang w:val="uk"/>
-        </w:rPr>
-        <w:t xml:space="preserve">previewKindOf</w:t>
-      </w:r>
-      <w:r>
-        <w:rPr>
-          <w:lang w:val="uk"/>
-        </w:rPr>
-        <w:t xml:space="preserve"> </w:t>
-      </w:r>
-      <w:r>
-        <w:rPr>
-          <w:lang w:val="uk"/>
-        </w:rPr>
-        <w:t xml:space="preserve">за</w:t>
-      </w:r>
-      <w:r>
-        <w:rPr>
-          <w:lang w:val="uk"/>
-        </w:rPr>
-        <w:t xml:space="preserve"> </w:t>
-      </w:r>
-      <w:r>
-        <w:rPr>
-          <w:lang w:val="uk"/>
-        </w:rPr>
-        <w:t xml:space="preserve">розширенням;</w:t>
-      </w:r>
-      <w:r>
-        <w:rPr>
-          <w:lang w:val="uk"/>
-        </w:rPr>
-        <w:t xml:space="preserve"> </w:t>
-      </w:r>
-      <w:r>
-        <w:rPr>
-          <w:rStyle w:val="VerbatimChar"/>
-          <w:lang w:val="uk"/>
-        </w:rPr>
-        <w:t xml:space="preserve">createPreview</w:t>
-      </w:r>
-      <w:r>
-        <w:rPr>
-          <w:lang w:val="uk"/>
-        </w:rPr>
-        <w:t xml:space="preserve"> </w:t>
-      </w:r>
-      <w:r>
-        <w:rPr>
-          <w:lang w:val="uk"/>
-        </w:rPr>
-        <w:t xml:space="preserve">створює</w:t>
-      </w:r>
-      <w:r>
-        <w:rPr>
-          <w:lang w:val="uk"/>
-        </w:rPr>
-        <w:t xml:space="preserve"> </w:t>
-      </w:r>
-      <w:r>
-        <w:rPr>
-          <w:rStyle w:val="VerbatimChar"/>
-          <w:lang w:val="uk"/>
-        </w:rPr>
-        <w:t xml:space="preserve">TextPreview</w:t>
-      </w:r>
-      <w:r>
-        <w:rPr>
-          <w:lang w:val="uk"/>
-        </w:rPr>
-        <w:t xml:space="preserve"> </w:t>
-      </w:r>
-      <w:r>
-        <w:rPr>
-          <w:lang w:val="uk"/>
-        </w:rPr>
-        <w:t xml:space="preserve">або</w:t>
-      </w:r>
-      <w:r>
-        <w:rPr>
-          <w:lang w:val="uk"/>
-        </w:rPr>
-        <w:t xml:space="preserve"> </w:t>
-      </w:r>
-      <w:r>
-        <w:rPr>
-          <w:rStyle w:val="VerbatimChar"/>
-          <w:lang w:val="uk"/>
-        </w:rPr>
-        <w:t xml:space="preserve">ImagePreview</w:t>
-      </w:r>
-      <w:r>
-        <w:rPr>
-          <w:lang w:val="uk"/>
-        </w:rPr>
-        <w:t xml:space="preserve">, клієнт</w:t>
-      </w:r>
-      <w:r>
-        <w:rPr>
-          <w:lang w:val="uk"/>
-        </w:rPr>
-        <w:t xml:space="preserve"> </w:t>
-      </w:r>
-      <w:r>
-        <w:rPr>
-          <w:lang w:val="uk"/>
-        </w:rPr>
-        <w:t xml:space="preserve">скачує вміст через</w:t>
-      </w:r>
-      <w:r>
-        <w:rPr>
-          <w:lang w:val="uk"/>
-        </w:rPr>
-        <w:t xml:space="preserve"> </w:t>
-      </w:r>
-      <w:r>
-        <w:rPr>
-          <w:rStyle w:val="VerbatimChar"/>
-          <w:lang w:val="uk"/>
-        </w:rPr>
-        <w:t xml:space="preserve">FileApiClient.download</w:t>
-      </w:r>
-      <w:r>
-        <w:rPr>
-          <w:lang w:val="uk"/>
-        </w:rPr>
-        <w:t xml:space="preserve">, а</w:t>
-      </w:r>
-      <w:r>
-        <w:rPr>
-          <w:lang w:val="uk"/>
-        </w:rPr>
-        <w:t xml:space="preserve"> </w:t>
-      </w:r>
-      <w:r>
-        <w:rPr>
-          <w:rStyle w:val="VerbatimChar"/>
-          <w:lang w:val="uk"/>
-        </w:rPr>
-        <w:t xml:space="preserve">render</w:t>
-      </w:r>
-      <w:r>
-        <w:rPr>
-          <w:lang w:val="uk"/>
-        </w:rPr>
-        <w:t xml:space="preserve"> </w:t>
-      </w:r>
-      <w:r>
-        <w:rPr>
-          <w:lang w:val="uk"/>
-        </w:rPr>
-        <w:t xml:space="preserve">готує результат. На рис. 9</w:t>
-      </w:r>
-      <w:r>
-        <w:rPr>
-          <w:lang w:val="uk"/>
-        </w:rPr>
-        <w:t xml:space="preserve"> </w:t>
-      </w:r>
-      <w:r>
-        <w:rPr>
-          <w:lang w:val="uk"/>
-        </w:rPr>
-        <w:t xml:space="preserve">файл</w:t>
-      </w:r>
-      <w:r>
-        <w:rPr>
-          <w:lang w:val="uk"/>
-        </w:rPr>
-        <w:t xml:space="preserve"> </w:t>
-      </w:r>
-      <w:r>
-        <w:rPr>
-          <w:rStyle w:val="VerbatimChar"/>
-          <w:lang w:val="uk"/>
-        </w:rPr>
-        <w:t xml:space="preserve">Main.kt</w:t>
-      </w:r>
-      <w:r>
-        <w:rPr>
-          <w:lang w:val="uk"/>
-        </w:rPr>
-        <w:t xml:space="preserve"> </w:t>
-      </w:r>
-      <w:r>
-        <w:rPr>
-          <w:lang w:val="uk"/>
-        </w:rPr>
-        <w:t xml:space="preserve">показано як текст моноширинним шрифтом, над ним — розмір, дати,</w:t>
-      </w:r>
-      <w:r>
-        <w:rPr>
-          <w:lang w:val="uk"/>
-        </w:rPr>
-        <w:t xml:space="preserve"> </w:t>
-      </w:r>
-      <w:r>
-        <w:rPr>
-          <w:lang w:val="uk"/>
-        </w:rPr>
-        <w:t xml:space="preserve">автор і редактор. З великого текстового файлу показується перший мегабайт. Вікно</w:t>
-      </w:r>
-      <w:r>
-        <w:rPr>
-          <w:lang w:val="uk"/>
-        </w:rPr>
-        <w:t xml:space="preserve"> </w:t>
-      </w:r>
-      <w:r>
-        <w:rPr>
-          <w:lang w:val="uk"/>
-        </w:rPr>
-        <w:t xml:space="preserve">не виходить за межі екрана: заголовок і кнопки закріплені, вміст прокручується.</w:t>
-      </w:r>
-    </w:p>
-    <w:p>
-      <w:pPr>
-        <w:pStyle w:val="CaptionedFigure"/>
-      </w:pPr>
-      <w:r>
-        <w:drawing>
-          <wp:inline>
-            <wp:extent cx="5334000" cy="3283743"/>
-            <wp:effectExtent b="0" l="0" r="0" t="0"/>
-            <wp:docPr descr="Перегляд файлу .kt як тексту" title="" id="51" name="Picture"/>
-            <a:graphic>
-              <a:graphicData uri="http://schemas.openxmlformats.org/drawingml/2006/picture">
-                <pic:pic>
-                  <pic:nvPicPr>
-                    <pic:cNvPr descr="img/stage2/08-preview-kt.png" id="52" name="Picture"/>
-                    <pic:cNvPicPr>
-                      <a:picLocks noChangeArrowheads="1" noChangeAspect="1"/>
-                    </pic:cNvPicPr>
-                  </pic:nvPicPr>
-                  <pic:blipFill>
-                    <a:blip r:embed="rId50"/>
-                    <a:stretch>
-                      <a:fillRect/>
-                    </a:stretch>
-                  </pic:blipFill>
-                  <pic:spPr bwMode="auto">
-                    <a:xfrm>
-                      <a:off x="0" y="0"/>
-                      <a:ext cx="5334000" cy="3283743"/>
-                    </a:xfrm>
-                    <a:prstGeom prst="rect">
-                      <a:avLst/>
-                    </a:prstGeom>
-                    <a:noFill/>
-                    <a:ln w="9525">
-                      <a:noFill/>
-                      <a:headEnd/>
-                      <a:tailEnd/>
-                    </a:ln>
-                  </pic:spPr>
-                </pic:pic>
-              </a:graphicData>
-            </a:graphic>
-          </wp:inline>
-        </w:drawing>
-      </w:r>
-    </w:p>
-    <w:p>
-      <w:pPr>
-        <w:pStyle w:val="ImageCaption"/>
-      </w:pPr>
-      <w:r>
-        <w:rPr>
-          <w:lang w:val="uk"/>
-        </w:rPr>
-        <w:t xml:space="preserve">Перегляд файлу .kt як тексту</w:t>
-      </w:r>
-    </w:p>
-    <w:p>
-      <w:pPr>
-        <w:pStyle w:val="BodyText"/>
-      </w:pPr>
-      <w:r>
-        <w:rPr>
-          <w:lang w:val="uk"/>
-        </w:rPr>
-        <w:t xml:space="preserve">Файл</w:t>
-      </w:r>
-      <w:r>
-        <w:rPr>
-          <w:lang w:val="uk"/>
-        </w:rPr>
-        <w:t xml:space="preserve"> </w:t>
-      </w:r>
-      <w:r>
-        <w:rPr>
-          <w:rStyle w:val="VerbatimChar"/>
-          <w:lang w:val="uk"/>
-        </w:rPr>
-        <w:t xml:space="preserve">mountains.jpg</w:t>
-      </w:r>
-      <w:r>
-        <w:rPr>
-          <w:lang w:val="uk"/>
-        </w:rPr>
-        <w:t xml:space="preserve"> </w:t>
-      </w:r>
-      <w:r>
-        <w:rPr>
-          <w:lang w:val="uk"/>
-        </w:rPr>
-        <w:t xml:space="preserve">на рис. 10 відкривається як зображення, масштабоване так, щоб</w:t>
-      </w:r>
-      <w:r>
-        <w:rPr>
-          <w:lang w:val="uk"/>
-        </w:rPr>
-        <w:t xml:space="preserve"> </w:t>
-      </w:r>
-      <w:r>
-        <w:rPr>
-          <w:lang w:val="uk"/>
-        </w:rPr>
-        <w:t xml:space="preserve">поміститися у вікно разом з атрибутами. Варіант вимагає лише</w:t>
-      </w:r>
-      <w:r>
-        <w:rPr>
-          <w:lang w:val="uk"/>
-        </w:rPr>
-        <w:t xml:space="preserve"> </w:t>
-      </w:r>
-      <w:r>
-        <w:rPr>
-          <w:rStyle w:val="VerbatimChar"/>
-          <w:lang w:val="uk"/>
-        </w:rPr>
-        <w:t xml:space="preserve">.kt</w:t>
-      </w:r>
-      <w:r>
-        <w:rPr>
-          <w:lang w:val="uk"/>
-        </w:rPr>
-        <w:t xml:space="preserve"> </w:t>
-      </w:r>
-      <w:r>
-        <w:rPr>
-          <w:lang w:val="uk"/>
-        </w:rPr>
-        <w:t xml:space="preserve">і</w:t>
-      </w:r>
-      <w:r>
-        <w:rPr>
-          <w:lang w:val="uk"/>
-        </w:rPr>
-        <w:t xml:space="preserve"> </w:t>
-      </w:r>
-      <w:r>
-        <w:rPr>
-          <w:rStyle w:val="VerbatimChar"/>
-          <w:lang w:val="uk"/>
-        </w:rPr>
-        <w:t xml:space="preserve">.jpg</w:t>
-      </w:r>
-      <w:r>
-        <w:rPr>
-          <w:lang w:val="uk"/>
-        </w:rPr>
-        <w:t xml:space="preserve">, але</w:t>
-      </w:r>
-      <w:r>
-        <w:rPr>
-          <w:lang w:val="uk"/>
-        </w:rPr>
-        <w:t xml:space="preserve"> </w:t>
-      </w:r>
-      <w:r>
-        <w:rPr>
-          <w:lang w:val="uk"/>
-        </w:rPr>
-        <w:t xml:space="preserve">перегляд зроблено узагальнено, бо типи перегляду не збігаються з типами фільтра:</w:t>
-      </w:r>
-      <w:r>
-        <w:rPr>
-          <w:lang w:val="uk"/>
-        </w:rPr>
-        <w:t xml:space="preserve"> </w:t>
-      </w:r>
-      <w:r>
-        <w:rPr>
-          <w:lang w:val="uk"/>
-        </w:rPr>
-        <w:t xml:space="preserve">будь-який текстовий файл (</w:t>
-      </w:r>
-      <w:r>
-        <w:rPr>
-          <w:rStyle w:val="VerbatimChar"/>
-          <w:lang w:val="uk"/>
-        </w:rPr>
-        <w:t xml:space="preserve">.kt</w:t>
-      </w:r>
-      <w:r>
-        <w:rPr>
-          <w:lang w:val="uk"/>
-        </w:rPr>
-        <w:t xml:space="preserve">,</w:t>
-      </w:r>
-      <w:r>
-        <w:rPr>
-          <w:lang w:val="uk"/>
-        </w:rPr>
-        <w:t xml:space="preserve"> </w:t>
-      </w:r>
-      <w:r>
-        <w:rPr>
-          <w:rStyle w:val="VerbatimChar"/>
-          <w:lang w:val="uk"/>
-        </w:rPr>
-        <w:t xml:space="preserve">.cpp</w:t>
-      </w:r>
-      <w:r>
-        <w:rPr>
-          <w:lang w:val="uk"/>
-        </w:rPr>
-        <w:t xml:space="preserve">,</w:t>
-      </w:r>
-      <w:r>
-        <w:rPr>
-          <w:lang w:val="uk"/>
-        </w:rPr>
-        <w:t xml:space="preserve"> </w:t>
-      </w:r>
-      <w:r>
-        <w:rPr>
-          <w:rStyle w:val="VerbatimChar"/>
-          <w:lang w:val="uk"/>
-        </w:rPr>
-        <w:t xml:space="preserve">.txt</w:t>
-      </w:r>
-      <w:r>
-        <w:rPr>
-          <w:lang w:val="uk"/>
-        </w:rPr>
-        <w:t xml:space="preserve">,</w:t>
-      </w:r>
-      <w:r>
-        <w:rPr>
-          <w:lang w:val="uk"/>
-        </w:rPr>
-        <w:t xml:space="preserve"> </w:t>
-      </w:r>
-      <w:r>
-        <w:rPr>
-          <w:rStyle w:val="VerbatimChar"/>
-          <w:lang w:val="uk"/>
-        </w:rPr>
-        <w:t xml:space="preserve">.md</w:t>
-      </w:r>
-      <w:r>
-        <w:rPr>
-          <w:lang w:val="uk"/>
-        </w:rPr>
-        <w:t xml:space="preserve">,</w:t>
-      </w:r>
-      <w:r>
-        <w:rPr>
-          <w:lang w:val="uk"/>
-        </w:rPr>
-        <w:t xml:space="preserve"> </w:t>
-      </w:r>
-      <w:r>
-        <w:rPr>
-          <w:rStyle w:val="VerbatimChar"/>
-          <w:lang w:val="uk"/>
-        </w:rPr>
-        <w:t xml:space="preserve">.json</w:t>
-      </w:r>
-      <w:r>
-        <w:rPr>
-          <w:lang w:val="uk"/>
-        </w:rPr>
-        <w:t xml:space="preserve"> </w:t>
-      </w:r>
-      <w:r>
-        <w:rPr>
-          <w:lang w:val="uk"/>
-        </w:rPr>
-        <w:t xml:space="preserve">тощо) показується</w:t>
-      </w:r>
-      <w:r>
-        <w:rPr>
-          <w:lang w:val="uk"/>
-        </w:rPr>
-        <w:t xml:space="preserve"> </w:t>
-      </w:r>
-      <w:r>
-        <w:rPr>
-          <w:lang w:val="uk"/>
-        </w:rPr>
-        <w:t xml:space="preserve">як текст, будь-яке растрове зображення (</w:t>
-      </w:r>
-      <w:r>
-        <w:rPr>
-          <w:rStyle w:val="VerbatimChar"/>
-          <w:lang w:val="uk"/>
-        </w:rPr>
-        <w:t xml:space="preserve">.jpg</w:t>
-      </w:r>
-      <w:r>
-        <w:rPr>
-          <w:lang w:val="uk"/>
-        </w:rPr>
-        <w:t xml:space="preserve">,</w:t>
-      </w:r>
-      <w:r>
-        <w:rPr>
-          <w:lang w:val="uk"/>
-        </w:rPr>
-        <w:t xml:space="preserve"> </w:t>
-      </w:r>
-      <w:r>
-        <w:rPr>
-          <w:rStyle w:val="VerbatimChar"/>
-          <w:lang w:val="uk"/>
-        </w:rPr>
-        <w:t xml:space="preserve">.jpeg</w:t>
-      </w:r>
-      <w:r>
-        <w:rPr>
-          <w:lang w:val="uk"/>
-        </w:rPr>
-        <w:t xml:space="preserve">,</w:t>
-      </w:r>
-      <w:r>
-        <w:rPr>
-          <w:lang w:val="uk"/>
-        </w:rPr>
-        <w:t xml:space="preserve"> </w:t>
-      </w:r>
-      <w:r>
-        <w:rPr>
-          <w:rStyle w:val="VerbatimChar"/>
-          <w:lang w:val="uk"/>
-        </w:rPr>
-        <w:t xml:space="preserve">.png</w:t>
-      </w:r>
-      <w:r>
-        <w:rPr>
-          <w:lang w:val="uk"/>
-        </w:rPr>
-        <w:t xml:space="preserve">,</w:t>
-      </w:r>
-      <w:r>
-        <w:rPr>
-          <w:lang w:val="uk"/>
-        </w:rPr>
-        <w:t xml:space="preserve"> </w:t>
-      </w:r>
-      <w:r>
-        <w:rPr>
-          <w:rStyle w:val="VerbatimChar"/>
-          <w:lang w:val="uk"/>
-        </w:rPr>
-        <w:t xml:space="preserve">.gif</w:t>
-      </w:r>
-      <w:r>
-        <w:rPr>
-          <w:lang w:val="uk"/>
-        </w:rPr>
-        <w:t xml:space="preserve">,</w:t>
-      </w:r>
-      <w:r>
-        <w:rPr>
-          <w:lang w:val="uk"/>
-        </w:rPr>
-        <w:t xml:space="preserve"> </w:t>
-      </w:r>
-      <w:r>
-        <w:rPr>
-          <w:rStyle w:val="VerbatimChar"/>
-          <w:lang w:val="uk"/>
-        </w:rPr>
-        <w:t xml:space="preserve">.webp</w:t>
-      </w:r>
-      <w:r>
-        <w:rPr>
-          <w:lang w:val="uk"/>
-        </w:rPr>
-        <w:t xml:space="preserve">,</w:t>
-      </w:r>
-      <w:r>
-        <w:rPr>
-          <w:lang w:val="uk"/>
-        </w:rPr>
-        <w:t xml:space="preserve"> </w:t>
-      </w:r>
-      <w:r>
-        <w:rPr>
-          <w:rStyle w:val="VerbatimChar"/>
-          <w:lang w:val="uk"/>
-        </w:rPr>
-        <w:t xml:space="preserve">.bmp</w:t>
-      </w:r>
-      <w:r>
-        <w:rPr>
-          <w:lang w:val="uk"/>
-        </w:rPr>
-        <w:t xml:space="preserve">) — як картинка.</w:t>
-      </w:r>
-    </w:p>
-    <w:p>
-      <w:pPr>
-        <w:pStyle w:val="CaptionedFigure"/>
-      </w:pPr>
-      <w:r>
-        <w:drawing>
-          <wp:inline>
-            <wp:extent cx="5334000" cy="3283743"/>
-            <wp:effectExtent b="0" l="0" r="0" t="0"/>
-            <wp:docPr descr="Перегляд файлу .jpg як зображення" title="" id="54" name="Picture"/>
-            <a:graphic>
-              <a:graphicData uri="http://schemas.openxmlformats.org/drawingml/2006/picture">
-                <pic:pic>
-                  <pic:nvPicPr>
-                    <pic:cNvPr descr="img/stage2/09-preview-jpg.png" id="55" name="Picture"/>
+                    <pic:cNvPr descr="img/stage2/07-columns.png" id="55" name="Picture"/>
                     <pic:cNvPicPr>
                       <a:picLocks noChangeArrowheads="1" noChangeAspect="1"/>
                     </pic:cNvPicPr>
@@ -8271,83 +7768,312 @@
       <w:pPr>
         <w:pStyle w:val="ImageCaption"/>
       </w:pPr>
-      <w:r>
-        <w:rPr>
-          <w:lang w:val="uk"/>
-        </w:rPr>
-        <w:t xml:space="preserve">Перегляд файлу .jpg як зображення</w:t>
+      <w:bookmarkStart w:id="56" w:name="ref_fig8"/>
+      <w:r>
+        <w:rPr>
+          <w:lang w:val="uk"/>
+        </w:rPr>
+        <w:t xml:space="preserve">Рис. </w:t>
+      </w:r>
+      <w:fldSimple w:instr="SEQ Figure \* ARABIC ">
+        <w:r>
+          <w:t>8</w:t>
+        </w:r>
+      </w:fldSimple>
+      <w:bookmarkEnd w:id="56"/>
+      <w:r>
+        <w:rPr>
+          <w:lang w:val="uk"/>
+        </w:rPr>
+        <w:t xml:space="preserve">: Приховано стовпці «Розмір» і «Хто завантажив»</w:t>
+      </w:r>
+    </w:p>
+    <w:bookmarkEnd w:id="57"/>
+    <w:bookmarkStart w:id="70" w:name="перегляд-вмісту-файлу"/>
+    <w:p>
+      <w:pPr>
+        <w:pStyle w:val="Heading2"/>
+      </w:pPr>
+      <w:r>
+        <w:rPr>
+          <w:rStyle w:val="SectionNumber"/>
+          <w:lang w:val="uk"/>
+        </w:rPr>
+        <w:t xml:space="preserve">4.6</w:t>
+      </w:r>
+      <w:r>
+        <w:tab/>
+      </w:r>
+      <w:r>
+        <w:rPr>
+          <w:lang w:val="uk"/>
+        </w:rPr>
+        <w:t xml:space="preserve">Перегляд вмісту файлу</w:t>
       </w:r>
     </w:p>
     <w:p>
       <w:pPr>
-        <w:pStyle w:val="BodyText"/>
+        <w:pStyle w:val="FirstParagraph"/>
       </w:pPr>
       <w:r>
         <w:rPr>
           <w:lang w:val="uk"/>
         </w:rPr>
-        <w:t xml:space="preserve">Для решти типів, як-от архіву</w:t>
-      </w:r>
-      <w:r>
-        <w:rPr>
-          <w:lang w:val="uk"/>
-        </w:rPr>
-        <w:t xml:space="preserve"> </w:t>
-      </w:r>
-      <w:r>
-        <w:rPr>
-          <w:rStyle w:val="VerbatimChar"/>
-          <w:lang w:val="uk"/>
-        </w:rPr>
-        <w:t xml:space="preserve">backup.zip</w:t>
-      </w:r>
-      <w:r>
-        <w:rPr>
-          <w:lang w:val="uk"/>
-        </w:rPr>
-        <w:t xml:space="preserve"> </w:t>
-      </w:r>
-      <w:r>
-        <w:rPr>
-          <w:lang w:val="uk"/>
-        </w:rPr>
-        <w:t xml:space="preserve">на рис. 11, вікно показує тільки</w:t>
-      </w:r>
-      <w:r>
-        <w:rPr>
-          <w:lang w:val="uk"/>
-        </w:rPr>
-        <w:t xml:space="preserve"> </w:t>
-      </w:r>
-      <w:r>
-        <w:rPr>
-          <w:lang w:val="uk"/>
-        </w:rPr>
-        <w:t xml:space="preserve">атрибути і повідомлення «Перегляд недоступний для цього типу файлу»; вміст такого</w:t>
-      </w:r>
-      <w:r>
-        <w:rPr>
-          <w:lang w:val="uk"/>
-        </w:rPr>
-        <w:t xml:space="preserve"> </w:t>
-      </w:r>
-      <w:r>
-        <w:rPr>
-          <w:lang w:val="uk"/>
-        </w:rPr>
-        <w:t xml:space="preserve">файлу клієнт навіть не скачує. Кнопка «Скачати» зберігає файл на диск, а закрити</w:t>
-      </w:r>
-      <w:r>
-        <w:rPr>
-          <w:lang w:val="uk"/>
-        </w:rPr>
-        <w:t xml:space="preserve"> </w:t>
-      </w:r>
-      <w:r>
-        <w:rPr>
-          <w:lang w:val="uk"/>
-        </w:rPr>
-        <w:t xml:space="preserve">вікно можна кнопкою «Закрити», клавішею Escape або кліком поза ним.</w:t>
+        <w:t xml:space="preserve">Клік по рядку відкриває модальне вікно</w:t>
+      </w:r>
+      <w:r>
+        <w:rPr>
+          <w:lang w:val="uk"/>
+        </w:rPr>
+        <w:t xml:space="preserve"> </w:t>
+      </w:r>
+      <w:r>
+        <w:rPr>
+          <w:rStyle w:val="VerbatimChar"/>
+          <w:lang w:val="uk"/>
+        </w:rPr>
+        <w:t xml:space="preserve">PreviewDialog</w:t>
+      </w:r>
+      <w:r>
+        <w:rPr>
+          <w:lang w:val="uk"/>
+        </w:rPr>
+        <w:t xml:space="preserve"> — вимога R6, прецедент UC8,</w:t>
+      </w:r>
+      <w:r>
+        <w:rPr>
+          <w:lang w:val="uk"/>
+        </w:rPr>
+        <w:t xml:space="preserve"> </w:t>
+      </w:r>
+      <w:r>
+        <w:rPr>
+          <w:lang w:val="uk"/>
+        </w:rPr>
+        <w:t xml:space="preserve">тип варіанта. Спосіб перегляду визначає чиста функція</w:t>
+      </w:r>
+      <w:r>
+        <w:rPr>
+          <w:lang w:val="uk"/>
+        </w:rPr>
+        <w:t xml:space="preserve"> </w:t>
+      </w:r>
+      <w:r>
+        <w:rPr>
+          <w:rStyle w:val="VerbatimChar"/>
+          <w:lang w:val="uk"/>
+        </w:rPr>
+        <w:t xml:space="preserve">previewKindOf</w:t>
+      </w:r>
+      <w:r>
+        <w:rPr>
+          <w:lang w:val="uk"/>
+        </w:rPr>
+        <w:t xml:space="preserve"> </w:t>
+      </w:r>
+      <w:r>
+        <w:rPr>
+          <w:lang w:val="uk"/>
+        </w:rPr>
+        <w:t xml:space="preserve">за</w:t>
+      </w:r>
+      <w:r>
+        <w:rPr>
+          <w:lang w:val="uk"/>
+        </w:rPr>
+        <w:t xml:space="preserve"> </w:t>
+      </w:r>
+      <w:r>
+        <w:rPr>
+          <w:lang w:val="uk"/>
+        </w:rPr>
+        <w:t xml:space="preserve">розширенням;</w:t>
+      </w:r>
+      <w:r>
+        <w:rPr>
+          <w:lang w:val="uk"/>
+        </w:rPr>
+        <w:t xml:space="preserve"> </w:t>
+      </w:r>
+      <w:r>
+        <w:rPr>
+          <w:rStyle w:val="VerbatimChar"/>
+          <w:lang w:val="uk"/>
+        </w:rPr>
+        <w:t xml:space="preserve">createPreview</w:t>
+      </w:r>
+      <w:r>
+        <w:rPr>
+          <w:lang w:val="uk"/>
+        </w:rPr>
+        <w:t xml:space="preserve"> </w:t>
+      </w:r>
+      <w:r>
+        <w:rPr>
+          <w:lang w:val="uk"/>
+        </w:rPr>
+        <w:t xml:space="preserve">створює</w:t>
+      </w:r>
+      <w:r>
+        <w:rPr>
+          <w:lang w:val="uk"/>
+        </w:rPr>
+        <w:t xml:space="preserve"> </w:t>
+      </w:r>
+      <w:r>
+        <w:rPr>
+          <w:rStyle w:val="VerbatimChar"/>
+          <w:lang w:val="uk"/>
+        </w:rPr>
+        <w:t xml:space="preserve">TextPreview</w:t>
+      </w:r>
+      <w:r>
+        <w:rPr>
+          <w:lang w:val="uk"/>
+        </w:rPr>
+        <w:t xml:space="preserve"> </w:t>
+      </w:r>
+      <w:r>
+        <w:rPr>
+          <w:lang w:val="uk"/>
+        </w:rPr>
+        <w:t xml:space="preserve">або</w:t>
+      </w:r>
+      <w:r>
+        <w:rPr>
+          <w:lang w:val="uk"/>
+        </w:rPr>
+        <w:t xml:space="preserve"> </w:t>
+      </w:r>
+      <w:r>
+        <w:rPr>
+          <w:rStyle w:val="VerbatimChar"/>
+          <w:lang w:val="uk"/>
+        </w:rPr>
+        <w:t xml:space="preserve">ImagePreview</w:t>
+      </w:r>
+      <w:r>
+        <w:rPr>
+          <w:lang w:val="uk"/>
+        </w:rPr>
+        <w:t xml:space="preserve">, клієнт</w:t>
+      </w:r>
+      <w:r>
+        <w:rPr>
+          <w:lang w:val="uk"/>
+        </w:rPr>
+        <w:t xml:space="preserve"> </w:t>
+      </w:r>
+      <w:r>
+        <w:rPr>
+          <w:lang w:val="uk"/>
+        </w:rPr>
+        <w:t xml:space="preserve">скачує вміст через</w:t>
+      </w:r>
+      <w:r>
+        <w:rPr>
+          <w:lang w:val="uk"/>
+        </w:rPr>
+        <w:t xml:space="preserve"> </w:t>
+      </w:r>
+      <w:r>
+        <w:rPr>
+          <w:rStyle w:val="VerbatimChar"/>
+          <w:lang w:val="uk"/>
+        </w:rPr>
+        <w:t xml:space="preserve">FileApiClient.download</w:t>
+      </w:r>
+      <w:r>
+        <w:rPr>
+          <w:lang w:val="uk"/>
+        </w:rPr>
+        <w:t xml:space="preserve">, а</w:t>
+      </w:r>
+      <w:r>
+        <w:rPr>
+          <w:lang w:val="uk"/>
+        </w:rPr>
+        <w:t xml:space="preserve"> </w:t>
+      </w:r>
+      <w:r>
+        <w:rPr>
+          <w:rStyle w:val="VerbatimChar"/>
+          <w:lang w:val="uk"/>
+        </w:rPr>
+        <w:t xml:space="preserve">render</w:t>
+      </w:r>
+      <w:r>
+        <w:rPr>
+          <w:lang w:val="uk"/>
+        </w:rPr>
+        <w:t xml:space="preserve"> </w:t>
+      </w:r>
+      <w:r>
+        <w:rPr>
+          <w:lang w:val="uk"/>
+        </w:rPr>
+        <w:t xml:space="preserve">готує результат. На рис. 9</w:t>
+      </w:r>
+      <w:r>
+        <w:rPr>
+          <w:lang w:val="uk"/>
+        </w:rPr>
+        <w:t xml:space="preserve"> </w:t>
+      </w:r>
+      <w:r>
+        <w:rPr>
+          <w:lang w:val="uk"/>
+        </w:rPr>
+        <w:t xml:space="preserve">файл</w:t>
+      </w:r>
+      <w:r>
+        <w:rPr>
+          <w:lang w:val="uk"/>
+        </w:rPr>
+        <w:t xml:space="preserve"> </w:t>
+      </w:r>
+      <w:r>
+        <w:rPr>
+          <w:rStyle w:val="VerbatimChar"/>
+          <w:lang w:val="uk"/>
+        </w:rPr>
+        <w:t xml:space="preserve">Main.kt</w:t>
+      </w:r>
+      <w:r>
+        <w:rPr>
+          <w:lang w:val="uk"/>
+        </w:rPr>
+        <w:t xml:space="preserve"> </w:t>
+      </w:r>
+      <w:r>
+        <w:rPr>
+          <w:lang w:val="uk"/>
+        </w:rPr>
+        <w:t xml:space="preserve">показано як текст моноширинним шрифтом, над ним — розмір, дати,</w:t>
+      </w:r>
+      <w:r>
+        <w:rPr>
+          <w:lang w:val="uk"/>
+        </w:rPr>
+        <w:t xml:space="preserve"> </w:t>
+      </w:r>
+      <w:r>
+        <w:rPr>
+          <w:lang w:val="uk"/>
+        </w:rPr>
+        <w:t xml:space="preserve">автор і редактор. З великого текстового файлу показується перший мегабайт. Вікно</w:t>
+      </w:r>
+      <w:r>
+        <w:rPr>
+          <w:lang w:val="uk"/>
+        </w:rPr>
+        <w:t xml:space="preserve"> </w:t>
+      </w:r>
+      <w:r>
+        <w:rPr>
+          <w:lang w:val="uk"/>
+        </w:rPr>
+        <w:t xml:space="preserve">не виходить за межі екрана: заголовок і кнопки закріплені, вміст прокручується.</w:t>
       </w:r>
     </w:p>
     <w:p>
@@ -8359,18 +8085,18 @@
           <wp:inline>
             <wp:extent cx="5334000" cy="3283743"/>
             <wp:effectExtent b="0" l="0" r="0" t="0"/>
-            <wp:docPr descr="Файл без перегляду: лише атрибути" title="" id="57" name="Picture"/>
+            <wp:docPr descr="Перегляд файлу .kt як тексту" title="" id="59" name="Picture"/>
             <a:graphic>
               <a:graphicData uri="http://schemas.openxmlformats.org/drawingml/2006/picture">
                 <pic:pic>
                   <pic:nvPicPr>
-                    <pic:cNvPr descr="img/stage2/10-preview-none.png" id="58" name="Picture"/>
+                    <pic:cNvPr descr="img/stage2/08-preview-kt.png" id="60" name="Picture"/>
                     <pic:cNvPicPr>
                       <a:picLocks noChangeArrowheads="1" noChangeAspect="1"/>
                     </pic:cNvPicPr>
                   </pic:nvPicPr>
                   <pic:blipFill>
-                    <a:blip r:embed="rId56"/>
+                    <a:blip r:embed="rId58"/>
                     <a:stretch>
                       <a:fillRect/>
                     </a:stretch>
@@ -8401,186 +8127,355 @@
       <w:pPr>
         <w:pStyle w:val="ImageCaption"/>
       </w:pPr>
-      <w:r>
-        <w:rPr>
-          <w:lang w:val="uk"/>
-        </w:rPr>
-        <w:t xml:space="preserve">Файл без перегляду: лише атрибути</w:t>
-      </w:r>
-    </w:p>
-    <w:bookmarkEnd w:id="59"/>
-    <w:bookmarkStart w:id="66" w:name="Xd1e6f8989948150cdf234abfd4aa35ec85e8d34"/>
-    <w:p>
-      <w:pPr>
-        <w:pStyle w:val="Heading2"/>
-      </w:pPr>
-      <w:r>
-        <w:rPr>
-          <w:rStyle w:val="SectionNumber"/>
-          <w:lang w:val="uk"/>
-        </w:rPr>
-        <w:t xml:space="preserve">4.7</w:t>
-      </w:r>
-      <w:r>
-        <w:tab/>
-      </w:r>
-      <w:r>
-        <w:rPr>
-          <w:lang w:val="uk"/>
-        </w:rPr>
-        <w:t xml:space="preserve">Завантаження файлів кнопкою і перетягуванням</w:t>
+      <w:bookmarkStart w:id="61" w:name="ref_fig9"/>
+      <w:r>
+        <w:rPr>
+          <w:lang w:val="uk"/>
+        </w:rPr>
+        <w:t xml:space="preserve">Рис. </w:t>
+      </w:r>
+      <w:fldSimple w:instr="SEQ Figure \* ARABIC ">
+        <w:r>
+          <w:t>9</w:t>
+        </w:r>
+      </w:fldSimple>
+      <w:bookmarkEnd w:id="61"/>
+      <w:r>
+        <w:rPr>
+          <w:lang w:val="uk"/>
+        </w:rPr>
+        <w:t xml:space="preserve">: Перегляд файлу .kt як тексту</w:t>
       </w:r>
     </w:p>
     <w:p>
       <w:pPr>
-        <w:pStyle w:val="FirstParagraph"/>
+        <w:pStyle w:val="BodyText"/>
       </w:pPr>
       <w:r>
         <w:rPr>
           <w:lang w:val="uk"/>
         </w:rPr>
-        <w:t xml:space="preserve">Вивантаження на сервер покриває вимоги R7 і R9, прецеденти UC9a і UC9b. Кнопка</w:t>
-      </w:r>
-      <w:r>
-        <w:rPr>
-          <w:lang w:val="uk"/>
-        </w:rPr>
-        <w:t xml:space="preserve"> </w:t>
-      </w:r>
-      <w:r>
-        <w:rPr>
-          <w:lang w:val="uk"/>
-        </w:rPr>
-        <w:t xml:space="preserve">«Завантажити» відкриває системний діалог з вибором кількох файлів. Можна й</w:t>
-      </w:r>
-      <w:r>
-        <w:rPr>
-          <w:lang w:val="uk"/>
-        </w:rPr>
-        <w:t xml:space="preserve"> </w:t>
-      </w:r>
-      <w:r>
-        <w:rPr>
-          <w:lang w:val="uk"/>
-        </w:rPr>
-        <w:t xml:space="preserve">перетягнути файли з Finder чи Провідника на таблицю:</w:t>
-      </w:r>
-      <w:r>
-        <w:rPr>
-          <w:lang w:val="uk"/>
-        </w:rPr>
-        <w:t xml:space="preserve"> </w:t>
-      </w:r>
-      <w:r>
-        <w:rPr>
-          <w:rStyle w:val="VerbatimChar"/>
-          <w:lang w:val="uk"/>
-        </w:rPr>
-        <w:t xml:space="preserve">UploadDropzone</w:t>
-      </w:r>
-      <w:r>
-        <w:rPr>
-          <w:lang w:val="uk"/>
-        </w:rPr>
-        <w:t xml:space="preserve"> </w:t>
-      </w:r>
-      <w:r>
-        <w:rPr>
-          <w:lang w:val="uk"/>
-        </w:rPr>
-        <w:t xml:space="preserve">накриває її</w:t>
-      </w:r>
-      <w:r>
-        <w:rPr>
-          <w:lang w:val="uk"/>
-        </w:rPr>
-        <w:t xml:space="preserve"> </w:t>
-      </w:r>
-      <w:r>
-        <w:rPr>
-          <w:lang w:val="uk"/>
-        </w:rPr>
-        <w:t xml:space="preserve">шаром з пунктирною рамкою і написом «Відпустіть файли, щоб завантажити їх у</w:t>
-      </w:r>
-      <w:r>
-        <w:rPr>
-          <w:lang w:val="uk"/>
-        </w:rPr>
-        <w:t xml:space="preserve"> </w:t>
-      </w:r>
-      <w:r>
-        <w:rPr>
-          <w:lang w:val="uk"/>
-        </w:rPr>
-        <w:t xml:space="preserve">простір» (рис. 12). Шар реагує тільки на перетягування з файлами операційної</w:t>
-      </w:r>
-      <w:r>
-        <w:rPr>
-          <w:lang w:val="uk"/>
-        </w:rPr>
-        <w:t xml:space="preserve"> </w:t>
-      </w:r>
-      <w:r>
-        <w:rPr>
-          <w:lang w:val="uk"/>
-        </w:rPr>
-        <w:t xml:space="preserve">системи (у</w:t>
-      </w:r>
-      <w:r>
-        <w:rPr>
-          <w:lang w:val="uk"/>
-        </w:rPr>
-        <w:t xml:space="preserve"> </w:t>
-      </w:r>
-      <w:r>
-        <w:rPr>
-          <w:rStyle w:val="VerbatimChar"/>
-          <w:lang w:val="uk"/>
-        </w:rPr>
-        <w:t xml:space="preserve">dataTransfer.types</w:t>
-      </w:r>
-      <w:r>
-        <w:rPr>
-          <w:lang w:val="uk"/>
-        </w:rPr>
-        <w:t xml:space="preserve"> </w:t>
-      </w:r>
-      <w:r>
-        <w:rPr>
-          <w:lang w:val="uk"/>
-        </w:rPr>
-        <w:t xml:space="preserve">є</w:t>
-      </w:r>
-      <w:r>
-        <w:rPr>
-          <w:lang w:val="uk"/>
-        </w:rPr>
-        <w:t xml:space="preserve"> </w:t>
-      </w:r>
-      <w:r>
-        <w:rPr>
-          <w:rStyle w:val="VerbatimChar"/>
-          <w:lang w:val="uk"/>
-        </w:rPr>
-        <w:t xml:space="preserve">Files</w:t>
-      </w:r>
-      <w:r>
-        <w:rPr>
-          <w:lang w:val="uk"/>
-        </w:rPr>
-        <w:t xml:space="preserve">), а поки користувач тягне рядок таблиці</w:t>
-      </w:r>
-      <w:r>
-        <w:rPr>
-          <w:lang w:val="uk"/>
-        </w:rPr>
-        <w:t xml:space="preserve"> </w:t>
-      </w:r>
-      <w:r>
-        <w:rPr>
-          <w:lang w:val="uk"/>
-        </w:rPr>
-        <w:t xml:space="preserve">з вікна, зона вимкнена, тож шар тоді не з’являється.</w:t>
+        <w:t xml:space="preserve">Файл</w:t>
+      </w:r>
+      <w:r>
+        <w:rPr>
+          <w:lang w:val="uk"/>
+        </w:rPr>
+        <w:t xml:space="preserve"> </w:t>
+      </w:r>
+      <w:r>
+        <w:rPr>
+          <w:rStyle w:val="VerbatimChar"/>
+          <w:lang w:val="uk"/>
+        </w:rPr>
+        <w:t xml:space="preserve">mountains.jpg</w:t>
+      </w:r>
+      <w:r>
+        <w:rPr>
+          <w:lang w:val="uk"/>
+        </w:rPr>
+        <w:t xml:space="preserve"> </w:t>
+      </w:r>
+      <w:r>
+        <w:rPr>
+          <w:lang w:val="uk"/>
+        </w:rPr>
+        <w:t xml:space="preserve">на рис. 10 відкривається як зображення, масштабоване так, щоб</w:t>
+      </w:r>
+      <w:r>
+        <w:rPr>
+          <w:lang w:val="uk"/>
+        </w:rPr>
+        <w:t xml:space="preserve"> </w:t>
+      </w:r>
+      <w:r>
+        <w:rPr>
+          <w:lang w:val="uk"/>
+        </w:rPr>
+        <w:t xml:space="preserve">поміститися у вікно разом з атрибутами. Варіант вимагає лише</w:t>
+      </w:r>
+      <w:r>
+        <w:rPr>
+          <w:lang w:val="uk"/>
+        </w:rPr>
+        <w:t xml:space="preserve"> </w:t>
+      </w:r>
+      <w:r>
+        <w:rPr>
+          <w:rStyle w:val="VerbatimChar"/>
+          <w:lang w:val="uk"/>
+        </w:rPr>
+        <w:t xml:space="preserve">.kt</w:t>
+      </w:r>
+      <w:r>
+        <w:rPr>
+          <w:lang w:val="uk"/>
+        </w:rPr>
+        <w:t xml:space="preserve"> </w:t>
+      </w:r>
+      <w:r>
+        <w:rPr>
+          <w:lang w:val="uk"/>
+        </w:rPr>
+        <w:t xml:space="preserve">і</w:t>
+      </w:r>
+      <w:r>
+        <w:rPr>
+          <w:lang w:val="uk"/>
+        </w:rPr>
+        <w:t xml:space="preserve"> </w:t>
+      </w:r>
+      <w:r>
+        <w:rPr>
+          <w:rStyle w:val="VerbatimChar"/>
+          <w:lang w:val="uk"/>
+        </w:rPr>
+        <w:t xml:space="preserve">.jpg</w:t>
+      </w:r>
+      <w:r>
+        <w:rPr>
+          <w:lang w:val="uk"/>
+        </w:rPr>
+        <w:t xml:space="preserve">, але</w:t>
+      </w:r>
+      <w:r>
+        <w:rPr>
+          <w:lang w:val="uk"/>
+        </w:rPr>
+        <w:t xml:space="preserve"> </w:t>
+      </w:r>
+      <w:r>
+        <w:rPr>
+          <w:lang w:val="uk"/>
+        </w:rPr>
+        <w:t xml:space="preserve">перегляд зроблено узагальнено, бо типи перегляду не збігаються з типами фільтра:</w:t>
+      </w:r>
+      <w:r>
+        <w:rPr>
+          <w:lang w:val="uk"/>
+        </w:rPr>
+        <w:t xml:space="preserve"> </w:t>
+      </w:r>
+      <w:r>
+        <w:rPr>
+          <w:lang w:val="uk"/>
+        </w:rPr>
+        <w:t xml:space="preserve">будь-який текстовий файл (</w:t>
+      </w:r>
+      <w:r>
+        <w:rPr>
+          <w:rStyle w:val="VerbatimChar"/>
+          <w:lang w:val="uk"/>
+        </w:rPr>
+        <w:t xml:space="preserve">.kt</w:t>
+      </w:r>
+      <w:r>
+        <w:rPr>
+          <w:lang w:val="uk"/>
+        </w:rPr>
+        <w:t xml:space="preserve">,</w:t>
+      </w:r>
+      <w:r>
+        <w:rPr>
+          <w:lang w:val="uk"/>
+        </w:rPr>
+        <w:t xml:space="preserve"> </w:t>
+      </w:r>
+      <w:r>
+        <w:rPr>
+          <w:rStyle w:val="VerbatimChar"/>
+          <w:lang w:val="uk"/>
+        </w:rPr>
+        <w:t xml:space="preserve">.cpp</w:t>
+      </w:r>
+      <w:r>
+        <w:rPr>
+          <w:lang w:val="uk"/>
+        </w:rPr>
+        <w:t xml:space="preserve">,</w:t>
+      </w:r>
+      <w:r>
+        <w:rPr>
+          <w:lang w:val="uk"/>
+        </w:rPr>
+        <w:t xml:space="preserve"> </w:t>
+      </w:r>
+      <w:r>
+        <w:rPr>
+          <w:rStyle w:val="VerbatimChar"/>
+          <w:lang w:val="uk"/>
+        </w:rPr>
+        <w:t xml:space="preserve">.txt</w:t>
+      </w:r>
+      <w:r>
+        <w:rPr>
+          <w:lang w:val="uk"/>
+        </w:rPr>
+        <w:t xml:space="preserve">,</w:t>
+      </w:r>
+      <w:r>
+        <w:rPr>
+          <w:lang w:val="uk"/>
+        </w:rPr>
+        <w:t xml:space="preserve"> </w:t>
+      </w:r>
+      <w:r>
+        <w:rPr>
+          <w:rStyle w:val="VerbatimChar"/>
+          <w:lang w:val="uk"/>
+        </w:rPr>
+        <w:t xml:space="preserve">.md</w:t>
+      </w:r>
+      <w:r>
+        <w:rPr>
+          <w:lang w:val="uk"/>
+        </w:rPr>
+        <w:t xml:space="preserve">,</w:t>
+      </w:r>
+      <w:r>
+        <w:rPr>
+          <w:lang w:val="uk"/>
+        </w:rPr>
+        <w:t xml:space="preserve"> </w:t>
+      </w:r>
+      <w:r>
+        <w:rPr>
+          <w:rStyle w:val="VerbatimChar"/>
+          <w:lang w:val="uk"/>
+        </w:rPr>
+        <w:t xml:space="preserve">.json</w:t>
+      </w:r>
+      <w:r>
+        <w:rPr>
+          <w:lang w:val="uk"/>
+        </w:rPr>
+        <w:t xml:space="preserve"> </w:t>
+      </w:r>
+      <w:r>
+        <w:rPr>
+          <w:lang w:val="uk"/>
+        </w:rPr>
+        <w:t xml:space="preserve">тощо) показується</w:t>
+      </w:r>
+      <w:r>
+        <w:rPr>
+          <w:lang w:val="uk"/>
+        </w:rPr>
+        <w:t xml:space="preserve"> </w:t>
+      </w:r>
+      <w:r>
+        <w:rPr>
+          <w:lang w:val="uk"/>
+        </w:rPr>
+        <w:t xml:space="preserve">як текст, будь-яке растрове зображення (</w:t>
+      </w:r>
+      <w:r>
+        <w:rPr>
+          <w:rStyle w:val="VerbatimChar"/>
+          <w:lang w:val="uk"/>
+        </w:rPr>
+        <w:t xml:space="preserve">.jpg</w:t>
+      </w:r>
+      <w:r>
+        <w:rPr>
+          <w:lang w:val="uk"/>
+        </w:rPr>
+        <w:t xml:space="preserve">,</w:t>
+      </w:r>
+      <w:r>
+        <w:rPr>
+          <w:lang w:val="uk"/>
+        </w:rPr>
+        <w:t xml:space="preserve"> </w:t>
+      </w:r>
+      <w:r>
+        <w:rPr>
+          <w:rStyle w:val="VerbatimChar"/>
+          <w:lang w:val="uk"/>
+        </w:rPr>
+        <w:t xml:space="preserve">.jpeg</w:t>
+      </w:r>
+      <w:r>
+        <w:rPr>
+          <w:lang w:val="uk"/>
+        </w:rPr>
+        <w:t xml:space="preserve">,</w:t>
+      </w:r>
+      <w:r>
+        <w:rPr>
+          <w:lang w:val="uk"/>
+        </w:rPr>
+        <w:t xml:space="preserve"> </w:t>
+      </w:r>
+      <w:r>
+        <w:rPr>
+          <w:rStyle w:val="VerbatimChar"/>
+          <w:lang w:val="uk"/>
+        </w:rPr>
+        <w:t xml:space="preserve">.png</w:t>
+      </w:r>
+      <w:r>
+        <w:rPr>
+          <w:lang w:val="uk"/>
+        </w:rPr>
+        <w:t xml:space="preserve">,</w:t>
+      </w:r>
+      <w:r>
+        <w:rPr>
+          <w:lang w:val="uk"/>
+        </w:rPr>
+        <w:t xml:space="preserve"> </w:t>
+      </w:r>
+      <w:r>
+        <w:rPr>
+          <w:rStyle w:val="VerbatimChar"/>
+          <w:lang w:val="uk"/>
+        </w:rPr>
+        <w:t xml:space="preserve">.gif</w:t>
+      </w:r>
+      <w:r>
+        <w:rPr>
+          <w:lang w:val="uk"/>
+        </w:rPr>
+        <w:t xml:space="preserve">,</w:t>
+      </w:r>
+      <w:r>
+        <w:rPr>
+          <w:lang w:val="uk"/>
+        </w:rPr>
+        <w:t xml:space="preserve"> </w:t>
+      </w:r>
+      <w:r>
+        <w:rPr>
+          <w:rStyle w:val="VerbatimChar"/>
+          <w:lang w:val="uk"/>
+        </w:rPr>
+        <w:t xml:space="preserve">.webp</w:t>
+      </w:r>
+      <w:r>
+        <w:rPr>
+          <w:lang w:val="uk"/>
+        </w:rPr>
+        <w:t xml:space="preserve">,</w:t>
+      </w:r>
+      <w:r>
+        <w:rPr>
+          <w:lang w:val="uk"/>
+        </w:rPr>
+        <w:t xml:space="preserve"> </w:t>
+      </w:r>
+      <w:r>
+        <w:rPr>
+          <w:rStyle w:val="VerbatimChar"/>
+          <w:lang w:val="uk"/>
+        </w:rPr>
+        <w:t xml:space="preserve">.bmp</w:t>
+      </w:r>
+      <w:r>
+        <w:rPr>
+          <w:lang w:val="uk"/>
+        </w:rPr>
+        <w:t xml:space="preserve">) — як картинка.</w:t>
       </w:r>
     </w:p>
     <w:p>
@@ -8592,18 +8487,18 @@
           <wp:inline>
             <wp:extent cx="5334000" cy="3283743"/>
             <wp:effectExtent b="0" l="0" r="0" t="0"/>
-            <wp:docPr descr="Файл перетягують у вікно" title="" id="61" name="Picture"/>
+            <wp:docPr descr="Перегляд файлу .jpg як зображення" title="" id="63" name="Picture"/>
             <a:graphic>
               <a:graphicData uri="http://schemas.openxmlformats.org/drawingml/2006/picture">
                 <pic:pic>
                   <pic:nvPicPr>
-                    <pic:cNvPr descr="img/stage2/11-upload-dnd.png" id="62" name="Picture"/>
+                    <pic:cNvPr descr="img/stage2/09-preview-jpg.png" id="64" name="Picture"/>
                     <pic:cNvPicPr>
                       <a:picLocks noChangeArrowheads="1" noChangeAspect="1"/>
                     </pic:cNvPicPr>
                   </pic:nvPicPr>
                   <pic:blipFill>
-                    <a:blip r:embed="rId60"/>
+                    <a:blip r:embed="rId62"/>
                     <a:stretch>
                       <a:fillRect/>
                     </a:stretch>
@@ -8634,11 +8529,24 @@
       <w:pPr>
         <w:pStyle w:val="ImageCaption"/>
       </w:pPr>
-      <w:r>
-        <w:rPr>
-          <w:lang w:val="uk"/>
-        </w:rPr>
-        <w:t xml:space="preserve">Файл перетягують у вікно</w:t>
+      <w:bookmarkStart w:id="65" w:name="ref_fig10"/>
+      <w:r>
+        <w:rPr>
+          <w:lang w:val="uk"/>
+        </w:rPr>
+        <w:t xml:space="preserve">Рис. </w:t>
+      </w:r>
+      <w:fldSimple w:instr="SEQ Figure \* ARABIC ">
+        <w:r>
+          <w:t>10</w:t>
+        </w:r>
+      </w:fldSimple>
+      <w:bookmarkEnd w:id="65"/>
+      <w:r>
+        <w:rPr>
+          <w:lang w:val="uk"/>
+        </w:rPr>
+        <w:t xml:space="preserve">: Перегляд файлу .jpg як зображення</w:t>
       </w:r>
     </w:p>
     <w:p>
@@ -8649,117 +8557,68 @@
         <w:rPr>
           <w:lang w:val="uk"/>
         </w:rPr>
-        <w:t xml:space="preserve">Після того як файл відпущено (рис. 13),</w:t>
-      </w:r>
-      <w:r>
-        <w:rPr>
-          <w:lang w:val="uk"/>
-        </w:rPr>
-        <w:t xml:space="preserve"> </w:t>
-      </w:r>
-      <w:r>
-        <w:rPr>
-          <w:rStyle w:val="VerbatimChar"/>
-          <w:lang w:val="uk"/>
-        </w:rPr>
-        <w:t xml:space="preserve">Greeting.kt</w:t>
-      </w:r>
-      <w:r>
-        <w:rPr>
-          <w:lang w:val="uk"/>
-        </w:rPr>
-        <w:t xml:space="preserve"> </w:t>
-      </w:r>
-      <w:r>
-        <w:rPr>
-          <w:lang w:val="uk"/>
-        </w:rPr>
-        <w:t xml:space="preserve">з’явився в таблиці, лічильник</w:t>
-      </w:r>
-      <w:r>
-        <w:rPr>
-          <w:lang w:val="uk"/>
-        </w:rPr>
-        <w:t xml:space="preserve"> </w:t>
-      </w:r>
-      <w:r>
-        <w:rPr>
-          <w:lang w:val="uk"/>
-        </w:rPr>
-        <w:t xml:space="preserve">показує «11 з 11», а повідомлення — «Завантажено файлів: 1». Обмеження 50 МБ</w:t>
-      </w:r>
-      <w:r>
-        <w:rPr>
-          <w:lang w:val="uk"/>
-        </w:rPr>
-        <w:t xml:space="preserve"> </w:t>
-      </w:r>
-      <w:r>
-        <w:rPr>
-          <w:lang w:val="uk"/>
-        </w:rPr>
-        <w:t xml:space="preserve">перевіряється двічі: клієнт функцією</w:t>
-      </w:r>
-      <w:r>
-        <w:rPr>
-          <w:lang w:val="uk"/>
-        </w:rPr>
-        <w:t xml:space="preserve"> </w:t>
-      </w:r>
-      <w:r>
-        <w:rPr>
-          <w:rStyle w:val="VerbatimChar"/>
-          <w:lang w:val="uk"/>
-        </w:rPr>
-        <w:t xml:space="preserve">splitBySize</w:t>
-      </w:r>
-      <w:r>
-        <w:rPr>
-          <w:lang w:val="uk"/>
-        </w:rPr>
-        <w:t xml:space="preserve"> </w:t>
-      </w:r>
-      <w:r>
-        <w:rPr>
-          <w:lang w:val="uk"/>
-        </w:rPr>
-        <w:t xml:space="preserve">відкладає завеликі файли ще до</w:t>
-      </w:r>
-      <w:r>
-        <w:rPr>
-          <w:lang w:val="uk"/>
-        </w:rPr>
-        <w:t xml:space="preserve"> </w:t>
-      </w:r>
-      <w:r>
-        <w:rPr>
-          <w:lang w:val="uk"/>
-        </w:rPr>
-        <w:t xml:space="preserve">запиту й називає їх у повідомленні «Більші за 50 МБ і пропущені: …», а решту</w:t>
-      </w:r>
-      <w:r>
-        <w:rPr>
-          <w:lang w:val="uk"/>
-        </w:rPr>
-        <w:t xml:space="preserve"> </w:t>
-      </w:r>
-      <w:r>
-        <w:rPr>
-          <w:lang w:val="uk"/>
-        </w:rPr>
-        <w:t xml:space="preserve">вивантажує; сервер додатково відповідає на такий файл кодом 413. Файл із назвою,</w:t>
-      </w:r>
-      <w:r>
-        <w:rPr>
-          <w:lang w:val="uk"/>
-        </w:rPr>
-        <w:t xml:space="preserve"> </w:t>
-      </w:r>
-      <w:r>
-        <w:rPr>
-          <w:lang w:val="uk"/>
-        </w:rPr>
-        <w:t xml:space="preserve">яка вже є в просторі, стає його новою версією (UC10).</w:t>
+        <w:t xml:space="preserve">Для решти типів, як-от архіву</w:t>
+      </w:r>
+      <w:r>
+        <w:rPr>
+          <w:lang w:val="uk"/>
+        </w:rPr>
+        <w:t xml:space="preserve"> </w:t>
+      </w:r>
+      <w:r>
+        <w:rPr>
+          <w:rStyle w:val="VerbatimChar"/>
+          <w:lang w:val="uk"/>
+        </w:rPr>
+        <w:t xml:space="preserve">backup.zip</w:t>
+      </w:r>
+      <w:r>
+        <w:rPr>
+          <w:lang w:val="uk"/>
+        </w:rPr>
+        <w:t xml:space="preserve"> </w:t>
+      </w:r>
+      <w:r>
+        <w:rPr>
+          <w:lang w:val="uk"/>
+        </w:rPr>
+        <w:t xml:space="preserve">на рис. 11, вікно показує тільки</w:t>
+      </w:r>
+      <w:r>
+        <w:rPr>
+          <w:lang w:val="uk"/>
+        </w:rPr>
+        <w:t xml:space="preserve"> </w:t>
+      </w:r>
+      <w:r>
+        <w:rPr>
+          <w:lang w:val="uk"/>
+        </w:rPr>
+        <w:t xml:space="preserve">атрибути і повідомлення «Перегляд недоступний для цього типу файлу»; вміст такого</w:t>
+      </w:r>
+      <w:r>
+        <w:rPr>
+          <w:lang w:val="uk"/>
+        </w:rPr>
+        <w:t xml:space="preserve"> </w:t>
+      </w:r>
+      <w:r>
+        <w:rPr>
+          <w:lang w:val="uk"/>
+        </w:rPr>
+        <w:t xml:space="preserve">файлу клієнт навіть не скачує. Кнопка «Скачати» зберігає файл на диск, а закрити</w:t>
+      </w:r>
+      <w:r>
+        <w:rPr>
+          <w:lang w:val="uk"/>
+        </w:rPr>
+        <w:t xml:space="preserve"> </w:t>
+      </w:r>
+      <w:r>
+        <w:rPr>
+          <w:lang w:val="uk"/>
+        </w:rPr>
+        <w:t xml:space="preserve">вікно можна кнопкою «Закрити», клавішею Escape або кліком поза ним.</w:t>
       </w:r>
     </w:p>
     <w:p>
@@ -8771,18 +8630,18 @@
           <wp:inline>
             <wp:extent cx="5334000" cy="3283743"/>
             <wp:effectExtent b="0" l="0" r="0" t="0"/>
-            <wp:docPr descr="Результат перетягування: файл вивантажено" title="" id="64" name="Picture"/>
+            <wp:docPr descr="Файл без перегляду: лише атрибути" title="" id="67" name="Picture"/>
             <a:graphic>
               <a:graphicData uri="http://schemas.openxmlformats.org/drawingml/2006/picture">
                 <pic:pic>
                   <pic:nvPicPr>
-                    <pic:cNvPr descr="img/stage2/12-upload-done.png" id="65" name="Picture"/>
+                    <pic:cNvPr descr="img/stage2/10-preview-none.png" id="68" name="Picture"/>
                     <pic:cNvPicPr>
                       <a:picLocks noChangeArrowheads="1" noChangeAspect="1"/>
                     </pic:cNvPicPr>
                   </pic:nvPicPr>
                   <pic:blipFill>
-                    <a:blip r:embed="rId63"/>
+                    <a:blip r:embed="rId66"/>
                     <a:stretch>
                       <a:fillRect/>
                     </a:stretch>
@@ -8813,15 +8672,28 @@
       <w:pPr>
         <w:pStyle w:val="ImageCaption"/>
       </w:pPr>
-      <w:r>
-        <w:rPr>
-          <w:lang w:val="uk"/>
-        </w:rPr>
-        <w:t xml:space="preserve">Результат перетягування: файл вивантажено</w:t>
+      <w:bookmarkStart w:id="69" w:name="ref_fig11"/>
+      <w:r>
+        <w:rPr>
+          <w:lang w:val="uk"/>
+        </w:rPr>
+        <w:t xml:space="preserve">Рис. </w:t>
+      </w:r>
+      <w:fldSimple w:instr="SEQ Figure \* ARABIC ">
+        <w:r>
+          <w:t>11</w:t>
+        </w:r>
+      </w:fldSimple>
+      <w:bookmarkEnd w:id="69"/>
+      <w:r>
+        <w:rPr>
+          <w:lang w:val="uk"/>
+        </w:rPr>
+        <w:t xml:space="preserve">: Файл без перегляду: лише атрибути</w:t>
       </w:r>
     </w:p>
-    <w:bookmarkEnd w:id="66"/>
-    <w:bookmarkStart w:id="67" w:name="скачування-файлів"/>
+    <w:bookmarkEnd w:id="70"/>
+    <w:bookmarkStart w:id="79" w:name="Xd1e6f8989948150cdf234abfd4aa35ec85e8d34"/>
     <w:p>
       <w:pPr>
         <w:pStyle w:val="Heading2"/>
@@ -8831,7 +8703,7 @@
           <w:rStyle w:val="SectionNumber"/>
           <w:lang w:val="uk"/>
         </w:rPr>
-        <w:t xml:space="preserve">4.8</w:t>
+        <w:t xml:space="preserve">4.7</w:t>
       </w:r>
       <w:r>
         <w:tab/>
@@ -8840,7 +8712,7 @@
         <w:rPr>
           <w:lang w:val="uk"/>
         </w:rPr>
-        <w:t xml:space="preserve">Скачування файлів</w:t>
+        <w:t xml:space="preserve">Завантаження файлів кнопкою і перетягуванням</w:t>
       </w:r>
     </w:p>
     <w:p>
@@ -8851,430 +8723,148 @@
         <w:rPr>
           <w:lang w:val="uk"/>
         </w:rPr>
-        <w:t xml:space="preserve">Скачування (UC11) має два способи. Кнопка зі стрілкою в рядку або «Скачати» у вікні</w:t>
-      </w:r>
-      <w:r>
-        <w:rPr>
-          <w:lang w:val="uk"/>
-        </w:rPr>
-        <w:t xml:space="preserve"> </w:t>
-      </w:r>
-      <w:r>
-        <w:rPr>
-          <w:lang w:val="uk"/>
-        </w:rPr>
-        <w:t xml:space="preserve">перегляду відкриває системний діалог збереження файлу. Другий спосіб — витягнути</w:t>
-      </w:r>
-      <w:r>
-        <w:rPr>
-          <w:lang w:val="uk"/>
-        </w:rPr>
-        <w:t xml:space="preserve"> </w:t>
-      </w:r>
-      <w:r>
-        <w:rPr>
-          <w:lang w:val="uk"/>
-        </w:rPr>
-        <w:t xml:space="preserve">рядок з вікна у Finder або Провідник (UC11a, бонус R9). Перетягування в браузері не</w:t>
-      </w:r>
-      <w:r>
-        <w:rPr>
-          <w:lang w:val="uk"/>
-        </w:rPr>
-        <w:t xml:space="preserve"> </w:t>
-      </w:r>
-      <w:r>
-        <w:rPr>
-          <w:lang w:val="uk"/>
-        </w:rPr>
-        <w:t xml:space="preserve">створює файл на диску, тому використано механізм Electron</w:t>
-      </w:r>
-      <w:r>
-        <w:rPr>
-          <w:lang w:val="uk"/>
-        </w:rPr>
-        <w:t xml:space="preserve"> </w:t>
-      </w:r>
-      <w:r>
-        <w:rPr>
-          <w:rStyle w:val="VerbatimChar"/>
-          <w:lang w:val="uk"/>
-        </w:rPr>
-        <w:t xml:space="preserve">webContents.startDrag</w:t>
-      </w:r>
-      <w:r>
-        <w:rPr>
-          <w:lang w:val="uk"/>
-        </w:rPr>
-        <w:t xml:space="preserve">.</w:t>
-      </w:r>
-      <w:r>
-        <w:rPr>
-          <w:lang w:val="uk"/>
-        </w:rPr>
-        <w:t xml:space="preserve"> </w:t>
-      </w:r>
-      <w:r>
-        <w:rPr>
-          <w:lang w:val="uk"/>
-        </w:rPr>
-        <w:t xml:space="preserve">Щойно користувач натискає кнопку миші на рядку, main-процес на прохання сторінки</w:t>
-      </w:r>
-      <w:r>
-        <w:rPr>
-          <w:lang w:val="uk"/>
-        </w:rPr>
-        <w:t xml:space="preserve"> </w:t>
-      </w:r>
-      <w:r>
-        <w:rPr>
-          <w:lang w:val="uk"/>
-        </w:rPr>
-        <w:t xml:space="preserve">(</w:t>
-      </w:r>
-      <w:r>
-        <w:rPr>
-          <w:rStyle w:val="VerbatimChar"/>
-          <w:lang w:val="uk"/>
-        </w:rPr>
-        <w:t xml:space="preserve">prepareDrag</w:t>
-      </w:r>
-      <w:r>
-        <w:rPr>
-          <w:lang w:val="uk"/>
-        </w:rPr>
-        <w:t xml:space="preserve">) скачує файл у тимчасовий каталог</w:t>
-      </w:r>
-      <w:r>
-        <w:rPr>
-          <w:lang w:val="uk"/>
-        </w:rPr>
-        <w:t xml:space="preserve"> </w:t>
-      </w:r>
-      <w:r>
-        <w:rPr>
-          <w:rStyle w:val="VerbatimChar"/>
-          <w:lang w:val="uk"/>
-        </w:rPr>
-        <w:t xml:space="preserve">shelf-drag/&lt;id&gt;/&lt;назва&gt;</w:t>
-      </w:r>
-      <w:r>
-        <w:rPr>
-          <w:lang w:val="uk"/>
-        </w:rPr>
-        <w:t xml:space="preserve">. Коли</w:t>
-      </w:r>
-      <w:r>
-        <w:rPr>
-          <w:lang w:val="uk"/>
-        </w:rPr>
-        <w:t xml:space="preserve"> </w:t>
-      </w:r>
-      <w:r>
-        <w:rPr>
-          <w:lang w:val="uk"/>
-        </w:rPr>
-        <w:t xml:space="preserve">починається перетягування, сторінка скасовує стандартну дію браузера, вимикає зону</w:t>
-      </w:r>
-      <w:r>
-        <w:rPr>
-          <w:lang w:val="uk"/>
-        </w:rPr>
-        <w:t xml:space="preserve"> </w:t>
-      </w:r>
-      <w:r>
-        <w:rPr>
-          <w:lang w:val="uk"/>
-        </w:rPr>
-        <w:t xml:space="preserve">вивантаження і викликає</w:t>
-      </w:r>
-      <w:r>
-        <w:rPr>
-          <w:lang w:val="uk"/>
-        </w:rPr>
-        <w:t xml:space="preserve"> </w:t>
-      </w:r>
-      <w:r>
-        <w:rPr>
-          <w:rStyle w:val="VerbatimChar"/>
-          <w:lang w:val="uk"/>
-        </w:rPr>
-        <w:t xml:space="preserve">startDrag</w:t>
-      </w:r>
-      <w:r>
-        <w:rPr>
-          <w:lang w:val="uk"/>
-        </w:rPr>
-        <w:t xml:space="preserve">; main-процес передає системі шлях до файлу й</w:t>
-      </w:r>
-      <w:r>
-        <w:rPr>
-          <w:lang w:val="uk"/>
-        </w:rPr>
-        <w:t xml:space="preserve"> </w:t>
-      </w:r>
-      <w:r>
-        <w:rPr>
-          <w:lang w:val="uk"/>
-        </w:rPr>
-        <w:t xml:space="preserve">піктограму, і файл копіюється туди, де користувач відпустив кнопку.</w:t>
-      </w:r>
-    </w:p>
-    <w:bookmarkEnd w:id="67"/>
-    <w:bookmarkStart w:id="68" w:name="видалення-файлів"/>
-    <w:p>
-      <w:pPr>
-        <w:pStyle w:val="Heading2"/>
-      </w:pPr>
-      <w:r>
-        <w:rPr>
-          <w:rStyle w:val="SectionNumber"/>
-          <w:lang w:val="uk"/>
-        </w:rPr>
-        <w:t xml:space="preserve">4.9</w:t>
-      </w:r>
-      <w:r>
-        <w:tab/>
-      </w:r>
-      <w:r>
-        <w:rPr>
-          <w:lang w:val="uk"/>
-        </w:rPr>
-        <w:t xml:space="preserve">Видалення файлів</w:t>
-      </w:r>
-    </w:p>
-    <w:p>
-      <w:pPr>
-        <w:pStyle w:val="FirstParagraph"/>
-      </w:pPr>
-      <w:r>
-        <w:rPr>
-          <w:lang w:val="uk"/>
-        </w:rPr>
-        <w:t xml:space="preserve">Кнопка з кошиком видаляє файл (UC12): після підтвердження клієнт надсилає</w:t>
-      </w:r>
-      <w:r>
-        <w:rPr>
-          <w:lang w:val="uk"/>
-        </w:rPr>
-        <w:t xml:space="preserve"> </w:t>
-      </w:r>
-      <w:r>
-        <w:rPr>
-          <w:rStyle w:val="VerbatimChar"/>
-          <w:lang w:val="uk"/>
-        </w:rPr>
-        <w:t xml:space="preserve">DELETE /api/workspace/files/:id</w:t>
-      </w:r>
-      <w:r>
-        <w:rPr>
-          <w:lang w:val="uk"/>
-        </w:rPr>
-        <w:t xml:space="preserve">, сервер видаляє запис і об’єкт зі сховища, а</w:t>
-      </w:r>
-      <w:r>
-        <w:rPr>
-          <w:lang w:val="uk"/>
-        </w:rPr>
-        <w:t xml:space="preserve"> </w:t>
-      </w:r>
-      <w:r>
-        <w:rPr>
-          <w:lang w:val="uk"/>
-        </w:rPr>
-        <w:t xml:space="preserve">таблиця перечитує список. Синхронізація видалень не поширює: файл, видалений на</w:t>
-      </w:r>
-      <w:r>
-        <w:rPr>
-          <w:lang w:val="uk"/>
-        </w:rPr>
-        <w:t xml:space="preserve"> </w:t>
-      </w:r>
-      <w:r>
-        <w:rPr>
-          <w:lang w:val="uk"/>
-        </w:rPr>
-        <w:t xml:space="preserve">сервері, але залишений у прив’язаній папці, наступна синхронізація вивантажить</w:t>
-      </w:r>
-      <w:r>
-        <w:rPr>
-          <w:lang w:val="uk"/>
-        </w:rPr>
-        <w:t xml:space="preserve"> </w:t>
-      </w:r>
-      <w:r>
-        <w:rPr>
-          <w:lang w:val="uk"/>
-        </w:rPr>
-        <w:t xml:space="preserve">знову — це задокументоване обмеження.</w:t>
-      </w:r>
-    </w:p>
-    <w:bookmarkEnd w:id="68"/>
-    <w:bookmarkStart w:id="72" w:name="синхронізація-з-локальною-папкою"/>
-    <w:p>
-      <w:pPr>
-        <w:pStyle w:val="Heading2"/>
-      </w:pPr>
-      <w:r>
-        <w:rPr>
-          <w:rStyle w:val="SectionNumber"/>
-          <w:lang w:val="uk"/>
-        </w:rPr>
-        <w:t xml:space="preserve">4.10</w:t>
-      </w:r>
-      <w:r>
-        <w:tab/>
-      </w:r>
-      <w:r>
-        <w:rPr>
-          <w:lang w:val="uk"/>
-        </w:rPr>
-        <w:t xml:space="preserve">Синхронізація з локальною папкою</w:t>
-      </w:r>
-    </w:p>
-    <w:p>
-      <w:pPr>
-        <w:pStyle w:val="FirstParagraph"/>
-      </w:pPr>
-      <w:r>
-        <w:rPr>
-          <w:lang w:val="uk"/>
-        </w:rPr>
-        <w:t xml:space="preserve">Блок «Синхронізація» в бічній панелі реалізує вимогу R8 і прецеденти UC13 та UC14.</w:t>
-      </w:r>
-      <w:r>
-        <w:rPr>
-          <w:lang w:val="uk"/>
-        </w:rPr>
-        <w:t xml:space="preserve"> </w:t>
-      </w:r>
-      <w:r>
-        <w:rPr>
-          <w:lang w:val="uk"/>
-        </w:rPr>
-        <w:t xml:space="preserve">У ньому видно шлях прив’язаної папки, кнопку «Змінити» для вибору іншої, кнопку</w:t>
-      </w:r>
-      <w:r>
-        <w:rPr>
-          <w:lang w:val="uk"/>
-        </w:rPr>
-        <w:t xml:space="preserve"> </w:t>
-      </w:r>
-      <w:r>
-        <w:rPr>
-          <w:lang w:val="uk"/>
-        </w:rPr>
-        <w:t xml:space="preserve">«Синхронізувати» і прапорець автоматичного відстеження; шлях зберігається в</w:t>
-      </w:r>
-      <w:r>
-        <w:rPr>
-          <w:lang w:val="uk"/>
-        </w:rPr>
-        <w:t xml:space="preserve"> </w:t>
-      </w:r>
-      <w:r>
-        <w:rPr>
-          <w:lang w:val="uk"/>
-        </w:rPr>
-        <w:t xml:space="preserve">налаштуваннях. «Синхронізувати» запускає в main-процесі</w:t>
-      </w:r>
-      <w:r>
-        <w:rPr>
-          <w:lang w:val="uk"/>
-        </w:rPr>
-        <w:t xml:space="preserve"> </w:t>
-      </w:r>
-      <w:r>
-        <w:rPr>
-          <w:rStyle w:val="VerbatimChar"/>
-          <w:lang w:val="uk"/>
-        </w:rPr>
-        <w:t xml:space="preserve">scan()</w:t>
-      </w:r>
-      <w:r>
-        <w:rPr>
-          <w:lang w:val="uk"/>
-        </w:rPr>
-        <w:t xml:space="preserve">, що порівнює</w:t>
-      </w:r>
-      <w:r>
-        <w:rPr>
-          <w:lang w:val="uk"/>
-        </w:rPr>
-        <w:t xml:space="preserve"> </w:t>
-      </w:r>
-      <w:r>
-        <w:rPr>
-          <w:lang w:val="uk"/>
-        </w:rPr>
-        <w:t xml:space="preserve">папку, список на сервері і знімок стану, а потім виконання плану з індикатором</w:t>
-      </w:r>
-      <w:r>
-        <w:rPr>
-          <w:lang w:val="uk"/>
-        </w:rPr>
-        <w:t xml:space="preserve"> </w:t>
-      </w:r>
-      <w:r>
-        <w:rPr>
-          <w:lang w:val="uk"/>
-        </w:rPr>
-        <w:t xml:space="preserve">прогресу. На рис. 14 показано першу синхронізацію папки, де лежав лише</w:t>
-      </w:r>
-      <w:r>
-        <w:rPr>
-          <w:lang w:val="uk"/>
-        </w:rPr>
-        <w:t xml:space="preserve"> </w:t>
-      </w:r>
-      <w:r>
-        <w:rPr>
-          <w:rStyle w:val="VerbatimChar"/>
-          <w:lang w:val="uk"/>
-        </w:rPr>
-        <w:t xml:space="preserve">lab-notes.txt</w:t>
-      </w:r>
-      <w:r>
-        <w:rPr>
-          <w:lang w:val="uk"/>
-        </w:rPr>
-        <w:t xml:space="preserve">: «Завантажено на сервер: 1», «Скачано з сервера: 11», «Без змін:</w:t>
-      </w:r>
-      <w:r>
-        <w:rPr>
-          <w:lang w:val="uk"/>
-        </w:rPr>
-        <w:t xml:space="preserve"> </w:t>
-      </w:r>
-      <w:r>
-        <w:rPr>
-          <w:lang w:val="uk"/>
-        </w:rPr>
-        <w:t xml:space="preserve">0», «Конфліктів: 0», а в таблиці з’явився новий файл. Скачаним файлам на диску</w:t>
-      </w:r>
-      <w:r>
-        <w:rPr>
-          <w:lang w:val="uk"/>
-        </w:rPr>
-        <w:t xml:space="preserve"> </w:t>
-      </w:r>
-      <w:r>
-        <w:rPr>
-          <w:lang w:val="uk"/>
-        </w:rPr>
-        <w:t xml:space="preserve">виставляється час зміни серверної версії, тож наступна перевірка вважає їх</w:t>
-      </w:r>
-      <w:r>
-        <w:rPr>
-          <w:lang w:val="uk"/>
-        </w:rPr>
-        <w:t xml:space="preserve"> </w:t>
-      </w:r>
-      <w:r>
-        <w:rPr>
-          <w:lang w:val="uk"/>
-        </w:rPr>
-        <w:t xml:space="preserve">незміненими.</w:t>
+        <w:t xml:space="preserve">Вивантаження на сервер покриває вимоги R7 і R9, прецеденти UC9a і UC9b. Кнопка</w:t>
+      </w:r>
+      <w:r>
+        <w:rPr>
+          <w:lang w:val="uk"/>
+        </w:rPr>
+        <w:t xml:space="preserve"> </w:t>
+      </w:r>
+      <w:r>
+        <w:rPr>
+          <w:lang w:val="uk"/>
+        </w:rPr>
+        <w:t xml:space="preserve">«Завантажити» відкриває системний діалог з вибором кількох файлів. Можна й</w:t>
+      </w:r>
+      <w:r>
+        <w:rPr>
+          <w:lang w:val="uk"/>
+        </w:rPr>
+        <w:t xml:space="preserve"> </w:t>
+      </w:r>
+      <w:r>
+        <w:rPr>
+          <w:lang w:val="uk"/>
+        </w:rPr>
+        <w:t xml:space="preserve">перетягнути файли з Finder чи Провідника на таблицю:</w:t>
+      </w:r>
+      <w:r>
+        <w:rPr>
+          <w:lang w:val="uk"/>
+        </w:rPr>
+        <w:t xml:space="preserve"> </w:t>
+      </w:r>
+      <w:r>
+        <w:rPr>
+          <w:rStyle w:val="VerbatimChar"/>
+          <w:lang w:val="uk"/>
+        </w:rPr>
+        <w:t xml:space="preserve">UploadDropzone</w:t>
+      </w:r>
+      <w:r>
+        <w:rPr>
+          <w:lang w:val="uk"/>
+        </w:rPr>
+        <w:t xml:space="preserve"> </w:t>
+      </w:r>
+      <w:r>
+        <w:rPr>
+          <w:lang w:val="uk"/>
+        </w:rPr>
+        <w:t xml:space="preserve">накриває її</w:t>
+      </w:r>
+      <w:r>
+        <w:rPr>
+          <w:lang w:val="uk"/>
+        </w:rPr>
+        <w:t xml:space="preserve"> </w:t>
+      </w:r>
+      <w:r>
+        <w:rPr>
+          <w:lang w:val="uk"/>
+        </w:rPr>
+        <w:t xml:space="preserve">шаром з пунктирною рамкою і написом «Відпустіть файли, щоб завантажити їх у</w:t>
+      </w:r>
+      <w:r>
+        <w:rPr>
+          <w:lang w:val="uk"/>
+        </w:rPr>
+        <w:t xml:space="preserve"> </w:t>
+      </w:r>
+      <w:r>
+        <w:rPr>
+          <w:lang w:val="uk"/>
+        </w:rPr>
+        <w:t xml:space="preserve">простір» (рис. 12). Шар реагує тільки на перетягування з файлами операційної</w:t>
+      </w:r>
+      <w:r>
+        <w:rPr>
+          <w:lang w:val="uk"/>
+        </w:rPr>
+        <w:t xml:space="preserve"> </w:t>
+      </w:r>
+      <w:r>
+        <w:rPr>
+          <w:lang w:val="uk"/>
+        </w:rPr>
+        <w:t xml:space="preserve">системи (у</w:t>
+      </w:r>
+      <w:r>
+        <w:rPr>
+          <w:lang w:val="uk"/>
+        </w:rPr>
+        <w:t xml:space="preserve"> </w:t>
+      </w:r>
+      <w:r>
+        <w:rPr>
+          <w:rStyle w:val="VerbatimChar"/>
+          <w:lang w:val="uk"/>
+        </w:rPr>
+        <w:t xml:space="preserve">dataTransfer.types</w:t>
+      </w:r>
+      <w:r>
+        <w:rPr>
+          <w:lang w:val="uk"/>
+        </w:rPr>
+        <w:t xml:space="preserve"> </w:t>
+      </w:r>
+      <w:r>
+        <w:rPr>
+          <w:lang w:val="uk"/>
+        </w:rPr>
+        <w:t xml:space="preserve">є</w:t>
+      </w:r>
+      <w:r>
+        <w:rPr>
+          <w:lang w:val="uk"/>
+        </w:rPr>
+        <w:t xml:space="preserve"> </w:t>
+      </w:r>
+      <w:r>
+        <w:rPr>
+          <w:rStyle w:val="VerbatimChar"/>
+          <w:lang w:val="uk"/>
+        </w:rPr>
+        <w:t xml:space="preserve">Files</w:t>
+      </w:r>
+      <w:r>
+        <w:rPr>
+          <w:lang w:val="uk"/>
+        </w:rPr>
+        <w:t xml:space="preserve">), а поки користувач тягне рядок таблиці</w:t>
+      </w:r>
+      <w:r>
+        <w:rPr>
+          <w:lang w:val="uk"/>
+        </w:rPr>
+        <w:t xml:space="preserve"> </w:t>
+      </w:r>
+      <w:r>
+        <w:rPr>
+          <w:lang w:val="uk"/>
+        </w:rPr>
+        <w:t xml:space="preserve">з вікна, зона вимкнена, тож шар тоді не з’являється.</w:t>
       </w:r>
     </w:p>
     <w:p>
@@ -9286,18 +8876,18 @@
           <wp:inline>
             <wp:extent cx="5334000" cy="3283743"/>
             <wp:effectExtent b="0" l="0" r="0" t="0"/>
-            <wp:docPr descr="Результат першої синхронізації" title="" id="70" name="Picture"/>
+            <wp:docPr descr="Файл перетягують у вікно" title="" id="72" name="Picture"/>
             <a:graphic>
               <a:graphicData uri="http://schemas.openxmlformats.org/drawingml/2006/picture">
                 <pic:pic>
                   <pic:nvPicPr>
-                    <pic:cNvPr descr="img/stage2/13-sync-first.png" id="71" name="Picture"/>
+                    <pic:cNvPr descr="img/stage2/11-upload-dnd.png" id="73" name="Picture"/>
                     <pic:cNvPicPr>
                       <a:picLocks noChangeArrowheads="1" noChangeAspect="1"/>
                     </pic:cNvPicPr>
                   </pic:nvPicPr>
                   <pic:blipFill>
-                    <a:blip r:embed="rId69"/>
+                    <a:blip r:embed="rId71"/>
                     <a:stretch>
                       <a:fillRect/>
                     </a:stretch>
@@ -9328,369 +8918,24 @@
       <w:pPr>
         <w:pStyle w:val="ImageCaption"/>
       </w:pPr>
-      <w:r>
-        <w:rPr>
-          <w:lang w:val="uk"/>
-        </w:rPr>
-        <w:t xml:space="preserve">Результат першої синхронізації</w:t>
-      </w:r>
-    </w:p>
-    <w:bookmarkEnd w:id="72"/>
-    <w:bookmarkStart w:id="79" w:name="конфлікт-версій-і-його-розвязання"/>
-    <w:p>
-      <w:pPr>
-        <w:pStyle w:val="Heading2"/>
-      </w:pPr>
-      <w:r>
-        <w:rPr>
-          <w:rStyle w:val="SectionNumber"/>
-          <w:lang w:val="uk"/>
-        </w:rPr>
-        <w:t xml:space="preserve">4.11</w:t>
-      </w:r>
-      <w:r>
-        <w:tab/>
-      </w:r>
-      <w:r>
-        <w:rPr>
-          <w:lang w:val="uk"/>
-        </w:rPr>
-        <w:t xml:space="preserve">Конфлікт версій і його розв’язання</w:t>
-      </w:r>
-    </w:p>
-    <w:p>
-      <w:pPr>
-        <w:pStyle w:val="FirstParagraph"/>
-      </w:pPr>
-      <w:r>
-        <w:rPr>
-          <w:lang w:val="uk"/>
-        </w:rPr>
-        <w:t xml:space="preserve">Після кожного перенесення клієнт записує в знімок стану</w:t>
-      </w:r>
-      <w:r>
-        <w:rPr>
-          <w:lang w:val="uk"/>
-        </w:rPr>
-        <w:t xml:space="preserve"> </w:t>
-      </w:r>
-      <w:r>
-        <w:rPr>
-          <w:rStyle w:val="VerbatimChar"/>
-          <w:lang w:val="uk"/>
-        </w:rPr>
-        <w:t xml:space="preserve">SnapshotEntry</w:t>
-      </w:r>
-      <w:r>
-        <w:rPr>
-          <w:lang w:val="uk"/>
-        </w:rPr>
-        <w:t xml:space="preserve">: час і</w:t>
-      </w:r>
-      <w:r>
-        <w:rPr>
-          <w:lang w:val="uk"/>
-        </w:rPr>
-        <w:t xml:space="preserve"> </w:t>
-      </w:r>
-      <w:r>
-        <w:rPr>
-          <w:lang w:val="uk"/>
-        </w:rPr>
-        <w:t xml:space="preserve">розмір локального файлу, час, контрольну суму і</w:t>
-      </w:r>
-      <w:r>
-        <w:rPr>
-          <w:lang w:val="uk"/>
-        </w:rPr>
-        <w:t xml:space="preserve"> </w:t>
-      </w:r>
-      <w:r>
-        <w:rPr>
-          <w:rStyle w:val="VerbatimChar"/>
-          <w:lang w:val="uk"/>
-        </w:rPr>
-        <w:t xml:space="preserve">remoteId</w:t>
-      </w:r>
-      <w:r>
-        <w:rPr>
-          <w:lang w:val="uk"/>
-        </w:rPr>
-        <w:t xml:space="preserve"> </w:t>
-      </w:r>
-      <w:r>
-        <w:rPr>
-          <w:lang w:val="uk"/>
-        </w:rPr>
-        <w:t xml:space="preserve">серверної версії. Знімок</w:t>
-      </w:r>
-      <w:r>
-        <w:rPr>
-          <w:lang w:val="uk"/>
-        </w:rPr>
-        <w:t xml:space="preserve"> </w:t>
-      </w:r>
-      <w:r>
-        <w:rPr>
-          <w:lang w:val="uk"/>
-        </w:rPr>
-        <w:t xml:space="preserve">зберігається у</w:t>
-      </w:r>
-      <w:r>
-        <w:rPr>
-          <w:lang w:val="uk"/>
-        </w:rPr>
-        <w:t xml:space="preserve"> </w:t>
-      </w:r>
-      <w:r>
-        <w:rPr>
-          <w:rStyle w:val="VerbatimChar"/>
-          <w:lang w:val="uk"/>
-        </w:rPr>
-        <w:t xml:space="preserve">userData/snapshots/&lt;sha1 шляху папки&gt;.json</w:t>
-      </w:r>
-      <w:r>
-        <w:rPr>
-          <w:lang w:val="uk"/>
-        </w:rPr>
-        <w:t xml:space="preserve">, окремо для кожної</w:t>
-      </w:r>
-      <w:r>
-        <w:rPr>
-          <w:lang w:val="uk"/>
-        </w:rPr>
-        <w:t xml:space="preserve"> </w:t>
-      </w:r>
-      <w:r>
-        <w:rPr>
-          <w:lang w:val="uk"/>
-        </w:rPr>
-        <w:t xml:space="preserve">папки. Файл лише з одного боку має статус</w:t>
-      </w:r>
-      <w:r>
-        <w:rPr>
-          <w:lang w:val="uk"/>
-        </w:rPr>
-        <w:t xml:space="preserve"> </w:t>
-      </w:r>
-      <w:r>
-        <w:rPr>
-          <w:rStyle w:val="VerbatimChar"/>
-          <w:lang w:val="uk"/>
-        </w:rPr>
-        <w:t xml:space="preserve">LOCAL_ONLY</w:t>
-      </w:r>
-      <w:r>
-        <w:rPr>
-          <w:lang w:val="uk"/>
-        </w:rPr>
-        <w:t xml:space="preserve"> </w:t>
-      </w:r>
-      <w:r>
-        <w:rPr>
-          <w:lang w:val="uk"/>
-        </w:rPr>
-        <w:t xml:space="preserve">або</w:t>
-      </w:r>
-      <w:r>
-        <w:rPr>
-          <w:lang w:val="uk"/>
-        </w:rPr>
-        <w:t xml:space="preserve"> </w:t>
-      </w:r>
-      <w:r>
-        <w:rPr>
-          <w:rStyle w:val="VerbatimChar"/>
-          <w:lang w:val="uk"/>
-        </w:rPr>
-        <w:t xml:space="preserve">REMOTE_ONLY</w:t>
-      </w:r>
-      <w:r>
-        <w:rPr>
-          <w:lang w:val="uk"/>
-        </w:rPr>
-        <w:t xml:space="preserve">; файл з</w:t>
-      </w:r>
-      <w:r>
-        <w:rPr>
-          <w:lang w:val="uk"/>
-        </w:rPr>
-        <w:t xml:space="preserve"> </w:t>
-      </w:r>
-      <w:r>
-        <w:rPr>
-          <w:lang w:val="uk"/>
-        </w:rPr>
-        <w:t xml:space="preserve">обох боків порівнюється зі знімком: зміна лише локально дає</w:t>
-      </w:r>
-      <w:r>
-        <w:rPr>
-          <w:lang w:val="uk"/>
-        </w:rPr>
-        <w:t xml:space="preserve"> </w:t>
-      </w:r>
-      <w:r>
-        <w:rPr>
-          <w:rStyle w:val="VerbatimChar"/>
-          <w:lang w:val="uk"/>
-        </w:rPr>
-        <w:t xml:space="preserve">LOCAL_NEWER</w:t>
-      </w:r>
-      <w:r>
-        <w:rPr>
-          <w:lang w:val="uk"/>
-        </w:rPr>
-        <w:t xml:space="preserve">, лише на</w:t>
-      </w:r>
-      <w:r>
-        <w:rPr>
-          <w:lang w:val="uk"/>
-        </w:rPr>
-        <w:t xml:space="preserve"> </w:t>
-      </w:r>
-      <w:r>
-        <w:rPr>
-          <w:lang w:val="uk"/>
-        </w:rPr>
-        <w:t xml:space="preserve">сервері —</w:t>
-      </w:r>
-      <w:r>
-        <w:rPr>
-          <w:lang w:val="uk"/>
-        </w:rPr>
-        <w:t xml:space="preserve"> </w:t>
-      </w:r>
-      <w:r>
-        <w:rPr>
-          <w:rStyle w:val="VerbatimChar"/>
-          <w:lang w:val="uk"/>
-        </w:rPr>
-        <w:t xml:space="preserve">REMOTE_NEWER</w:t>
-      </w:r>
-      <w:r>
-        <w:rPr>
-          <w:lang w:val="uk"/>
-        </w:rPr>
-        <w:t xml:space="preserve">, з обох боків —</w:t>
-      </w:r>
-      <w:r>
-        <w:rPr>
-          <w:lang w:val="uk"/>
-        </w:rPr>
-        <w:t xml:space="preserve"> </w:t>
-      </w:r>
-      <w:r>
-        <w:rPr>
-          <w:rStyle w:val="VerbatimChar"/>
-          <w:lang w:val="uk"/>
-        </w:rPr>
-        <w:t xml:space="preserve">CONFLICT</w:t>
-      </w:r>
-      <w:r>
-        <w:rPr>
-          <w:lang w:val="uk"/>
-        </w:rPr>
-        <w:t xml:space="preserve">, інакше</w:t>
-      </w:r>
-      <w:r>
-        <w:rPr>
-          <w:lang w:val="uk"/>
-        </w:rPr>
-        <w:t xml:space="preserve"> </w:t>
-      </w:r>
-      <w:r>
-        <w:rPr>
-          <w:rStyle w:val="VerbatimChar"/>
-          <w:lang w:val="uk"/>
-        </w:rPr>
-        <w:t xml:space="preserve">IN_SYNC</w:t>
-      </w:r>
-      <w:r>
-        <w:rPr>
-          <w:lang w:val="uk"/>
-        </w:rPr>
-        <w:t xml:space="preserve">. «Змінилося</w:t>
-      </w:r>
-      <w:r>
-        <w:rPr>
-          <w:lang w:val="uk"/>
-        </w:rPr>
-        <w:t xml:space="preserve"> </w:t>
-      </w:r>
-      <w:r>
-        <w:rPr>
-          <w:lang w:val="uk"/>
-        </w:rPr>
-        <w:t xml:space="preserve">локально» — час поза допуском 2 с або інший розмір; «змінилося віддалено» —</w:t>
-      </w:r>
-      <w:r>
-        <w:rPr>
-          <w:lang w:val="uk"/>
-        </w:rPr>
-        <w:t xml:space="preserve"> </w:t>
-      </w:r>
-      <w:r>
-        <w:rPr>
-          <w:rStyle w:val="VerbatimChar"/>
-          <w:lang w:val="uk"/>
-        </w:rPr>
-        <w:t xml:space="preserve">modifiedAt</w:t>
-      </w:r>
-      <w:r>
-        <w:rPr>
-          <w:lang w:val="uk"/>
-        </w:rPr>
-        <w:t xml:space="preserve"> </w:t>
-      </w:r>
-      <w:r>
-        <w:rPr>
-          <w:lang w:val="uk"/>
-        </w:rPr>
-        <w:t xml:space="preserve">поза допуском 2 с або інший</w:t>
-      </w:r>
-      <w:r>
-        <w:rPr>
-          <w:lang w:val="uk"/>
-        </w:rPr>
-        <w:t xml:space="preserve"> </w:t>
-      </w:r>
-      <w:r>
-        <w:rPr>
-          <w:rStyle w:val="VerbatimChar"/>
-          <w:lang w:val="uk"/>
-        </w:rPr>
-        <w:t xml:space="preserve">checksum</w:t>
-      </w:r>
-      <w:r>
-        <w:rPr>
-          <w:lang w:val="uk"/>
-        </w:rPr>
-        <w:t xml:space="preserve">; запис знімка іншого серверного</w:t>
-      </w:r>
-      <w:r>
-        <w:rPr>
-          <w:lang w:val="uk"/>
-        </w:rPr>
-        <w:t xml:space="preserve"> </w:t>
-      </w:r>
-      <w:r>
-        <w:rPr>
-          <w:lang w:val="uk"/>
-        </w:rPr>
-        <w:t xml:space="preserve">файлу (</w:t>
-      </w:r>
-      <w:r>
-        <w:rPr>
-          <w:rStyle w:val="VerbatimChar"/>
-          <w:lang w:val="uk"/>
-        </w:rPr>
-        <w:t xml:space="preserve">remoteId</w:t>
-      </w:r>
-      <w:r>
-        <w:rPr>
-          <w:lang w:val="uk"/>
-        </w:rPr>
-        <w:t xml:space="preserve">) не враховується (§5.2). Без знімка вирішує контрольна сума.</w:t>
+      <w:bookmarkStart w:id="74" w:name="ref_fig12"/>
+      <w:r>
+        <w:rPr>
+          <w:lang w:val="uk"/>
+        </w:rPr>
+        <w:t xml:space="preserve">Рис. </w:t>
+      </w:r>
+      <w:fldSimple w:instr="SEQ Figure \* ARABIC ">
+        <w:r>
+          <w:t>12</w:t>
+        </w:r>
+      </w:fldSimple>
+      <w:bookmarkEnd w:id="74"/>
+      <w:r>
+        <w:rPr>
+          <w:lang w:val="uk"/>
+        </w:rPr>
+        <w:t xml:space="preserve">: Файл перетягують у вікно</w:t>
       </w:r>
     </w:p>
     <w:p>
@@ -9701,148 +8946,117 @@
         <w:rPr>
           <w:lang w:val="uk"/>
         </w:rPr>
-        <w:t xml:space="preserve">На рис. 15 файл</w:t>
-      </w:r>
-      <w:r>
-        <w:rPr>
-          <w:lang w:val="uk"/>
-        </w:rPr>
-        <w:t xml:space="preserve"> </w:t>
-      </w:r>
-      <w:r>
-        <w:rPr>
-          <w:rStyle w:val="VerbatimChar"/>
-          <w:lang w:val="uk"/>
-        </w:rPr>
-        <w:t xml:space="preserve">todo.txt</w:t>
-      </w:r>
-      <w:r>
-        <w:rPr>
-          <w:lang w:val="uk"/>
-        </w:rPr>
-        <w:t xml:space="preserve"> </w:t>
-      </w:r>
-      <w:r>
-        <w:rPr>
-          <w:lang w:val="uk"/>
-        </w:rPr>
-        <w:t xml:space="preserve">змінено і в папці (22:27, 80 Б), і на сервері (22:32,</w:t>
-      </w:r>
-      <w:r>
-        <w:rPr>
-          <w:lang w:val="uk"/>
-        </w:rPr>
-        <w:t xml:space="preserve"> </w:t>
-      </w:r>
-      <w:r>
-        <w:rPr>
-          <w:lang w:val="uk"/>
-        </w:rPr>
-        <w:t xml:space="preserve">66 Б), тому відкривається</w:t>
-      </w:r>
-      <w:r>
-        <w:rPr>
-          <w:lang w:val="uk"/>
-        </w:rPr>
-        <w:t xml:space="preserve"> </w:t>
-      </w:r>
-      <w:r>
-        <w:rPr>
-          <w:rStyle w:val="VerbatimChar"/>
-          <w:lang w:val="uk"/>
-        </w:rPr>
-        <w:t xml:space="preserve">ConflictDialog</w:t>
-      </w:r>
-      <w:r>
-        <w:rPr>
-          <w:lang w:val="uk"/>
-        </w:rPr>
-        <w:t xml:space="preserve"> </w:t>
-      </w:r>
-      <w:r>
-        <w:rPr>
-          <w:lang w:val="uk"/>
-        </w:rPr>
-        <w:t xml:space="preserve">(UC14b). Для кожного файлу можна</w:t>
-      </w:r>
-      <w:r>
-        <w:rPr>
-          <w:lang w:val="uk"/>
-        </w:rPr>
-        <w:t xml:space="preserve"> </w:t>
-      </w:r>
-      <w:r>
-        <w:rPr>
-          <w:lang w:val="uk"/>
-        </w:rPr>
-        <w:t xml:space="preserve">залишити локальну версію або версію з сервера; новішу вибрано заздалегідь.</w:t>
-      </w:r>
-      <w:r>
-        <w:rPr>
-          <w:lang w:val="uk"/>
-        </w:rPr>
-        <w:t xml:space="preserve"> </w:t>
-      </w:r>
-      <w:r>
-        <w:rPr>
-          <w:lang w:val="uk"/>
-        </w:rPr>
-        <w:t xml:space="preserve">«Застосувати» передає вибір у</w:t>
-      </w:r>
-      <w:r>
-        <w:rPr>
-          <w:lang w:val="uk"/>
-        </w:rPr>
-        <w:t xml:space="preserve"> </w:t>
-      </w:r>
-      <w:r>
-        <w:rPr>
-          <w:rStyle w:val="VerbatimChar"/>
-          <w:lang w:val="uk"/>
-        </w:rPr>
-        <w:t xml:space="preserve">run(resolutions)</w:t>
-      </w:r>
-      <w:r>
-        <w:rPr>
-          <w:lang w:val="uk"/>
-        </w:rPr>
-        <w:t xml:space="preserve">, а «Скасувати синхронізацію»</w:t>
-      </w:r>
-      <w:r>
-        <w:rPr>
-          <w:lang w:val="uk"/>
-        </w:rPr>
-        <w:t xml:space="preserve"> </w:t>
-      </w:r>
-      <w:r>
-        <w:rPr>
-          <w:lang w:val="uk"/>
-        </w:rPr>
-        <w:t xml:space="preserve">нічого не переносить, відкидає план і повертає роботу автоматичному відстеженню.</w:t>
-      </w:r>
-      <w:r>
-        <w:rPr>
-          <w:lang w:val="uk"/>
-        </w:rPr>
-        <w:t xml:space="preserve"> </w:t>
-      </w:r>
-      <w:r>
-        <w:rPr>
-          <w:lang w:val="uk"/>
-        </w:rPr>
-        <w:t xml:space="preserve">Файл, змінений, поки було відкрито діалог, під час повторної перевірки плану</w:t>
-      </w:r>
-      <w:r>
-        <w:rPr>
-          <w:lang w:val="uk"/>
-        </w:rPr>
-        <w:t xml:space="preserve"> </w:t>
-      </w:r>
-      <w:r>
-        <w:rPr>
-          <w:lang w:val="uk"/>
-        </w:rPr>
-        <w:t xml:space="preserve">пропускається.</w:t>
+        <w:t xml:space="preserve">Після того як файл відпущено (рис. 13),</w:t>
+      </w:r>
+      <w:r>
+        <w:rPr>
+          <w:lang w:val="uk"/>
+        </w:rPr>
+        <w:t xml:space="preserve"> </w:t>
+      </w:r>
+      <w:r>
+        <w:rPr>
+          <w:rStyle w:val="VerbatimChar"/>
+          <w:lang w:val="uk"/>
+        </w:rPr>
+        <w:t xml:space="preserve">Greeting.kt</w:t>
+      </w:r>
+      <w:r>
+        <w:rPr>
+          <w:lang w:val="uk"/>
+        </w:rPr>
+        <w:t xml:space="preserve"> </w:t>
+      </w:r>
+      <w:r>
+        <w:rPr>
+          <w:lang w:val="uk"/>
+        </w:rPr>
+        <w:t xml:space="preserve">з’явився в таблиці, лічильник</w:t>
+      </w:r>
+      <w:r>
+        <w:rPr>
+          <w:lang w:val="uk"/>
+        </w:rPr>
+        <w:t xml:space="preserve"> </w:t>
+      </w:r>
+      <w:r>
+        <w:rPr>
+          <w:lang w:val="uk"/>
+        </w:rPr>
+        <w:t xml:space="preserve">показує «11 з 11», а повідомлення — «Завантажено файлів: 1». Обмеження 50 МБ</w:t>
+      </w:r>
+      <w:r>
+        <w:rPr>
+          <w:lang w:val="uk"/>
+        </w:rPr>
+        <w:t xml:space="preserve"> </w:t>
+      </w:r>
+      <w:r>
+        <w:rPr>
+          <w:lang w:val="uk"/>
+        </w:rPr>
+        <w:t xml:space="preserve">перевіряється двічі: клієнт функцією</w:t>
+      </w:r>
+      <w:r>
+        <w:rPr>
+          <w:lang w:val="uk"/>
+        </w:rPr>
+        <w:t xml:space="preserve"> </w:t>
+      </w:r>
+      <w:r>
+        <w:rPr>
+          <w:rStyle w:val="VerbatimChar"/>
+          <w:lang w:val="uk"/>
+        </w:rPr>
+        <w:t xml:space="preserve">splitBySize</w:t>
+      </w:r>
+      <w:r>
+        <w:rPr>
+          <w:lang w:val="uk"/>
+        </w:rPr>
+        <w:t xml:space="preserve"> </w:t>
+      </w:r>
+      <w:r>
+        <w:rPr>
+          <w:lang w:val="uk"/>
+        </w:rPr>
+        <w:t xml:space="preserve">відкладає завеликі файли ще до</w:t>
+      </w:r>
+      <w:r>
+        <w:rPr>
+          <w:lang w:val="uk"/>
+        </w:rPr>
+        <w:t xml:space="preserve"> </w:t>
+      </w:r>
+      <w:r>
+        <w:rPr>
+          <w:lang w:val="uk"/>
+        </w:rPr>
+        <w:t xml:space="preserve">запиту й називає їх у повідомленні «Більші за 50 МБ і пропущені: …», а решту</w:t>
+      </w:r>
+      <w:r>
+        <w:rPr>
+          <w:lang w:val="uk"/>
+        </w:rPr>
+        <w:t xml:space="preserve"> </w:t>
+      </w:r>
+      <w:r>
+        <w:rPr>
+          <w:lang w:val="uk"/>
+        </w:rPr>
+        <w:t xml:space="preserve">вивантажує; сервер додатково відповідає на такий файл кодом 413. Файл із назвою,</w:t>
+      </w:r>
+      <w:r>
+        <w:rPr>
+          <w:lang w:val="uk"/>
+        </w:rPr>
+        <w:t xml:space="preserve"> </w:t>
+      </w:r>
+      <w:r>
+        <w:rPr>
+          <w:lang w:val="uk"/>
+        </w:rPr>
+        <w:t xml:space="preserve">яка вже є в просторі, стає його новою версією (UC10).</w:t>
       </w:r>
     </w:p>
     <w:p>
@@ -9854,18 +9068,18 @@
           <wp:inline>
             <wp:extent cx="5334000" cy="3283743"/>
             <wp:effectExtent b="0" l="0" r="0" t="0"/>
-            <wp:docPr descr="Діалог конфліктів версій" title="" id="74" name="Picture"/>
+            <wp:docPr descr="Результат перетягування: файл вивантажено" title="" id="76" name="Picture"/>
             <a:graphic>
               <a:graphicData uri="http://schemas.openxmlformats.org/drawingml/2006/picture">
                 <pic:pic>
                   <pic:nvPicPr>
-                    <pic:cNvPr descr="img/stage2/14-conflict.png" id="75" name="Picture"/>
+                    <pic:cNvPr descr="img/stage2/12-upload-done.png" id="77" name="Picture"/>
                     <pic:cNvPicPr>
                       <a:picLocks noChangeArrowheads="1" noChangeAspect="1"/>
                     </pic:cNvPicPr>
                   </pic:nvPicPr>
                   <pic:blipFill>
-                    <a:blip r:embed="rId73"/>
+                    <a:blip r:embed="rId75"/>
                     <a:stretch>
                       <a:fillRect/>
                     </a:stretch>
@@ -9896,95 +9110,481 @@
       <w:pPr>
         <w:pStyle w:val="ImageCaption"/>
       </w:pPr>
-      <w:r>
-        <w:rPr>
-          <w:lang w:val="uk"/>
-        </w:rPr>
-        <w:t xml:space="preserve">Діалог конфліктів версій</w:t>
+      <w:bookmarkStart w:id="78" w:name="ref_fig13"/>
+      <w:r>
+        <w:rPr>
+          <w:lang w:val="uk"/>
+        </w:rPr>
+        <w:t xml:space="preserve">Рис. </w:t>
+      </w:r>
+      <w:fldSimple w:instr="SEQ Figure \* ARABIC ">
+        <w:r>
+          <w:t>13</w:t>
+        </w:r>
+      </w:fldSimple>
+      <w:bookmarkEnd w:id="78"/>
+      <w:r>
+        <w:rPr>
+          <w:lang w:val="uk"/>
+        </w:rPr>
+        <w:t xml:space="preserve">: Результат перетягування: файл вивантажено</w:t>
+      </w:r>
+    </w:p>
+    <w:bookmarkEnd w:id="79"/>
+    <w:bookmarkStart w:id="80" w:name="скачування-файлів"/>
+    <w:p>
+      <w:pPr>
+        <w:pStyle w:val="Heading2"/>
+      </w:pPr>
+      <w:r>
+        <w:rPr>
+          <w:rStyle w:val="SectionNumber"/>
+          <w:lang w:val="uk"/>
+        </w:rPr>
+        <w:t xml:space="preserve">4.8</w:t>
+      </w:r>
+      <w:r>
+        <w:tab/>
+      </w:r>
+      <w:r>
+        <w:rPr>
+          <w:lang w:val="uk"/>
+        </w:rPr>
+        <w:t xml:space="preserve">Скачування файлів</w:t>
       </w:r>
     </w:p>
     <w:p>
       <w:pPr>
-        <w:pStyle w:val="BodyText"/>
+        <w:pStyle w:val="FirstParagraph"/>
       </w:pPr>
       <w:r>
         <w:rPr>
           <w:lang w:val="uk"/>
         </w:rPr>
-        <w:t xml:space="preserve">Рис. 16 показує результат: версію з сервера скачано, звіт містить «Скачано з</w:t>
-      </w:r>
-      <w:r>
-        <w:rPr>
-          <w:lang w:val="uk"/>
-        </w:rPr>
-        <w:t xml:space="preserve"> </w:t>
-      </w:r>
-      <w:r>
-        <w:rPr>
-          <w:lang w:val="uk"/>
-        </w:rPr>
-        <w:t xml:space="preserve">сервера: 1», «Без змін: 11» і «Конфліктів: 1», а</w:t>
-      </w:r>
-      <w:r>
-        <w:rPr>
-          <w:lang w:val="uk"/>
-        </w:rPr>
-        <w:t xml:space="preserve"> </w:t>
-      </w:r>
-      <w:r>
-        <w:rPr>
-          <w:rStyle w:val="VerbatimChar"/>
-          <w:lang w:val="uk"/>
-        </w:rPr>
-        <w:t xml:space="preserve">todo.txt</w:t>
-      </w:r>
-      <w:r>
-        <w:rPr>
-          <w:lang w:val="uk"/>
-        </w:rPr>
-        <w:t xml:space="preserve"> </w:t>
-      </w:r>
-      <w:r>
-        <w:rPr>
-          <w:lang w:val="uk"/>
-        </w:rPr>
-        <w:t xml:space="preserve">має розмір 66 Б. Поле</w:t>
-      </w:r>
-      <w:r>
-        <w:rPr>
-          <w:lang w:val="uk"/>
-        </w:rPr>
-        <w:t xml:space="preserve"> </w:t>
-      </w:r>
-      <w:r>
-        <w:rPr>
-          <w:lang w:val="uk"/>
-        </w:rPr>
-        <w:t xml:space="preserve">«Конфліктів» рахує конфлікти, оброблені в цьому запуску, щоб було видно, що вибір застосовано.</w:t>
-      </w:r>
-      <w:r>
-        <w:rPr>
-          <w:lang w:val="uk"/>
-        </w:rPr>
-        <w:t xml:space="preserve"> </w:t>
-      </w:r>
-      <w:r>
-        <w:rPr>
-          <w:lang w:val="uk"/>
-        </w:rPr>
-        <w:t xml:space="preserve">Якщо перенесення якогось файлу не вдасться, він лишиться в попередньому стані, а</w:t>
-      </w:r>
-      <w:r>
-        <w:rPr>
-          <w:lang w:val="uk"/>
-        </w:rPr>
-        <w:t xml:space="preserve"> </w:t>
-      </w:r>
-      <w:r>
-        <w:rPr>
-          <w:lang w:val="uk"/>
-        </w:rPr>
-        <w:t xml:space="preserve">причина з’явиться червоним рядком під звітом.</w:t>
+        <w:t xml:space="preserve">Скачування (UC11) має два способи. Кнопка зі стрілкою в рядку або «Скачати» у вікні</w:t>
+      </w:r>
+      <w:r>
+        <w:rPr>
+          <w:lang w:val="uk"/>
+        </w:rPr>
+        <w:t xml:space="preserve"> </w:t>
+      </w:r>
+      <w:r>
+        <w:rPr>
+          <w:lang w:val="uk"/>
+        </w:rPr>
+        <w:t xml:space="preserve">перегляду відкриває системний діалог збереження файлу. Другий спосіб — витягнути</w:t>
+      </w:r>
+      <w:r>
+        <w:rPr>
+          <w:lang w:val="uk"/>
+        </w:rPr>
+        <w:t xml:space="preserve"> </w:t>
+      </w:r>
+      <w:r>
+        <w:rPr>
+          <w:lang w:val="uk"/>
+        </w:rPr>
+        <w:t xml:space="preserve">рядок з вікна у Finder або Провідник (UC11a, бонус R9). Перетягування в браузері не</w:t>
+      </w:r>
+      <w:r>
+        <w:rPr>
+          <w:lang w:val="uk"/>
+        </w:rPr>
+        <w:t xml:space="preserve"> </w:t>
+      </w:r>
+      <w:r>
+        <w:rPr>
+          <w:lang w:val="uk"/>
+        </w:rPr>
+        <w:t xml:space="preserve">створює файл на диску, тому використано механізм Electron</w:t>
+      </w:r>
+      <w:r>
+        <w:rPr>
+          <w:lang w:val="uk"/>
+        </w:rPr>
+        <w:t xml:space="preserve"> </w:t>
+      </w:r>
+      <w:r>
+        <w:rPr>
+          <w:rStyle w:val="VerbatimChar"/>
+          <w:lang w:val="uk"/>
+        </w:rPr>
+        <w:t xml:space="preserve">webContents.startDrag</w:t>
+      </w:r>
+      <w:r>
+        <w:rPr>
+          <w:lang w:val="uk"/>
+        </w:rPr>
+        <w:t xml:space="preserve">.</w:t>
+      </w:r>
+      <w:r>
+        <w:rPr>
+          <w:lang w:val="uk"/>
+        </w:rPr>
+        <w:t xml:space="preserve"> </w:t>
+      </w:r>
+      <w:r>
+        <w:rPr>
+          <w:lang w:val="uk"/>
+        </w:rPr>
+        <w:t xml:space="preserve">Щойно користувач натискає кнопку миші на рядку, main-процес на прохання сторінки</w:t>
+      </w:r>
+      <w:r>
+        <w:rPr>
+          <w:lang w:val="uk"/>
+        </w:rPr>
+        <w:t xml:space="preserve"> </w:t>
+      </w:r>
+      <w:r>
+        <w:rPr>
+          <w:lang w:val="uk"/>
+        </w:rPr>
+        <w:t xml:space="preserve">(</w:t>
+      </w:r>
+      <w:r>
+        <w:rPr>
+          <w:rStyle w:val="VerbatimChar"/>
+          <w:lang w:val="uk"/>
+        </w:rPr>
+        <w:t xml:space="preserve">prepareDrag</w:t>
+      </w:r>
+      <w:r>
+        <w:rPr>
+          <w:lang w:val="uk"/>
+        </w:rPr>
+        <w:t xml:space="preserve">) скачує файл у тимчасовий каталог</w:t>
+      </w:r>
+      <w:r>
+        <w:rPr>
+          <w:lang w:val="uk"/>
+        </w:rPr>
+        <w:t xml:space="preserve"> </w:t>
+      </w:r>
+      <w:r>
+        <w:rPr>
+          <w:rStyle w:val="VerbatimChar"/>
+          <w:lang w:val="uk"/>
+        </w:rPr>
+        <w:t xml:space="preserve">shelf-drag/&lt;id&gt;/&lt;назва&gt;</w:t>
+      </w:r>
+      <w:r>
+        <w:rPr>
+          <w:lang w:val="uk"/>
+        </w:rPr>
+        <w:t xml:space="preserve">. Коли</w:t>
+      </w:r>
+      <w:r>
+        <w:rPr>
+          <w:lang w:val="uk"/>
+        </w:rPr>
+        <w:t xml:space="preserve"> </w:t>
+      </w:r>
+      <w:r>
+        <w:rPr>
+          <w:lang w:val="uk"/>
+        </w:rPr>
+        <w:t xml:space="preserve">починається перетягування, сторінка скасовує стандартну дію браузера, вимикає зону</w:t>
+      </w:r>
+      <w:r>
+        <w:rPr>
+          <w:lang w:val="uk"/>
+        </w:rPr>
+        <w:t xml:space="preserve"> </w:t>
+      </w:r>
+      <w:r>
+        <w:rPr>
+          <w:lang w:val="uk"/>
+        </w:rPr>
+        <w:t xml:space="preserve">вивантаження і викликає</w:t>
+      </w:r>
+      <w:r>
+        <w:rPr>
+          <w:lang w:val="uk"/>
+        </w:rPr>
+        <w:t xml:space="preserve"> </w:t>
+      </w:r>
+      <w:r>
+        <w:rPr>
+          <w:rStyle w:val="VerbatimChar"/>
+          <w:lang w:val="uk"/>
+        </w:rPr>
+        <w:t xml:space="preserve">startDrag</w:t>
+      </w:r>
+      <w:r>
+        <w:rPr>
+          <w:lang w:val="uk"/>
+        </w:rPr>
+        <w:t xml:space="preserve">; main-процес передає системі шлях до файлу й</w:t>
+      </w:r>
+      <w:r>
+        <w:rPr>
+          <w:lang w:val="uk"/>
+        </w:rPr>
+        <w:t xml:space="preserve"> </w:t>
+      </w:r>
+      <w:r>
+        <w:rPr>
+          <w:lang w:val="uk"/>
+        </w:rPr>
+        <w:t xml:space="preserve">піктограму, і файл копіюється туди, де користувач відпустив кнопку.</w:t>
+      </w:r>
+    </w:p>
+    <w:bookmarkEnd w:id="80"/>
+    <w:bookmarkStart w:id="81" w:name="видалення-файлів"/>
+    <w:p>
+      <w:pPr>
+        <w:pStyle w:val="Heading2"/>
+      </w:pPr>
+      <w:r>
+        <w:rPr>
+          <w:rStyle w:val="SectionNumber"/>
+          <w:lang w:val="uk"/>
+        </w:rPr>
+        <w:t xml:space="preserve">4.9</w:t>
+      </w:r>
+      <w:r>
+        <w:tab/>
+      </w:r>
+      <w:r>
+        <w:rPr>
+          <w:lang w:val="uk"/>
+        </w:rPr>
+        <w:t xml:space="preserve">Видалення файлів</w:t>
+      </w:r>
+    </w:p>
+    <w:p>
+      <w:pPr>
+        <w:pStyle w:val="FirstParagraph"/>
+      </w:pPr>
+      <w:r>
+        <w:rPr>
+          <w:lang w:val="uk"/>
+        </w:rPr>
+        <w:t xml:space="preserve">Кнопка з кошиком видаляє файл (UC12): після підтвердження клієнт надсилає</w:t>
+      </w:r>
+      <w:r>
+        <w:rPr>
+          <w:lang w:val="uk"/>
+        </w:rPr>
+        <w:t xml:space="preserve"> </w:t>
+      </w:r>
+      <w:r>
+        <w:rPr>
+          <w:rStyle w:val="VerbatimChar"/>
+          <w:lang w:val="uk"/>
+        </w:rPr>
+        <w:t xml:space="preserve">DELETE /api/workspace/files/:id</w:t>
+      </w:r>
+      <w:r>
+        <w:rPr>
+          <w:lang w:val="uk"/>
+        </w:rPr>
+        <w:t xml:space="preserve">, сервер видаляє запис і об’єкт зі сховища, а</w:t>
+      </w:r>
+      <w:r>
+        <w:rPr>
+          <w:lang w:val="uk"/>
+        </w:rPr>
+        <w:t xml:space="preserve"> </w:t>
+      </w:r>
+      <w:r>
+        <w:rPr>
+          <w:lang w:val="uk"/>
+        </w:rPr>
+        <w:t xml:space="preserve">таблиця перечитує список. Синхронізація видалень не поширює: файл, видалений на</w:t>
+      </w:r>
+      <w:r>
+        <w:rPr>
+          <w:lang w:val="uk"/>
+        </w:rPr>
+        <w:t xml:space="preserve"> </w:t>
+      </w:r>
+      <w:r>
+        <w:rPr>
+          <w:lang w:val="uk"/>
+        </w:rPr>
+        <w:t xml:space="preserve">сервері, але залишений у прив’язаній папці, наступна синхронізація вивантажить</w:t>
+      </w:r>
+      <w:r>
+        <w:rPr>
+          <w:lang w:val="uk"/>
+        </w:rPr>
+        <w:t xml:space="preserve"> </w:t>
+      </w:r>
+      <w:r>
+        <w:rPr>
+          <w:lang w:val="uk"/>
+        </w:rPr>
+        <w:t xml:space="preserve">знову — це задокументоване обмеження.</w:t>
+      </w:r>
+    </w:p>
+    <w:bookmarkEnd w:id="81"/>
+    <w:bookmarkStart w:id="86" w:name="синхронізація-з-локальною-папкою"/>
+    <w:p>
+      <w:pPr>
+        <w:pStyle w:val="Heading2"/>
+      </w:pPr>
+      <w:r>
+        <w:rPr>
+          <w:rStyle w:val="SectionNumber"/>
+          <w:lang w:val="uk"/>
+        </w:rPr>
+        <w:t xml:space="preserve">4.10</w:t>
+      </w:r>
+      <w:r>
+        <w:tab/>
+      </w:r>
+      <w:r>
+        <w:rPr>
+          <w:lang w:val="uk"/>
+        </w:rPr>
+        <w:t xml:space="preserve">Синхронізація з локальною папкою</w:t>
+      </w:r>
+    </w:p>
+    <w:p>
+      <w:pPr>
+        <w:pStyle w:val="FirstParagraph"/>
+      </w:pPr>
+      <w:r>
+        <w:rPr>
+          <w:lang w:val="uk"/>
+        </w:rPr>
+        <w:t xml:space="preserve">Блок «Синхронізація» в бічній панелі реалізує вимогу R8 і прецеденти UC13 та UC14.</w:t>
+      </w:r>
+      <w:r>
+        <w:rPr>
+          <w:lang w:val="uk"/>
+        </w:rPr>
+        <w:t xml:space="preserve"> </w:t>
+      </w:r>
+      <w:r>
+        <w:rPr>
+          <w:lang w:val="uk"/>
+        </w:rPr>
+        <w:t xml:space="preserve">У ньому видно шлях прив’язаної папки, кнопку «Змінити» для вибору іншої, кнопку</w:t>
+      </w:r>
+      <w:r>
+        <w:rPr>
+          <w:lang w:val="uk"/>
+        </w:rPr>
+        <w:t xml:space="preserve"> </w:t>
+      </w:r>
+      <w:r>
+        <w:rPr>
+          <w:lang w:val="uk"/>
+        </w:rPr>
+        <w:t xml:space="preserve">«Синхронізувати» і прапорець автоматичного відстеження; шлях зберігається в</w:t>
+      </w:r>
+      <w:r>
+        <w:rPr>
+          <w:lang w:val="uk"/>
+        </w:rPr>
+        <w:t xml:space="preserve"> </w:t>
+      </w:r>
+      <w:r>
+        <w:rPr>
+          <w:lang w:val="uk"/>
+        </w:rPr>
+        <w:t xml:space="preserve">налаштуваннях. «Синхронізувати» запускає в main-процесі</w:t>
+      </w:r>
+      <w:r>
+        <w:rPr>
+          <w:lang w:val="uk"/>
+        </w:rPr>
+        <w:t xml:space="preserve"> </w:t>
+      </w:r>
+      <w:r>
+        <w:rPr>
+          <w:rStyle w:val="VerbatimChar"/>
+          <w:lang w:val="uk"/>
+        </w:rPr>
+        <w:t xml:space="preserve">scan()</w:t>
+      </w:r>
+      <w:r>
+        <w:rPr>
+          <w:lang w:val="uk"/>
+        </w:rPr>
+        <w:t xml:space="preserve">, що порівнює</w:t>
+      </w:r>
+      <w:r>
+        <w:rPr>
+          <w:lang w:val="uk"/>
+        </w:rPr>
+        <w:t xml:space="preserve"> </w:t>
+      </w:r>
+      <w:r>
+        <w:rPr>
+          <w:lang w:val="uk"/>
+        </w:rPr>
+        <w:t xml:space="preserve">папку, список на сервері і знімок стану, а потім виконання плану з індикатором</w:t>
+      </w:r>
+      <w:r>
+        <w:rPr>
+          <w:lang w:val="uk"/>
+        </w:rPr>
+        <w:t xml:space="preserve"> </w:t>
+      </w:r>
+      <w:r>
+        <w:rPr>
+          <w:lang w:val="uk"/>
+        </w:rPr>
+        <w:t xml:space="preserve">прогресу. На рис. 14 показано першу синхронізацію папки, де лежав лише</w:t>
+      </w:r>
+      <w:r>
+        <w:rPr>
+          <w:lang w:val="uk"/>
+        </w:rPr>
+        <w:t xml:space="preserve"> </w:t>
+      </w:r>
+      <w:r>
+        <w:rPr>
+          <w:rStyle w:val="VerbatimChar"/>
+          <w:lang w:val="uk"/>
+        </w:rPr>
+        <w:t xml:space="preserve">lab-notes.txt</w:t>
+      </w:r>
+      <w:r>
+        <w:rPr>
+          <w:lang w:val="uk"/>
+        </w:rPr>
+        <w:t xml:space="preserve">: «Завантажено на сервер: 1», «Скачано з сервера: 11», «Без змін:</w:t>
+      </w:r>
+      <w:r>
+        <w:rPr>
+          <w:lang w:val="uk"/>
+        </w:rPr>
+        <w:t xml:space="preserve"> </w:t>
+      </w:r>
+      <w:r>
+        <w:rPr>
+          <w:lang w:val="uk"/>
+        </w:rPr>
+        <w:t xml:space="preserve">0», «Конфліктів: 0», а в таблиці з’явився новий файл. Скачаним файлам на диску</w:t>
+      </w:r>
+      <w:r>
+        <w:rPr>
+          <w:lang w:val="uk"/>
+        </w:rPr>
+        <w:t xml:space="preserve"> </w:t>
+      </w:r>
+      <w:r>
+        <w:rPr>
+          <w:lang w:val="uk"/>
+        </w:rPr>
+        <w:t xml:space="preserve">виставляється час зміни серверної версії, тож наступна перевірка вважає їх</w:t>
+      </w:r>
+      <w:r>
+        <w:rPr>
+          <w:lang w:val="uk"/>
+        </w:rPr>
+        <w:t xml:space="preserve"> </w:t>
+      </w:r>
+      <w:r>
+        <w:rPr>
+          <w:lang w:val="uk"/>
+        </w:rPr>
+        <w:t xml:space="preserve">незміненими.</w:t>
       </w:r>
     </w:p>
     <w:p>
@@ -9996,18 +9596,18 @@
           <wp:inline>
             <wp:extent cx="5334000" cy="3283743"/>
             <wp:effectExtent b="0" l="0" r="0" t="0"/>
-            <wp:docPr descr="Звіт після розв’язання конфлікту" title="" id="77" name="Picture"/>
+            <wp:docPr descr="Результат першої синхронізації" title="" id="83" name="Picture"/>
             <a:graphic>
               <a:graphicData uri="http://schemas.openxmlformats.org/drawingml/2006/picture">
                 <pic:pic>
                   <pic:nvPicPr>
-                    <pic:cNvPr descr="img/stage2/15-sync-report.png" id="78" name="Picture"/>
+                    <pic:cNvPr descr="img/stage2/13-sync-first.png" id="84" name="Picture"/>
                     <pic:cNvPicPr>
                       <a:picLocks noChangeArrowheads="1" noChangeAspect="1"/>
                     </pic:cNvPicPr>
                   </pic:nvPicPr>
                   <pic:blipFill>
-                    <a:blip r:embed="rId76"/>
+                    <a:blip r:embed="rId82"/>
                     <a:stretch>
                       <a:fillRect/>
                     </a:stretch>
@@ -10038,15 +9638,28 @@
       <w:pPr>
         <w:pStyle w:val="ImageCaption"/>
       </w:pPr>
-      <w:r>
-        <w:rPr>
-          <w:lang w:val="uk"/>
-        </w:rPr>
-        <w:t xml:space="preserve">Звіт після розв’язання конфлікту</w:t>
+      <w:bookmarkStart w:id="85" w:name="ref_fig14"/>
+      <w:r>
+        <w:rPr>
+          <w:lang w:val="uk"/>
+        </w:rPr>
+        <w:t xml:space="preserve">Рис. </w:t>
+      </w:r>
+      <w:fldSimple w:instr="SEQ Figure \* ARABIC ">
+        <w:r>
+          <w:t>14</w:t>
+        </w:r>
+      </w:fldSimple>
+      <w:bookmarkEnd w:id="85"/>
+      <w:r>
+        <w:rPr>
+          <w:lang w:val="uk"/>
+        </w:rPr>
+        <w:t xml:space="preserve">: Результат першої синхронізації</w:t>
       </w:r>
     </w:p>
-    <w:bookmarkEnd w:id="79"/>
-    <w:bookmarkStart w:id="83" w:name="автоматичне-відстеження-змін"/>
+    <w:bookmarkEnd w:id="86"/>
+    <w:bookmarkStart w:id="95" w:name="конфлікт-версій-і-його-розвязання"/>
     <w:p>
       <w:pPr>
         <w:pStyle w:val="Heading2"/>
@@ -10056,7 +9669,7 @@
           <w:rStyle w:val="SectionNumber"/>
           <w:lang w:val="uk"/>
         </w:rPr>
-        <w:t xml:space="preserve">4.12</w:t>
+        <w:t xml:space="preserve">4.11</w:t>
       </w:r>
       <w:r>
         <w:tab/>
@@ -10065,7 +9678,7 @@
         <w:rPr>
           <w:lang w:val="uk"/>
         </w:rPr>
-        <w:t xml:space="preserve">Автоматичне відстеження змін</w:t>
+        <w:t xml:space="preserve">Конфлікт версій і його розв’язання</w:t>
       </w:r>
     </w:p>
     <w:p>
@@ -10076,204 +9689,483 @@
         <w:rPr>
           <w:lang w:val="uk"/>
         </w:rPr>
-        <w:t xml:space="preserve">Прапорець «Відстежувати зміни автоматично» реалізує прецедент UC14a, доступний лише</w:t>
-      </w:r>
-      <w:r>
-        <w:rPr>
-          <w:lang w:val="uk"/>
-        </w:rPr>
-        <w:t xml:space="preserve"> </w:t>
-      </w:r>
-      <w:r>
-        <w:rPr>
-          <w:lang w:val="uk"/>
-        </w:rPr>
-        <w:t xml:space="preserve">в десктопі. Він запускає</w:t>
-      </w:r>
-      <w:r>
-        <w:rPr>
-          <w:lang w:val="uk"/>
-        </w:rPr>
-        <w:t xml:space="preserve"> </w:t>
-      </w:r>
-      <w:r>
-        <w:rPr>
-          <w:rStyle w:val="VerbatimChar"/>
-          <w:lang w:val="uk"/>
-        </w:rPr>
-        <w:t xml:space="preserve">FolderWatcher</w:t>
-      </w:r>
-      <w:r>
-        <w:rPr>
-          <w:lang w:val="uk"/>
-        </w:rPr>
-        <w:t xml:space="preserve">, який через</w:t>
-      </w:r>
-      <w:r>
-        <w:rPr>
-          <w:lang w:val="uk"/>
-        </w:rPr>
-        <w:t xml:space="preserve"> </w:t>
-      </w:r>
-      <w:r>
-        <w:rPr>
-          <w:rStyle w:val="VerbatimChar"/>
-          <w:lang w:val="uk"/>
-        </w:rPr>
-        <w:t xml:space="preserve">chokidar</w:t>
-      </w:r>
-      <w:r>
-        <w:rPr>
-          <w:lang w:val="uk"/>
-        </w:rPr>
-        <w:t xml:space="preserve"> </w:t>
-      </w:r>
-      <w:r>
-        <w:rPr>
-          <w:lang w:val="uk"/>
-        </w:rPr>
-        <w:t xml:space="preserve">стежить за верхнім</w:t>
-      </w:r>
-      <w:r>
-        <w:rPr>
-          <w:lang w:val="uk"/>
-        </w:rPr>
-        <w:t xml:space="preserve"> </w:t>
-      </w:r>
-      <w:r>
-        <w:rPr>
-          <w:lang w:val="uk"/>
-        </w:rPr>
-        <w:t xml:space="preserve">рівнем папки, пропускає приховані й тимчасові файли і викликає синхронізацію</w:t>
-      </w:r>
-      <w:r>
-        <w:rPr>
-          <w:lang w:val="uk"/>
-        </w:rPr>
-        <w:t xml:space="preserve"> </w:t>
-      </w:r>
-      <w:r>
-        <w:rPr>
-          <w:lang w:val="uk"/>
-        </w:rPr>
-        <w:t xml:space="preserve">через 1,5 с після останньої зміни в серії.</w:t>
-      </w:r>
-      <w:r>
-        <w:rPr>
-          <w:lang w:val="uk"/>
-        </w:rPr>
-        <w:t xml:space="preserve"> </w:t>
-      </w:r>
-      <w:r>
-        <w:rPr>
-          <w:rStyle w:val="VerbatimChar"/>
-          <w:lang w:val="uk"/>
-        </w:rPr>
-        <w:t xml:space="preserve">SyncService</w:t>
-      </w:r>
-      <w:r>
-        <w:rPr>
-          <w:lang w:val="uk"/>
-        </w:rPr>
-        <w:t xml:space="preserve"> </w:t>
-      </w:r>
-      <w:r>
-        <w:rPr>
-          <w:lang w:val="uk"/>
-        </w:rPr>
-        <w:t xml:space="preserve">одразу виконує</w:t>
-      </w:r>
-      <w:r>
-        <w:rPr>
-          <w:lang w:val="uk"/>
-        </w:rPr>
-        <w:t xml:space="preserve"> </w:t>
-      </w:r>
-      <w:r>
-        <w:rPr>
-          <w:rStyle w:val="VerbatimChar"/>
-          <w:lang w:val="uk"/>
-        </w:rPr>
-        <w:t xml:space="preserve">synchronize()</w:t>
-      </w:r>
-      <w:r>
-        <w:rPr>
-          <w:lang w:val="uk"/>
-        </w:rPr>
-        <w:t xml:space="preserve"> </w:t>
-      </w:r>
-      <w:r>
-        <w:rPr>
-          <w:lang w:val="uk"/>
-        </w:rPr>
-        <w:t xml:space="preserve">без окремого сканування і без діалогу, тож конфлікт розв’язується</w:t>
-      </w:r>
-      <w:r>
-        <w:rPr>
-          <w:lang w:val="uk"/>
-        </w:rPr>
-        <w:t xml:space="preserve"> </w:t>
-      </w:r>
-      <w:r>
-        <w:rPr>
-          <w:lang w:val="uk"/>
-        </w:rPr>
-        <w:t xml:space="preserve">на користь новішої версії. Якщо файли змінилися під час запуску, після нього</w:t>
-      </w:r>
-      <w:r>
-        <w:rPr>
-          <w:lang w:val="uk"/>
-        </w:rPr>
-        <w:t xml:space="preserve"> </w:t>
-      </w:r>
-      <w:r>
-        <w:rPr>
-          <w:lang w:val="uk"/>
-        </w:rPr>
-        <w:t xml:space="preserve">виконується ще один; поки відкрито діалог конфліктів, автоматичні запуски чекають.</w:t>
-      </w:r>
-      <w:r>
-        <w:rPr>
-          <w:lang w:val="uk"/>
-        </w:rPr>
-        <w:t xml:space="preserve"> </w:t>
-      </w:r>
-      <w:r>
-        <w:rPr>
-          <w:lang w:val="uk"/>
-        </w:rPr>
-        <w:t xml:space="preserve">На рис. 17 у папці створено</w:t>
-      </w:r>
-      <w:r>
-        <w:rPr>
-          <w:lang w:val="uk"/>
-        </w:rPr>
-        <w:t xml:space="preserve"> </w:t>
-      </w:r>
-      <w:r>
-        <w:rPr>
-          <w:rStyle w:val="VerbatimChar"/>
-          <w:lang w:val="uk"/>
-        </w:rPr>
-        <w:t xml:space="preserve">watched.kt</w:t>
-      </w:r>
-      <w:r>
-        <w:rPr>
-          <w:lang w:val="uk"/>
-        </w:rPr>
-        <w:t xml:space="preserve">, і він сам потрапив на сервер:</w:t>
-      </w:r>
-      <w:r>
-        <w:rPr>
-          <w:lang w:val="uk"/>
-        </w:rPr>
-        <w:t xml:space="preserve"> </w:t>
-      </w:r>
-      <w:r>
-        <w:rPr>
-          <w:lang w:val="uk"/>
-        </w:rPr>
-        <w:t xml:space="preserve">«Завантажено на сервер: 1», «Без змін: 12».</w:t>
+        <w:t xml:space="preserve">Після кожного перенесення клієнт записує в знімок стану</w:t>
+      </w:r>
+      <w:r>
+        <w:rPr>
+          <w:lang w:val="uk"/>
+        </w:rPr>
+        <w:t xml:space="preserve"> </w:t>
+      </w:r>
+      <w:r>
+        <w:rPr>
+          <w:rStyle w:val="VerbatimChar"/>
+          <w:lang w:val="uk"/>
+        </w:rPr>
+        <w:t xml:space="preserve">SnapshotEntry</w:t>
+      </w:r>
+      <w:r>
+        <w:rPr>
+          <w:lang w:val="uk"/>
+        </w:rPr>
+        <w:t xml:space="preserve">: час і</w:t>
+      </w:r>
+      <w:r>
+        <w:rPr>
+          <w:lang w:val="uk"/>
+        </w:rPr>
+        <w:t xml:space="preserve"> </w:t>
+      </w:r>
+      <w:r>
+        <w:rPr>
+          <w:lang w:val="uk"/>
+        </w:rPr>
+        <w:t xml:space="preserve">розмір локального файлу, час, контрольну суму і</w:t>
+      </w:r>
+      <w:r>
+        <w:rPr>
+          <w:lang w:val="uk"/>
+        </w:rPr>
+        <w:t xml:space="preserve"> </w:t>
+      </w:r>
+      <w:r>
+        <w:rPr>
+          <w:rStyle w:val="VerbatimChar"/>
+          <w:lang w:val="uk"/>
+        </w:rPr>
+        <w:t xml:space="preserve">remoteId</w:t>
+      </w:r>
+      <w:r>
+        <w:rPr>
+          <w:lang w:val="uk"/>
+        </w:rPr>
+        <w:t xml:space="preserve"> </w:t>
+      </w:r>
+      <w:r>
+        <w:rPr>
+          <w:lang w:val="uk"/>
+        </w:rPr>
+        <w:t xml:space="preserve">серверної версії. Знімок</w:t>
+      </w:r>
+      <w:r>
+        <w:rPr>
+          <w:lang w:val="uk"/>
+        </w:rPr>
+        <w:t xml:space="preserve"> </w:t>
+      </w:r>
+      <w:r>
+        <w:rPr>
+          <w:lang w:val="uk"/>
+        </w:rPr>
+        <w:t xml:space="preserve">зберігається у</w:t>
+      </w:r>
+      <w:r>
+        <w:rPr>
+          <w:lang w:val="uk"/>
+        </w:rPr>
+        <w:t xml:space="preserve"> </w:t>
+      </w:r>
+      <w:r>
+        <w:rPr>
+          <w:rStyle w:val="VerbatimChar"/>
+          <w:lang w:val="uk"/>
+        </w:rPr>
+        <w:t xml:space="preserve">userData/snapshots/&lt;sha1 шляху папки&gt;.json</w:t>
+      </w:r>
+      <w:r>
+        <w:rPr>
+          <w:lang w:val="uk"/>
+        </w:rPr>
+        <w:t xml:space="preserve">, окремо для кожної</w:t>
+      </w:r>
+      <w:r>
+        <w:rPr>
+          <w:lang w:val="uk"/>
+        </w:rPr>
+        <w:t xml:space="preserve"> </w:t>
+      </w:r>
+      <w:r>
+        <w:rPr>
+          <w:lang w:val="uk"/>
+        </w:rPr>
+        <w:t xml:space="preserve">папки. Файл лише з одного боку має статус</w:t>
+      </w:r>
+      <w:r>
+        <w:rPr>
+          <w:lang w:val="uk"/>
+        </w:rPr>
+        <w:t xml:space="preserve"> </w:t>
+      </w:r>
+      <w:r>
+        <w:rPr>
+          <w:rStyle w:val="VerbatimChar"/>
+          <w:lang w:val="uk"/>
+        </w:rPr>
+        <w:t xml:space="preserve">LOCAL_ONLY</w:t>
+      </w:r>
+      <w:r>
+        <w:rPr>
+          <w:lang w:val="uk"/>
+        </w:rPr>
+        <w:t xml:space="preserve"> </w:t>
+      </w:r>
+      <w:r>
+        <w:rPr>
+          <w:lang w:val="uk"/>
+        </w:rPr>
+        <w:t xml:space="preserve">або</w:t>
+      </w:r>
+      <w:r>
+        <w:rPr>
+          <w:lang w:val="uk"/>
+        </w:rPr>
+        <w:t xml:space="preserve"> </w:t>
+      </w:r>
+      <w:r>
+        <w:rPr>
+          <w:rStyle w:val="VerbatimChar"/>
+          <w:lang w:val="uk"/>
+        </w:rPr>
+        <w:t xml:space="preserve">REMOTE_ONLY</w:t>
+      </w:r>
+      <w:r>
+        <w:rPr>
+          <w:lang w:val="uk"/>
+        </w:rPr>
+        <w:t xml:space="preserve">; файл з</w:t>
+      </w:r>
+      <w:r>
+        <w:rPr>
+          <w:lang w:val="uk"/>
+        </w:rPr>
+        <w:t xml:space="preserve"> </w:t>
+      </w:r>
+      <w:r>
+        <w:rPr>
+          <w:lang w:val="uk"/>
+        </w:rPr>
+        <w:t xml:space="preserve">обох боків порівнюється зі знімком: зміна лише локально дає</w:t>
+      </w:r>
+      <w:r>
+        <w:rPr>
+          <w:lang w:val="uk"/>
+        </w:rPr>
+        <w:t xml:space="preserve"> </w:t>
+      </w:r>
+      <w:r>
+        <w:rPr>
+          <w:rStyle w:val="VerbatimChar"/>
+          <w:lang w:val="uk"/>
+        </w:rPr>
+        <w:t xml:space="preserve">LOCAL_NEWER</w:t>
+      </w:r>
+      <w:r>
+        <w:rPr>
+          <w:lang w:val="uk"/>
+        </w:rPr>
+        <w:t xml:space="preserve">, лише на</w:t>
+      </w:r>
+      <w:r>
+        <w:rPr>
+          <w:lang w:val="uk"/>
+        </w:rPr>
+        <w:t xml:space="preserve"> </w:t>
+      </w:r>
+      <w:r>
+        <w:rPr>
+          <w:lang w:val="uk"/>
+        </w:rPr>
+        <w:t xml:space="preserve">сервері —</w:t>
+      </w:r>
+      <w:r>
+        <w:rPr>
+          <w:lang w:val="uk"/>
+        </w:rPr>
+        <w:t xml:space="preserve"> </w:t>
+      </w:r>
+      <w:r>
+        <w:rPr>
+          <w:rStyle w:val="VerbatimChar"/>
+          <w:lang w:val="uk"/>
+        </w:rPr>
+        <w:t xml:space="preserve">REMOTE_NEWER</w:t>
+      </w:r>
+      <w:r>
+        <w:rPr>
+          <w:lang w:val="uk"/>
+        </w:rPr>
+        <w:t xml:space="preserve">, з обох боків —</w:t>
+      </w:r>
+      <w:r>
+        <w:rPr>
+          <w:lang w:val="uk"/>
+        </w:rPr>
+        <w:t xml:space="preserve"> </w:t>
+      </w:r>
+      <w:r>
+        <w:rPr>
+          <w:rStyle w:val="VerbatimChar"/>
+          <w:lang w:val="uk"/>
+        </w:rPr>
+        <w:t xml:space="preserve">CONFLICT</w:t>
+      </w:r>
+      <w:r>
+        <w:rPr>
+          <w:lang w:val="uk"/>
+        </w:rPr>
+        <w:t xml:space="preserve">, інакше</w:t>
+      </w:r>
+      <w:r>
+        <w:rPr>
+          <w:lang w:val="uk"/>
+        </w:rPr>
+        <w:t xml:space="preserve"> </w:t>
+      </w:r>
+      <w:r>
+        <w:rPr>
+          <w:rStyle w:val="VerbatimChar"/>
+          <w:lang w:val="uk"/>
+        </w:rPr>
+        <w:t xml:space="preserve">IN_SYNC</w:t>
+      </w:r>
+      <w:r>
+        <w:rPr>
+          <w:lang w:val="uk"/>
+        </w:rPr>
+        <w:t xml:space="preserve">. «Змінилося</w:t>
+      </w:r>
+      <w:r>
+        <w:rPr>
+          <w:lang w:val="uk"/>
+        </w:rPr>
+        <w:t xml:space="preserve"> </w:t>
+      </w:r>
+      <w:r>
+        <w:rPr>
+          <w:lang w:val="uk"/>
+        </w:rPr>
+        <w:t xml:space="preserve">локально» — час поза допуском 2 с або інший розмір; «змінилося віддалено» —</w:t>
+      </w:r>
+      <w:r>
+        <w:rPr>
+          <w:lang w:val="uk"/>
+        </w:rPr>
+        <w:t xml:space="preserve"> </w:t>
+      </w:r>
+      <w:r>
+        <w:rPr>
+          <w:rStyle w:val="VerbatimChar"/>
+          <w:lang w:val="uk"/>
+        </w:rPr>
+        <w:t xml:space="preserve">modifiedAt</w:t>
+      </w:r>
+      <w:r>
+        <w:rPr>
+          <w:lang w:val="uk"/>
+        </w:rPr>
+        <w:t xml:space="preserve"> </w:t>
+      </w:r>
+      <w:r>
+        <w:rPr>
+          <w:lang w:val="uk"/>
+        </w:rPr>
+        <w:t xml:space="preserve">поза допуском 2 с або інший</w:t>
+      </w:r>
+      <w:r>
+        <w:rPr>
+          <w:lang w:val="uk"/>
+        </w:rPr>
+        <w:t xml:space="preserve"> </w:t>
+      </w:r>
+      <w:r>
+        <w:rPr>
+          <w:rStyle w:val="VerbatimChar"/>
+          <w:lang w:val="uk"/>
+        </w:rPr>
+        <w:t xml:space="preserve">checksum</w:t>
+      </w:r>
+      <w:r>
+        <w:rPr>
+          <w:lang w:val="uk"/>
+        </w:rPr>
+        <w:t xml:space="preserve">; запис знімка іншого серверного</w:t>
+      </w:r>
+      <w:r>
+        <w:rPr>
+          <w:lang w:val="uk"/>
+        </w:rPr>
+        <w:t xml:space="preserve"> </w:t>
+      </w:r>
+      <w:r>
+        <w:rPr>
+          <w:lang w:val="uk"/>
+        </w:rPr>
+        <w:t xml:space="preserve">файлу (</w:t>
+      </w:r>
+      <w:r>
+        <w:rPr>
+          <w:rStyle w:val="VerbatimChar"/>
+          <w:lang w:val="uk"/>
+        </w:rPr>
+        <w:t xml:space="preserve">remoteId</w:t>
+      </w:r>
+      <w:r>
+        <w:rPr>
+          <w:lang w:val="uk"/>
+        </w:rPr>
+        <w:t xml:space="preserve">) не враховується (§5.2). Без знімка вирішує контрольна сума.</w:t>
+      </w:r>
+    </w:p>
+    <w:p>
+      <w:pPr>
+        <w:pStyle w:val="BodyText"/>
+      </w:pPr>
+      <w:r>
+        <w:rPr>
+          <w:lang w:val="uk"/>
+        </w:rPr>
+        <w:t xml:space="preserve">На рис. 15 файл</w:t>
+      </w:r>
+      <w:r>
+        <w:rPr>
+          <w:lang w:val="uk"/>
+        </w:rPr>
+        <w:t xml:space="preserve"> </w:t>
+      </w:r>
+      <w:r>
+        <w:rPr>
+          <w:rStyle w:val="VerbatimChar"/>
+          <w:lang w:val="uk"/>
+        </w:rPr>
+        <w:t xml:space="preserve">todo.txt</w:t>
+      </w:r>
+      <w:r>
+        <w:rPr>
+          <w:lang w:val="uk"/>
+        </w:rPr>
+        <w:t xml:space="preserve"> </w:t>
+      </w:r>
+      <w:r>
+        <w:rPr>
+          <w:lang w:val="uk"/>
+        </w:rPr>
+        <w:t xml:space="preserve">змінено і в папці (22:27, 80 Б), і на сервері (22:32,</w:t>
+      </w:r>
+      <w:r>
+        <w:rPr>
+          <w:lang w:val="uk"/>
+        </w:rPr>
+        <w:t xml:space="preserve"> </w:t>
+      </w:r>
+      <w:r>
+        <w:rPr>
+          <w:lang w:val="uk"/>
+        </w:rPr>
+        <w:t xml:space="preserve">66 Б), тому відкривається</w:t>
+      </w:r>
+      <w:r>
+        <w:rPr>
+          <w:lang w:val="uk"/>
+        </w:rPr>
+        <w:t xml:space="preserve"> </w:t>
+      </w:r>
+      <w:r>
+        <w:rPr>
+          <w:rStyle w:val="VerbatimChar"/>
+          <w:lang w:val="uk"/>
+        </w:rPr>
+        <w:t xml:space="preserve">ConflictDialog</w:t>
+      </w:r>
+      <w:r>
+        <w:rPr>
+          <w:lang w:val="uk"/>
+        </w:rPr>
+        <w:t xml:space="preserve"> </w:t>
+      </w:r>
+      <w:r>
+        <w:rPr>
+          <w:lang w:val="uk"/>
+        </w:rPr>
+        <w:t xml:space="preserve">(UC14b). Для кожного файлу можна</w:t>
+      </w:r>
+      <w:r>
+        <w:rPr>
+          <w:lang w:val="uk"/>
+        </w:rPr>
+        <w:t xml:space="preserve"> </w:t>
+      </w:r>
+      <w:r>
+        <w:rPr>
+          <w:lang w:val="uk"/>
+        </w:rPr>
+        <w:t xml:space="preserve">залишити локальну версію або версію з сервера; новішу вибрано заздалегідь.</w:t>
+      </w:r>
+      <w:r>
+        <w:rPr>
+          <w:lang w:val="uk"/>
+        </w:rPr>
+        <w:t xml:space="preserve"> </w:t>
+      </w:r>
+      <w:r>
+        <w:rPr>
+          <w:lang w:val="uk"/>
+        </w:rPr>
+        <w:t xml:space="preserve">«Застосувати» передає вибір у</w:t>
+      </w:r>
+      <w:r>
+        <w:rPr>
+          <w:lang w:val="uk"/>
+        </w:rPr>
+        <w:t xml:space="preserve"> </w:t>
+      </w:r>
+      <w:r>
+        <w:rPr>
+          <w:rStyle w:val="VerbatimChar"/>
+          <w:lang w:val="uk"/>
+        </w:rPr>
+        <w:t xml:space="preserve">run(resolutions)</w:t>
+      </w:r>
+      <w:r>
+        <w:rPr>
+          <w:lang w:val="uk"/>
+        </w:rPr>
+        <w:t xml:space="preserve">, а «Скасувати синхронізацію»</w:t>
+      </w:r>
+      <w:r>
+        <w:rPr>
+          <w:lang w:val="uk"/>
+        </w:rPr>
+        <w:t xml:space="preserve"> </w:t>
+      </w:r>
+      <w:r>
+        <w:rPr>
+          <w:lang w:val="uk"/>
+        </w:rPr>
+        <w:t xml:space="preserve">нічого не переносить, відкидає план і повертає роботу автоматичному відстеженню.</w:t>
+      </w:r>
+      <w:r>
+        <w:rPr>
+          <w:lang w:val="uk"/>
+        </w:rPr>
+        <w:t xml:space="preserve"> </w:t>
+      </w:r>
+      <w:r>
+        <w:rPr>
+          <w:lang w:val="uk"/>
+        </w:rPr>
+        <w:t xml:space="preserve">Файл, змінений, поки було відкрито діалог, під час повторної перевірки плану</w:t>
+      </w:r>
+      <w:r>
+        <w:rPr>
+          <w:lang w:val="uk"/>
+        </w:rPr>
+        <w:t xml:space="preserve"> </w:t>
+      </w:r>
+      <w:r>
+        <w:rPr>
+          <w:lang w:val="uk"/>
+        </w:rPr>
+        <w:t xml:space="preserve">пропускається.</w:t>
       </w:r>
     </w:p>
     <w:p>
@@ -10285,18 +10177,18 @@
           <wp:inline>
             <wp:extent cx="5334000" cy="3283743"/>
             <wp:effectExtent b="0" l="0" r="0" t="0"/>
-            <wp:docPr descr="Автоматична синхронізація після появи файлу в папці" title="" id="81" name="Picture"/>
+            <wp:docPr descr="Діалог конфліктів версій" title="" id="88" name="Picture"/>
             <a:graphic>
               <a:graphicData uri="http://schemas.openxmlformats.org/drawingml/2006/picture">
                 <pic:pic>
                   <pic:nvPicPr>
-                    <pic:cNvPr descr="img/stage2/16-watch.png" id="82" name="Picture"/>
+                    <pic:cNvPr descr="img/stage2/14-conflict.png" id="89" name="Picture"/>
                     <pic:cNvPicPr>
                       <a:picLocks noChangeArrowheads="1" noChangeAspect="1"/>
                     </pic:cNvPicPr>
                   </pic:nvPicPr>
                   <pic:blipFill>
-                    <a:blip r:embed="rId80"/>
+                    <a:blip r:embed="rId87"/>
                     <a:stretch>
                       <a:fillRect/>
                     </a:stretch>
@@ -10327,26 +10219,193 @@
       <w:pPr>
         <w:pStyle w:val="ImageCaption"/>
       </w:pPr>
-      <w:r>
-        <w:rPr>
-          <w:lang w:val="uk"/>
-        </w:rPr>
-        <w:t xml:space="preserve">Автоматична синхронізація після появи файлу в папці</w:t>
+      <w:bookmarkStart w:id="90" w:name="ref_fig15"/>
+      <w:r>
+        <w:rPr>
+          <w:lang w:val="uk"/>
+        </w:rPr>
+        <w:t xml:space="preserve">Рис. </w:t>
+      </w:r>
+      <w:fldSimple w:instr="SEQ Figure \* ARABIC ">
+        <w:r>
+          <w:t>15</w:t>
+        </w:r>
+      </w:fldSimple>
+      <w:bookmarkEnd w:id="90"/>
+      <w:r>
+        <w:rPr>
+          <w:lang w:val="uk"/>
+        </w:rPr>
+        <w:t xml:space="preserve">: Діалог конфліктів версій</w:t>
       </w:r>
     </w:p>
-    <w:bookmarkEnd w:id="83"/>
-    <w:bookmarkEnd w:id="84"/>
-    <w:bookmarkStart w:id="87" w:name="unit-тестування"/>
     <w:p>
       <w:pPr>
-        <w:pStyle w:val="Heading1"/>
+        <w:pStyle w:val="BodyText"/>
       </w:pPr>
       <w:r>
         <w:rPr>
+          <w:lang w:val="uk"/>
+        </w:rPr>
+        <w:t xml:space="preserve">Рис. 16 показує результат: версію з сервера скачано, звіт містить «Скачано з</w:t>
+      </w:r>
+      <w:r>
+        <w:rPr>
+          <w:lang w:val="uk"/>
+        </w:rPr>
+        <w:t xml:space="preserve"> </w:t>
+      </w:r>
+      <w:r>
+        <w:rPr>
+          <w:lang w:val="uk"/>
+        </w:rPr>
+        <w:t xml:space="preserve">сервера: 1», «Без змін: 11» і «Конфліктів: 1», а</w:t>
+      </w:r>
+      <w:r>
+        <w:rPr>
+          <w:lang w:val="uk"/>
+        </w:rPr>
+        <w:t xml:space="preserve"> </w:t>
+      </w:r>
+      <w:r>
+        <w:rPr>
+          <w:rStyle w:val="VerbatimChar"/>
+          <w:lang w:val="uk"/>
+        </w:rPr>
+        <w:t xml:space="preserve">todo.txt</w:t>
+      </w:r>
+      <w:r>
+        <w:rPr>
+          <w:lang w:val="uk"/>
+        </w:rPr>
+        <w:t xml:space="preserve"> </w:t>
+      </w:r>
+      <w:r>
+        <w:rPr>
+          <w:lang w:val="uk"/>
+        </w:rPr>
+        <w:t xml:space="preserve">має розмір 66 Б. Поле</w:t>
+      </w:r>
+      <w:r>
+        <w:rPr>
+          <w:lang w:val="uk"/>
+        </w:rPr>
+        <w:t xml:space="preserve"> </w:t>
+      </w:r>
+      <w:r>
+        <w:rPr>
+          <w:lang w:val="uk"/>
+        </w:rPr>
+        <w:t xml:space="preserve">«Конфліктів» рахує конфлікти, оброблені в цьому запуску, щоб було видно, що вибір застосовано.</w:t>
+      </w:r>
+      <w:r>
+        <w:rPr>
+          <w:lang w:val="uk"/>
+        </w:rPr>
+        <w:t xml:space="preserve"> </w:t>
+      </w:r>
+      <w:r>
+        <w:rPr>
+          <w:lang w:val="uk"/>
+        </w:rPr>
+        <w:t xml:space="preserve">Якщо перенесення якогось файлу не вдасться, він лишиться в попередньому стані, а</w:t>
+      </w:r>
+      <w:r>
+        <w:rPr>
+          <w:lang w:val="uk"/>
+        </w:rPr>
+        <w:t xml:space="preserve"> </w:t>
+      </w:r>
+      <w:r>
+        <w:rPr>
+          <w:lang w:val="uk"/>
+        </w:rPr>
+        <w:t xml:space="preserve">причина з’явиться червоним рядком під звітом.</w:t>
+      </w:r>
+    </w:p>
+    <w:p>
+      <w:pPr>
+        <w:pStyle w:val="CaptionedFigure"/>
+      </w:pPr>
+      <w:r>
+        <w:drawing>
+          <wp:inline>
+            <wp:extent cx="5334000" cy="3283743"/>
+            <wp:effectExtent b="0" l="0" r="0" t="0"/>
+            <wp:docPr descr="Звіт після розв’язання конфлікту" title="" id="92" name="Picture"/>
+            <a:graphic>
+              <a:graphicData uri="http://schemas.openxmlformats.org/drawingml/2006/picture">
+                <pic:pic>
+                  <pic:nvPicPr>
+                    <pic:cNvPr descr="img/stage2/15-sync-report.png" id="93" name="Picture"/>
+                    <pic:cNvPicPr>
+                      <a:picLocks noChangeArrowheads="1" noChangeAspect="1"/>
+                    </pic:cNvPicPr>
+                  </pic:nvPicPr>
+                  <pic:blipFill>
+                    <a:blip r:embed="rId91"/>
+                    <a:stretch>
+                      <a:fillRect/>
+                    </a:stretch>
+                  </pic:blipFill>
+                  <pic:spPr bwMode="auto">
+                    <a:xfrm>
+                      <a:off x="0" y="0"/>
+                      <a:ext cx="5334000" cy="3283743"/>
+                    </a:xfrm>
+                    <a:prstGeom prst="rect">
+                      <a:avLst/>
+                    </a:prstGeom>
+                    <a:noFill/>
+                    <a:ln w="9525">
+                      <a:noFill/>
+                      <a:headEnd/>
+                      <a:tailEnd/>
+                    </a:ln>
+                  </pic:spPr>
+                </pic:pic>
+              </a:graphicData>
+            </a:graphic>
+          </wp:inline>
+        </w:drawing>
+      </w:r>
+    </w:p>
+    <w:p>
+      <w:pPr>
+        <w:pStyle w:val="ImageCaption"/>
+      </w:pPr>
+      <w:bookmarkStart w:id="94" w:name="ref_fig16"/>
+      <w:r>
+        <w:rPr>
+          <w:lang w:val="uk"/>
+        </w:rPr>
+        <w:t xml:space="preserve">Рис. </w:t>
+      </w:r>
+      <w:fldSimple w:instr="SEQ Figure \* ARABIC ">
+        <w:r>
+          <w:t>16</w:t>
+        </w:r>
+      </w:fldSimple>
+      <w:bookmarkEnd w:id="94"/>
+      <w:r>
+        <w:rPr>
+          <w:lang w:val="uk"/>
+        </w:rPr>
+        <w:t xml:space="preserve">: Звіт після розв’язання конфлікту</w:t>
+      </w:r>
+    </w:p>
+    <w:bookmarkEnd w:id="95"/>
+    <w:bookmarkStart w:id="100" w:name="автоматичне-відстеження-змін"/>
+    <w:p>
+      <w:pPr>
+        <w:pStyle w:val="Heading2"/>
+      </w:pPr>
+      <w:r>
+        <w:rPr>
           <w:rStyle w:val="SectionNumber"/>
           <w:lang w:val="uk"/>
         </w:rPr>
-        <w:t xml:space="preserve">5</w:t>
+        <w:t xml:space="preserve">4.12</w:t>
       </w:r>
       <w:r>
         <w:tab/>
@@ -10355,7 +10414,7 @@
         <w:rPr>
           <w:lang w:val="uk"/>
         </w:rPr>
-        <w:t xml:space="preserve">Unit-тестування</w:t>
+        <w:t xml:space="preserve">Автоматичне відстеження змін</w:t>
       </w:r>
     </w:p>
     <w:p>
@@ -10366,6 +10425,340 @@
         <w:rPr>
           <w:lang w:val="uk"/>
         </w:rPr>
+        <w:t xml:space="preserve">Прапорець «Відстежувати зміни автоматично» реалізує прецедент UC14a, доступний лише</w:t>
+      </w:r>
+      <w:r>
+        <w:rPr>
+          <w:lang w:val="uk"/>
+        </w:rPr>
+        <w:t xml:space="preserve"> </w:t>
+      </w:r>
+      <w:r>
+        <w:rPr>
+          <w:lang w:val="uk"/>
+        </w:rPr>
+        <w:t xml:space="preserve">в десктопі. Він запускає</w:t>
+      </w:r>
+      <w:r>
+        <w:rPr>
+          <w:lang w:val="uk"/>
+        </w:rPr>
+        <w:t xml:space="preserve"> </w:t>
+      </w:r>
+      <w:r>
+        <w:rPr>
+          <w:rStyle w:val="VerbatimChar"/>
+          <w:lang w:val="uk"/>
+        </w:rPr>
+        <w:t xml:space="preserve">FolderWatcher</w:t>
+      </w:r>
+      <w:r>
+        <w:rPr>
+          <w:lang w:val="uk"/>
+        </w:rPr>
+        <w:t xml:space="preserve">, який через</w:t>
+      </w:r>
+      <w:r>
+        <w:rPr>
+          <w:lang w:val="uk"/>
+        </w:rPr>
+        <w:t xml:space="preserve"> </w:t>
+      </w:r>
+      <w:r>
+        <w:rPr>
+          <w:rStyle w:val="VerbatimChar"/>
+          <w:lang w:val="uk"/>
+        </w:rPr>
+        <w:t xml:space="preserve">chokidar</w:t>
+      </w:r>
+      <w:r>
+        <w:rPr>
+          <w:lang w:val="uk"/>
+        </w:rPr>
+        <w:t xml:space="preserve"> </w:t>
+      </w:r>
+      <w:r>
+        <w:rPr>
+          <w:lang w:val="uk"/>
+        </w:rPr>
+        <w:t xml:space="preserve">стежить за верхнім</w:t>
+      </w:r>
+      <w:r>
+        <w:rPr>
+          <w:lang w:val="uk"/>
+        </w:rPr>
+        <w:t xml:space="preserve"> </w:t>
+      </w:r>
+      <w:r>
+        <w:rPr>
+          <w:lang w:val="uk"/>
+        </w:rPr>
+        <w:t xml:space="preserve">рівнем папки, пропускає приховані файли (назви з крапкою на початку, серед них і</w:t>
+      </w:r>
+      <w:r>
+        <w:rPr>
+          <w:lang w:val="uk"/>
+        </w:rPr>
+        <w:t xml:space="preserve"> </w:t>
+      </w:r>
+      <w:r>
+        <w:rPr>
+          <w:lang w:val="uk"/>
+        </w:rPr>
+        <w:t xml:space="preserve">власні тимчасові</w:t>
+      </w:r>
+      <w:r>
+        <w:rPr>
+          <w:lang w:val="uk"/>
+        </w:rPr>
+        <w:t xml:space="preserve"> </w:t>
+      </w:r>
+      <w:r>
+        <w:rPr>
+          <w:rStyle w:val="VerbatimChar"/>
+          <w:lang w:val="uk"/>
+        </w:rPr>
+        <w:t xml:space="preserve">.shelf-&lt;uuid&gt;.part</w:t>
+      </w:r>
+      <w:r>
+        <w:rPr>
+          <w:lang w:val="uk"/>
+        </w:rPr>
+        <w:t xml:space="preserve">) і викликає синхронізацію через 1,5 с після</w:t>
+      </w:r>
+      <w:r>
+        <w:rPr>
+          <w:lang w:val="uk"/>
+        </w:rPr>
+        <w:t xml:space="preserve"> </w:t>
+      </w:r>
+      <w:r>
+        <w:rPr>
+          <w:lang w:val="uk"/>
+        </w:rPr>
+        <w:t xml:space="preserve">останньої зміни в серії.</w:t>
+      </w:r>
+      <w:r>
+        <w:rPr>
+          <w:lang w:val="uk"/>
+        </w:rPr>
+        <w:t xml:space="preserve"> </w:t>
+      </w:r>
+      <w:r>
+        <w:rPr>
+          <w:rStyle w:val="VerbatimChar"/>
+          <w:lang w:val="uk"/>
+        </w:rPr>
+        <w:t xml:space="preserve">SyncService</w:t>
+      </w:r>
+      <w:r>
+        <w:rPr>
+          <w:lang w:val="uk"/>
+        </w:rPr>
+        <w:t xml:space="preserve"> </w:t>
+      </w:r>
+      <w:r>
+        <w:rPr>
+          <w:lang w:val="uk"/>
+        </w:rPr>
+        <w:t xml:space="preserve">одразу виконує</w:t>
+      </w:r>
+      <w:r>
+        <w:rPr>
+          <w:lang w:val="uk"/>
+        </w:rPr>
+        <w:t xml:space="preserve"> </w:t>
+      </w:r>
+      <w:r>
+        <w:rPr>
+          <w:rStyle w:val="VerbatimChar"/>
+          <w:lang w:val="uk"/>
+        </w:rPr>
+        <w:t xml:space="preserve">synchronize()</w:t>
+      </w:r>
+      <w:r>
+        <w:rPr>
+          <w:lang w:val="uk"/>
+        </w:rPr>
+        <w:t xml:space="preserve"> </w:t>
+      </w:r>
+      <w:r>
+        <w:rPr>
+          <w:lang w:val="uk"/>
+        </w:rPr>
+        <w:t xml:space="preserve">без окремого сканування і без діалогу, тож конфлікт розв’язується</w:t>
+      </w:r>
+      <w:r>
+        <w:rPr>
+          <w:lang w:val="uk"/>
+        </w:rPr>
+        <w:t xml:space="preserve"> </w:t>
+      </w:r>
+      <w:r>
+        <w:rPr>
+          <w:lang w:val="uk"/>
+        </w:rPr>
+        <w:t xml:space="preserve">на користь новішої версії. Якщо файли змінилися під час запуску, після нього</w:t>
+      </w:r>
+      <w:r>
+        <w:rPr>
+          <w:lang w:val="uk"/>
+        </w:rPr>
+        <w:t xml:space="preserve"> </w:t>
+      </w:r>
+      <w:r>
+        <w:rPr>
+          <w:lang w:val="uk"/>
+        </w:rPr>
+        <w:t xml:space="preserve">виконується ще один; поки відкрито діалог конфліктів, автоматичні запуски чекають.</w:t>
+      </w:r>
+      <w:r>
+        <w:rPr>
+          <w:lang w:val="uk"/>
+        </w:rPr>
+        <w:t xml:space="preserve"> </w:t>
+      </w:r>
+      <w:r>
+        <w:rPr>
+          <w:lang w:val="uk"/>
+        </w:rPr>
+        <w:t xml:space="preserve">На рис. 17 у папці створено</w:t>
+      </w:r>
+      <w:r>
+        <w:rPr>
+          <w:lang w:val="uk"/>
+        </w:rPr>
+        <w:t xml:space="preserve"> </w:t>
+      </w:r>
+      <w:r>
+        <w:rPr>
+          <w:rStyle w:val="VerbatimChar"/>
+          <w:lang w:val="uk"/>
+        </w:rPr>
+        <w:t xml:space="preserve">watched.kt</w:t>
+      </w:r>
+      <w:r>
+        <w:rPr>
+          <w:lang w:val="uk"/>
+        </w:rPr>
+        <w:t xml:space="preserve">, і він сам потрапив на сервер:</w:t>
+      </w:r>
+      <w:r>
+        <w:rPr>
+          <w:lang w:val="uk"/>
+        </w:rPr>
+        <w:t xml:space="preserve"> </w:t>
+      </w:r>
+      <w:r>
+        <w:rPr>
+          <w:lang w:val="uk"/>
+        </w:rPr>
+        <w:t xml:space="preserve">«Завантажено на сервер: 1», «Без змін: 12».</w:t>
+      </w:r>
+    </w:p>
+    <w:p>
+      <w:pPr>
+        <w:pStyle w:val="CaptionedFigure"/>
+      </w:pPr>
+      <w:r>
+        <w:drawing>
+          <wp:inline>
+            <wp:extent cx="5334000" cy="3283743"/>
+            <wp:effectExtent b="0" l="0" r="0" t="0"/>
+            <wp:docPr descr="Автоматична синхронізація після появи файлу в папці" title="" id="97" name="Picture"/>
+            <a:graphic>
+              <a:graphicData uri="http://schemas.openxmlformats.org/drawingml/2006/picture">
+                <pic:pic>
+                  <pic:nvPicPr>
+                    <pic:cNvPr descr="img/stage2/16-watch.png" id="98" name="Picture"/>
+                    <pic:cNvPicPr>
+                      <a:picLocks noChangeArrowheads="1" noChangeAspect="1"/>
+                    </pic:cNvPicPr>
+                  </pic:nvPicPr>
+                  <pic:blipFill>
+                    <a:blip r:embed="rId96"/>
+                    <a:stretch>
+                      <a:fillRect/>
+                    </a:stretch>
+                  </pic:blipFill>
+                  <pic:spPr bwMode="auto">
+                    <a:xfrm>
+                      <a:off x="0" y="0"/>
+                      <a:ext cx="5334000" cy="3283743"/>
+                    </a:xfrm>
+                    <a:prstGeom prst="rect">
+                      <a:avLst/>
+                    </a:prstGeom>
+                    <a:noFill/>
+                    <a:ln w="9525">
+                      <a:noFill/>
+                      <a:headEnd/>
+                      <a:tailEnd/>
+                    </a:ln>
+                  </pic:spPr>
+                </pic:pic>
+              </a:graphicData>
+            </a:graphic>
+          </wp:inline>
+        </w:drawing>
+      </w:r>
+    </w:p>
+    <w:p>
+      <w:pPr>
+        <w:pStyle w:val="ImageCaption"/>
+      </w:pPr>
+      <w:bookmarkStart w:id="99" w:name="ref_fig17"/>
+      <w:r>
+        <w:rPr>
+          <w:lang w:val="uk"/>
+        </w:rPr>
+        <w:t xml:space="preserve">Рис. </w:t>
+      </w:r>
+      <w:fldSimple w:instr="SEQ Figure \* ARABIC ">
+        <w:r>
+          <w:t>17</w:t>
+        </w:r>
+      </w:fldSimple>
+      <w:bookmarkEnd w:id="99"/>
+      <w:r>
+        <w:rPr>
+          <w:lang w:val="uk"/>
+        </w:rPr>
+        <w:t xml:space="preserve">: Автоматична синхронізація після появи файлу в папці</w:t>
+      </w:r>
+    </w:p>
+    <w:bookmarkEnd w:id="100"/>
+    <w:bookmarkEnd w:id="101"/>
+    <w:bookmarkStart w:id="104" w:name="unit-тестування"/>
+    <w:p>
+      <w:pPr>
+        <w:pStyle w:val="Heading1"/>
+      </w:pPr>
+      <w:r>
+        <w:rPr>
+          <w:rStyle w:val="SectionNumber"/>
+          <w:lang w:val="uk"/>
+        </w:rPr>
+        <w:t xml:space="preserve">5</w:t>
+      </w:r>
+      <w:r>
+        <w:tab/>
+      </w:r>
+      <w:r>
+        <w:rPr>
+          <w:lang w:val="uk"/>
+        </w:rPr>
+        <w:t xml:space="preserve">Unit-тестування</w:t>
+      </w:r>
+    </w:p>
+    <w:p>
+      <w:pPr>
+        <w:pStyle w:val="FirstParagraph"/>
+      </w:pPr>
+      <w:r>
+        <w:rPr>
+          <w:lang w:val="uk"/>
+        </w:rPr>
         <w:t xml:space="preserve">Тести розділено на три набори за пакетами;</w:t>
       </w:r>
       <w:r>
@@ -10403,7 +10796,7 @@
         <w:rPr>
           <w:lang w:val="uk"/>
         </w:rPr>
-        <w:t xml:space="preserve">GitHub Actions — після кожного</w:t>
+        <w:t xml:space="preserve">GitHub Actions — після кожного</w:t>
       </w:r>
       <w:r>
         <w:rPr>
@@ -10422,7 +10815,7 @@
         <w:rPr>
           <w:lang w:val="uk"/>
         </w:rPr>
-        <w:t xml:space="preserve">. Кількість тестів узято з журналів запуску.</w:t>
+        <w:t xml:space="preserve">. Кількість тестів узято з журналів запуску; разом їх 226.</w:t>
       </w:r>
     </w:p>
     <w:tbl>
@@ -11015,48 +11408,8 @@
           </w:p>
         </w:tc>
       </w:tr>
-      <w:tr>
-        <w:tc>
-          <w:tcPr/>
-          <w:p>
-            <w:pPr>
-              <w:pStyle w:val="Compact"/>
-              <w:jc w:val="left"/>
-            </w:pPr>
-            <w:r>
-              <w:rPr>
-                <w:lang w:val="uk"/>
-              </w:rPr>
-              <w:t xml:space="preserve">Разом</w:t>
-            </w:r>
-          </w:p>
-        </w:tc>
-        <w:tc>
-          <w:tcPr/>
-          <w:p>
-            <w:pPr>
-              <w:pStyle w:val="Compact"/>
-            </w:pPr>
-          </w:p>
-        </w:tc>
-        <w:tc>
-          <w:tcPr/>
-          <w:p>
-            <w:pPr>
-              <w:pStyle w:val="Compact"/>
-              <w:jc w:val="right"/>
-            </w:pPr>
-            <w:r>
-              <w:rPr>
-                <w:lang w:val="uk"/>
-              </w:rPr>
-              <w:t xml:space="preserve">226</w:t>
-            </w:r>
-          </w:p>
-        </w:tc>
-      </w:tr>
     </w:tbl>
-    <w:bookmarkStart w:id="85" w:name="обовязкові-тести-операцій-варіанта"/>
+    <w:bookmarkStart w:id="102" w:name="обовязкові-тести-операцій-варіанта"/>
     <w:p>
       <w:pPr>
         <w:pStyle w:val="Heading2"/>
@@ -11313,19 +11666,19 @@
         <w:rPr>
           <w:lang w:val="uk"/>
         </w:rPr>
-        <w:t xml:space="preserve">(група «sortByName — операція варіанта»): за зростанням</w:t>
-      </w:r>
-      <w:r>
-        <w:rPr>
-          <w:lang w:val="uk"/>
-        </w:rPr>
-        <w:t xml:space="preserve"> </w:t>
-      </w:r>
-      <w:r>
-        <w:rPr>
-          <w:lang w:val="uk"/>
-        </w:rPr>
-        <w:t xml:space="preserve">регістр не впливає на порядок, а за спаданням результат — точне дзеркало.</w:t>
+        <w:t xml:space="preserve">(група «sortByName — операція варіанта»): за зростанням</w:t>
+      </w:r>
+      <w:r>
+        <w:rPr>
+          <w:lang w:val="uk"/>
+        </w:rPr>
+        <w:t xml:space="preserve"> </w:t>
+      </w:r>
+      <w:r>
+        <w:rPr>
+          <w:lang w:val="uk"/>
+        </w:rPr>
+        <w:t xml:space="preserve">регістр не впливає на порядок, а за спаданням результат — точне дзеркало.</w:t>
       </w:r>
     </w:p>
     <w:p>
@@ -11961,7 +12314,7 @@
         <w:rPr>
           <w:lang w:val="uk"/>
         </w:rPr>
-        <w:t xml:space="preserve">(група «filterByType — операція варіанта»):</w:t>
+        <w:t xml:space="preserve">(група «filterByType — операція варіанта»):</w:t>
       </w:r>
       <w:r>
         <w:rPr>
@@ -12024,13 +12377,7 @@
         <w:rPr>
           <w:lang w:val="uk"/>
         </w:rPr>
-        <w:t xml:space="preserve"> </w:t>
-      </w:r>
-      <w:r>
-        <w:rPr>
-          <w:lang w:val="uk"/>
-        </w:rPr>
-        <w:t xml:space="preserve">— лише</w:t>
+        <w:t xml:space="preserve"> — лише</w:t>
       </w:r>
       <w:r>
         <w:rPr>
@@ -12451,7 +12798,7 @@
         <w:rPr>
           <w:lang w:val="uk"/>
         </w:rPr>
-        <w:t xml:space="preserve">(група «previewKindOf — тип варіанта»): обов’язкові</w:t>
+        <w:t xml:space="preserve">(група «previewKindOf — тип варіанта»): обов’язкові</w:t>
       </w:r>
       <w:r>
         <w:rPr>
@@ -13108,8 +13455,8 @@
         <w:t xml:space="preserve">;</w:t>
       </w:r>
     </w:p>
-    <w:bookmarkEnd w:id="85"/>
-    <w:bookmarkStart w:id="86" w:name="результати-запуску"/>
+    <w:bookmarkEnd w:id="102"/>
+    <w:bookmarkStart w:id="103" w:name="результати-запуску"/>
     <w:p>
       <w:pPr>
         <w:pStyle w:val="Heading2"/>
@@ -13139,7 +13486,7 @@
         <w:rPr>
           <w:lang w:val="uk"/>
         </w:rPr>
-        <w:t xml:space="preserve">Вивід</w:t>
+        <w:t xml:space="preserve">Скорочений вивід</w:t>
       </w:r>
       <w:r>
         <w:rPr>
@@ -13183,19 +13530,25 @@
         <w:rPr>
           <w:lang w:val="uk"/>
         </w:rPr>
-        <w:t xml:space="preserve">, скорочений до</w:t>
-      </w:r>
-      <w:r>
-        <w:rPr>
-          <w:lang w:val="uk"/>
-        </w:rPr>
-        <w:t xml:space="preserve"> </w:t>
-      </w:r>
-      <w:r>
-        <w:rPr>
-          <w:lang w:val="uk"/>
-        </w:rPr>
-        <w:t xml:space="preserve">обов’язкових тестів і підсумку (довгі рядки перенесено):</w:t>
+        <w:t xml:space="preserve"> </w:t>
+      </w:r>
+      <w:r>
+        <w:rPr>
+          <w:lang w:val="uk"/>
+        </w:rPr>
+        <w:t xml:space="preserve">(довгі рядки</w:t>
+      </w:r>
+      <w:r>
+        <w:rPr>
+          <w:lang w:val="uk"/>
+        </w:rPr>
+        <w:t xml:space="preserve"> </w:t>
+      </w:r>
+      <w:r>
+        <w:rPr>
+          <w:lang w:val="uk"/>
+        </w:rPr>
+        <w:t xml:space="preserve">перенесено):</w:t>
       </w:r>
     </w:p>
     <w:p>
@@ -13433,9 +13786,9 @@
         <w:t xml:space="preserve">(інтерфейс, Playwright).</w:t>
       </w:r>
     </w:p>
-    <w:bookmarkEnd w:id="86"/>
-    <w:bookmarkEnd w:id="87"/>
-    <w:bookmarkStart w:id="88" w:name="інструкція-із-запуску"/>
+    <w:bookmarkEnd w:id="103"/>
+    <w:bookmarkEnd w:id="104"/>
+    <w:bookmarkStart w:id="105" w:name="інструкція-із-запуску"/>
     <w:p>
       <w:pPr>
         <w:pStyle w:val="Heading1"/>
@@ -13648,13 +14001,7 @@
         <w:rPr>
           <w:lang w:val="uk"/>
         </w:rPr>
-        <w:t xml:space="preserve"> </w:t>
-      </w:r>
-      <w:r>
-        <w:rPr>
-          <w:lang w:val="uk"/>
-        </w:rPr>
-        <w:t xml:space="preserve">— цю адресу клієнт і пропонує на екрані</w:t>
+        <w:t xml:space="preserve"> — цю адресу клієнт і пропонує на екрані</w:t>
       </w:r>
       <w:r>
         <w:rPr>
@@ -13722,43 +14069,19 @@
         <w:rPr>
           <w:lang w:val="uk"/>
         </w:rPr>
-        <w:t xml:space="preserve">сертифікатом розробника Apple,</w:t>
-      </w:r>
-      <w:r>
-        <w:rPr>
-          <w:lang w:val="uk"/>
-        </w:rPr>
-        <w:t xml:space="preserve"> </w:t>
-      </w:r>
-      <w:r>
-        <w:rPr>
-          <w:lang w:val="uk"/>
-        </w:rPr>
-        <w:t xml:space="preserve">тому першого разу macOS не відкриває програму подвійним кліком: треба викликати</w:t>
-      </w:r>
-      <w:r>
-        <w:rPr>
-          <w:lang w:val="uk"/>
-        </w:rPr>
-        <w:t xml:space="preserve"> </w:t>
-      </w:r>
-      <w:r>
-        <w:rPr>
-          <w:lang w:val="uk"/>
-        </w:rPr>
-        <w:t xml:space="preserve">контекстне меню значка Shelf у теці «Програми», вибрати «Відкрити» і підтвердити</w:t>
-      </w:r>
-      <w:r>
-        <w:rPr>
-          <w:lang w:val="uk"/>
-        </w:rPr>
-        <w:t xml:space="preserve"> </w:t>
-      </w:r>
-      <w:r>
-        <w:rPr>
-          <w:lang w:val="uk"/>
-        </w:rPr>
-        <w:t xml:space="preserve">запуск. Облікові записи, які створює</w:t>
+        <w:t xml:space="preserve">сертифікатом Apple, тому першого разу Shelf відкривають через контекстне меню</w:t>
+      </w:r>
+      <w:r>
+        <w:rPr>
+          <w:lang w:val="uk"/>
+        </w:rPr>
+        <w:t xml:space="preserve"> </w:t>
+      </w:r>
+      <w:r>
+        <w:rPr>
+          <w:lang w:val="uk"/>
+        </w:rPr>
+        <w:t xml:space="preserve">значка в теці «Програми» і пункт «Відкрити». Демо-користувачів створює</w:t>
       </w:r>
       <w:r>
         <w:rPr>
@@ -13777,13 +14100,82 @@
         <w:rPr>
           <w:lang w:val="uk"/>
         </w:rPr>
-        <w:t xml:space="preserve"> </w:t>
-      </w:r>
-      <w:r>
-        <w:rPr>
-          <w:lang w:val="uk"/>
-        </w:rPr>
-        <w:t xml:space="preserve">(пароль</w:t>
+        <w:t xml:space="preserve">:</w:t>
+      </w:r>
+      <w:r>
+        <w:rPr>
+          <w:lang w:val="uk"/>
+        </w:rPr>
+        <w:t xml:space="preserve"> </w:t>
+      </w:r>
+      <w:r>
+        <w:rPr>
+          <w:rStyle w:val="VerbatimChar"/>
+          <w:lang w:val="uk"/>
+        </w:rPr>
+        <w:t xml:space="preserve">artem@shelf.dev</w:t>
+      </w:r>
+      <w:r>
+        <w:rPr>
+          <w:lang w:val="uk"/>
+        </w:rPr>
+        <w:t xml:space="preserve"> </w:t>
+      </w:r>
+      <w:r>
+        <w:rPr>
+          <w:lang w:val="uk"/>
+        </w:rPr>
+        <w:t xml:space="preserve">(Артем, усі десять демонстраційних файлів),</w:t>
+      </w:r>
+      <w:r>
+        <w:rPr>
+          <w:lang w:val="uk"/>
+        </w:rPr>
+        <w:t xml:space="preserve"> </w:t>
+      </w:r>
+      <w:r>
+        <w:rPr>
+          <w:rStyle w:val="VerbatimChar"/>
+          <w:lang w:val="uk"/>
+        </w:rPr>
+        <w:t xml:space="preserve">iryna@shelf.dev</w:t>
+      </w:r>
+      <w:r>
+        <w:rPr>
+          <w:lang w:val="uk"/>
+        </w:rPr>
+        <w:t xml:space="preserve"> </w:t>
+      </w:r>
+      <w:r>
+        <w:rPr>
+          <w:lang w:val="uk"/>
+        </w:rPr>
+        <w:t xml:space="preserve">(Ірина, три файли) і</w:t>
+      </w:r>
+      <w:r>
+        <w:rPr>
+          <w:lang w:val="uk"/>
+        </w:rPr>
+        <w:t xml:space="preserve"> </w:t>
+      </w:r>
+      <w:r>
+        <w:rPr>
+          <w:rStyle w:val="VerbatimChar"/>
+          <w:lang w:val="uk"/>
+        </w:rPr>
+        <w:t xml:space="preserve">maksym@shelf.dev</w:t>
+      </w:r>
+      <w:r>
+        <w:rPr>
+          <w:lang w:val="uk"/>
+        </w:rPr>
+        <w:t xml:space="preserve"> </w:t>
+      </w:r>
+      <w:r>
+        <w:rPr>
+          <w:lang w:val="uk"/>
+        </w:rPr>
+        <w:t xml:space="preserve">(Максим, два файли); пароль у всіх</w:t>
       </w:r>
       <w:r>
         <w:rPr>
@@ -13802,277 +14194,11 @@
         <w:rPr>
           <w:lang w:val="uk"/>
         </w:rPr>
-        <w:t xml:space="preserve">):</w:t>
+        <w:t xml:space="preserve">.</w:t>
       </w:r>
     </w:p>
-    <w:tbl>
-      <w:tblPr>
-        <w:tblStyle w:val="Table"/>
-        <w:tblW w:type="pct" w:w="5000"/>
-        <w:tblLayout w:type="fixed"/>
-        <w:tblLook w:firstRow="1" w:lastRow="0" w:firstColumn="0" w:lastColumn="0" w:noHBand="0" w:noVBand="0" w:val="0020"/>
-      </w:tblPr>
-      <w:tblGrid>
-        <w:gridCol w:w="2396"/>
-        <w:gridCol w:w="1250"/>
-        <w:gridCol w:w="4272"/>
-      </w:tblGrid>
-      <w:tr>
-        <w:trPr>
-          <w:tblHeader w:val="on"/>
-        </w:trPr>
-        <w:tc>
-          <w:tcPr/>
-          <w:p>
-            <w:pPr>
-              <w:pStyle w:val="Compact"/>
-              <w:jc w:val="left"/>
-            </w:pPr>
-            <w:r>
-              <w:rPr>
-                <w:lang w:val="uk"/>
-              </w:rPr>
-              <w:t xml:space="preserve">Email</w:t>
-            </w:r>
-          </w:p>
-        </w:tc>
-        <w:tc>
-          <w:tcPr/>
-          <w:p>
-            <w:pPr>
-              <w:pStyle w:val="Compact"/>
-              <w:jc w:val="left"/>
-            </w:pPr>
-            <w:r>
-              <w:rPr>
-                <w:lang w:val="uk"/>
-              </w:rPr>
-              <w:t xml:space="preserve">Ім’я</w:t>
-            </w:r>
-          </w:p>
-        </w:tc>
-        <w:tc>
-          <w:tcPr/>
-          <w:p>
-            <w:pPr>
-              <w:pStyle w:val="Compact"/>
-              <w:jc w:val="left"/>
-            </w:pPr>
-            <w:r>
-              <w:rPr>
-                <w:lang w:val="uk"/>
-              </w:rPr>
-              <w:t xml:space="preserve">Файли в просторі</w:t>
-            </w:r>
-          </w:p>
-        </w:tc>
-      </w:tr>
-      <w:tr>
-        <w:tc>
-          <w:tcPr/>
-          <w:p>
-            <w:pPr>
-              <w:pStyle w:val="Compact"/>
-              <w:jc w:val="left"/>
-            </w:pPr>
-            <w:r>
-              <w:rPr>
-                <w:rStyle w:val="VerbatimChar"/>
-                <w:lang w:val="uk"/>
-              </w:rPr>
-              <w:t xml:space="preserve">artem@shelf.dev</w:t>
-            </w:r>
-          </w:p>
-        </w:tc>
-        <w:tc>
-          <w:tcPr/>
-          <w:p>
-            <w:pPr>
-              <w:pStyle w:val="Compact"/>
-              <w:jc w:val="left"/>
-            </w:pPr>
-            <w:r>
-              <w:rPr>
-                <w:lang w:val="uk"/>
-              </w:rPr>
-              <w:t xml:space="preserve">Артем</w:t>
-            </w:r>
-          </w:p>
-        </w:tc>
-        <w:tc>
-          <w:tcPr/>
-          <w:p>
-            <w:pPr>
-              <w:pStyle w:val="Compact"/>
-              <w:jc w:val="left"/>
-            </w:pPr>
-            <w:r>
-              <w:rPr>
-                <w:lang w:val="uk"/>
-              </w:rPr>
-              <w:t xml:space="preserve">усі десять демонстраційних файлів</w:t>
-            </w:r>
-          </w:p>
-        </w:tc>
-      </w:tr>
-      <w:tr>
-        <w:tc>
-          <w:tcPr/>
-          <w:p>
-            <w:pPr>
-              <w:pStyle w:val="Compact"/>
-              <w:jc w:val="left"/>
-            </w:pPr>
-            <w:r>
-              <w:rPr>
-                <w:rStyle w:val="VerbatimChar"/>
-                <w:lang w:val="uk"/>
-              </w:rPr>
-              <w:t xml:space="preserve">iryna@shelf.dev</w:t>
-            </w:r>
-          </w:p>
-        </w:tc>
-        <w:tc>
-          <w:tcPr/>
-          <w:p>
-            <w:pPr>
-              <w:pStyle w:val="Compact"/>
-              <w:jc w:val="left"/>
-            </w:pPr>
-            <w:r>
-              <w:rPr>
-                <w:lang w:val="uk"/>
-              </w:rPr>
-              <w:t xml:space="preserve">Ірина</w:t>
-            </w:r>
-          </w:p>
-        </w:tc>
-        <w:tc>
-          <w:tcPr/>
-          <w:p>
-            <w:pPr>
-              <w:pStyle w:val="Compact"/>
-              <w:jc w:val="left"/>
-            </w:pPr>
-            <w:r>
-              <w:rPr>
-                <w:rStyle w:val="VerbatimChar"/>
-                <w:lang w:val="uk"/>
-              </w:rPr>
-              <w:t xml:space="preserve">todo.txt</w:t>
-            </w:r>
-            <w:r>
-              <w:rPr>
-                <w:lang w:val="uk"/>
-              </w:rPr>
-              <w:t xml:space="preserve">,</w:t>
-            </w:r>
-            <w:r>
-              <w:rPr>
-                <w:lang w:val="uk"/>
-              </w:rPr>
-              <w:t xml:space="preserve"> </w:t>
-            </w:r>
-            <w:r>
-              <w:rPr>
-                <w:rStyle w:val="VerbatimChar"/>
-                <w:lang w:val="uk"/>
-              </w:rPr>
-              <w:t xml:space="preserve">geometry.cpp</w:t>
-            </w:r>
-            <w:r>
-              <w:rPr>
-                <w:lang w:val="uk"/>
-              </w:rPr>
-              <w:t xml:space="preserve">,</w:t>
-            </w:r>
-            <w:r>
-              <w:rPr>
-                <w:lang w:val="uk"/>
-              </w:rPr>
-              <w:t xml:space="preserve"> </w:t>
-            </w:r>
-            <w:r>
-              <w:rPr>
-                <w:rStyle w:val="VerbatimChar"/>
-                <w:lang w:val="uk"/>
-              </w:rPr>
-              <w:t xml:space="preserve">mountains.jpg</w:t>
-            </w:r>
-          </w:p>
-        </w:tc>
-      </w:tr>
-      <w:tr>
-        <w:tc>
-          <w:tcPr/>
-          <w:p>
-            <w:pPr>
-              <w:pStyle w:val="Compact"/>
-              <w:jc w:val="left"/>
-            </w:pPr>
-            <w:r>
-              <w:rPr>
-                <w:rStyle w:val="VerbatimChar"/>
-                <w:lang w:val="uk"/>
-              </w:rPr>
-              <w:t xml:space="preserve">maksym@shelf.dev</w:t>
-            </w:r>
-          </w:p>
-        </w:tc>
-        <w:tc>
-          <w:tcPr/>
-          <w:p>
-            <w:pPr>
-              <w:pStyle w:val="Compact"/>
-              <w:jc w:val="left"/>
-            </w:pPr>
-            <w:r>
-              <w:rPr>
-                <w:lang w:val="uk"/>
-              </w:rPr>
-              <w:t xml:space="preserve">Максим</w:t>
-            </w:r>
-          </w:p>
-        </w:tc>
-        <w:tc>
-          <w:tcPr/>
-          <w:p>
-            <w:pPr>
-              <w:pStyle w:val="Compact"/>
-              <w:jc w:val="left"/>
-            </w:pPr>
-            <w:r>
-              <w:rPr>
-                <w:rStyle w:val="VerbatimChar"/>
-                <w:lang w:val="uk"/>
-              </w:rPr>
-              <w:t xml:space="preserve">README.md</w:t>
-            </w:r>
-            <w:r>
-              <w:rPr>
-                <w:lang w:val="uk"/>
-              </w:rPr>
-              <w:t xml:space="preserve">,</w:t>
-            </w:r>
-            <w:r>
-              <w:rPr>
-                <w:lang w:val="uk"/>
-              </w:rPr>
-              <w:t xml:space="preserve"> </w:t>
-            </w:r>
-            <w:r>
-              <w:rPr>
-                <w:rStyle w:val="VerbatimChar"/>
-                <w:lang w:val="uk"/>
-              </w:rPr>
-              <w:t xml:space="preserve">shelf-logo.png</w:t>
-            </w:r>
-          </w:p>
-        </w:tc>
-      </w:tr>
-    </w:tbl>
-    <w:bookmarkEnd w:id="88"/>
-    <w:bookmarkStart w:id="89" w:name="висновки"/>
+    <w:bookmarkEnd w:id="105"/>
+    <w:bookmarkStart w:id="106" w:name="висновки"/>
     <w:p>
       <w:pPr>
         <w:pStyle w:val="Heading1"/>
@@ -14114,7 +14240,7 @@
         <w:rPr>
           <w:lang w:val="uk"/>
         </w:rPr>
-        <w:t xml:space="preserve">метадані в PostgreSQL, а вміст файлів — у S3-сумісному сховищі; клієнт на Electron</w:t>
+        <w:t xml:space="preserve">метадані в PostgreSQL, а вміст файлів — у S3-сумісному сховищі; клієнт на Electron</w:t>
       </w:r>
       <w:r>
         <w:rPr>
@@ -14181,7 +14307,7 @@
         <w:rPr>
           <w:lang w:val="uk"/>
         </w:rPr>
-        <w:t xml:space="preserve">інтерфейс — у</w:t>
+        <w:t xml:space="preserve">інтерфейс — у</w:t>
       </w:r>
       <w:r>
         <w:rPr>
@@ -14276,7 +14402,7 @@
         <w:t xml:space="preserve">історії.</w:t>
       </w:r>
     </w:p>
-    <w:bookmarkEnd w:id="89"/>
+    <w:bookmarkEnd w:id="106"/>
     <w:sectPr>
       <w:footnotePr>
         <w:numRestart w:val="eachSect"/>

--- a/docs/reports/stage2-desktop.docx
+++ b/docs/reports/stage2-desktop.docx
@@ -1205,7 +1205,19 @@
         <w:rPr>
           <w:lang w:val="uk"/>
         </w:rPr>
-        <w:t xml:space="preserve">зберігає адресу сервера, прив’язану папку і стан перемикача відстеження.</w:t>
+        <w:t xml:space="preserve">зберігає адресу сервера і для кожного облікового запису — прив’язану папку та стан</w:t>
+      </w:r>
+      <w:r>
+        <w:rPr>
+          <w:lang w:val="uk"/>
+        </w:rPr>
+        <w:t xml:space="preserve"> </w:t>
+      </w:r>
+      <w:r>
+        <w:rPr>
+          <w:lang w:val="uk"/>
+        </w:rPr>
+        <w:t xml:space="preserve">перемикача відстеження.</w:t>
       </w:r>
     </w:p>
     <w:tbl>
@@ -9474,19 +9486,43 @@
         <w:rPr>
           <w:lang w:val="uk"/>
         </w:rPr>
-        <w:t xml:space="preserve">«Синхронізувати» і прапорець автоматичного відстеження; шлях зберігається в</w:t>
-      </w:r>
-      <w:r>
-        <w:rPr>
-          <w:lang w:val="uk"/>
-        </w:rPr>
-        <w:t xml:space="preserve"> </w:t>
-      </w:r>
-      <w:r>
-        <w:rPr>
-          <w:lang w:val="uk"/>
-        </w:rPr>
-        <w:t xml:space="preserve">налаштуваннях. «Синхронізувати» запускає в main-процесі</w:t>
+        <w:t xml:space="preserve">«Синхронізувати» і прапорець автоматичного відстеження. Шлях і стан прапорця</w:t>
+      </w:r>
+      <w:r>
+        <w:rPr>
+          <w:lang w:val="uk"/>
+        </w:rPr>
+        <w:t xml:space="preserve"> </w:t>
+      </w:r>
+      <w:r>
+        <w:rPr>
+          <w:lang w:val="uk"/>
+        </w:rPr>
+        <w:t xml:space="preserve">зберігаються окремо для кожного облікового запису (адреса сервера й користувач):</w:t>
+      </w:r>
+      <w:r>
+        <w:rPr>
+          <w:lang w:val="uk"/>
+        </w:rPr>
+        <w:t xml:space="preserve"> </w:t>
+      </w:r>
+      <w:r>
+        <w:rPr>
+          <w:lang w:val="uk"/>
+        </w:rPr>
+        <w:t xml:space="preserve">після виходу відстеження зупиняється, а наступний користувач не успадковує ні</w:t>
+      </w:r>
+      <w:r>
+        <w:rPr>
+          <w:lang w:val="uk"/>
+        </w:rPr>
+        <w:t xml:space="preserve"> </w:t>
+      </w:r>
+      <w:r>
+        <w:rPr>
+          <w:lang w:val="uk"/>
+        </w:rPr>
+        <w:t xml:space="preserve">папки, ні відстеження. «Синхронізувати» запускає в main-процесі</w:t>
       </w:r>
       <w:r>
         <w:rPr>
@@ -10549,6 +10585,55 @@
           <w:rStyle w:val="VerbatimChar"/>
           <w:lang w:val="uk"/>
         </w:rPr>
+        <w:t xml:space="preserve">chokidar</w:t>
+      </w:r>
+      <w:r>
+        <w:rPr>
+          <w:lang w:val="uk"/>
+        </w:rPr>
+        <w:t xml:space="preserve"> </w:t>
+      </w:r>
+      <w:r>
+        <w:rPr>
+          <w:lang w:val="uk"/>
+        </w:rPr>
+        <w:t xml:space="preserve">повідомляє лише про нові зміни, тому одразу</w:t>
+      </w:r>
+      <w:r>
+        <w:rPr>
+          <w:lang w:val="uk"/>
+        </w:rPr>
+        <w:t xml:space="preserve"> </w:t>
+      </w:r>
+      <w:r>
+        <w:rPr>
+          <w:lang w:val="uk"/>
+        </w:rPr>
+        <w:t xml:space="preserve">після ввімкнення прапорця (і після входу з уже ввімкненим) виконується один запуск</w:t>
+      </w:r>
+      <w:r>
+        <w:rPr>
+          <w:lang w:val="uk"/>
+        </w:rPr>
+        <w:t xml:space="preserve"> </w:t>
+      </w:r>
+      <w:r>
+        <w:rPr>
+          <w:lang w:val="uk"/>
+        </w:rPr>
+        <w:t xml:space="preserve">для того, що вже відрізняється. Кожен автоматичний запуск</w:t>
+      </w:r>
+      <w:r>
+        <w:rPr>
+          <w:lang w:val="uk"/>
+        </w:rPr>
+        <w:t xml:space="preserve"> </w:t>
+      </w:r>
+      <w:r>
+        <w:rPr>
+          <w:rStyle w:val="VerbatimChar"/>
+          <w:lang w:val="uk"/>
+        </w:rPr>
         <w:t xml:space="preserve">SyncService</w:t>
       </w:r>
       <w:r>
@@ -10561,7 +10646,7 @@
         <w:rPr>
           <w:lang w:val="uk"/>
         </w:rPr>
-        <w:t xml:space="preserve">одразу виконує</w:t>
+        <w:t xml:space="preserve">виконує</w:t>
       </w:r>
       <w:r>
         <w:rPr>
@@ -10611,6 +10696,30 @@
           <w:lang w:val="uk"/>
         </w:rPr>
         <w:t xml:space="preserve">виконується ще один; поки відкрито діалог конфліктів, автоматичні запуски чекають.</w:t>
+      </w:r>
+      <w:r>
+        <w:rPr>
+          <w:lang w:val="uk"/>
+        </w:rPr>
+        <w:t xml:space="preserve"> </w:t>
+      </w:r>
+      <w:r>
+        <w:rPr>
+          <w:lang w:val="uk"/>
+        </w:rPr>
+        <w:t xml:space="preserve">Натиснуте під час автоматичного запуску «Синхронізувати» дочекається його</w:t>
+      </w:r>
+      <w:r>
+        <w:rPr>
+          <w:lang w:val="uk"/>
+        </w:rPr>
+        <w:t xml:space="preserve"> </w:t>
+      </w:r>
+      <w:r>
+        <w:rPr>
+          <w:lang w:val="uk"/>
+        </w:rPr>
+        <w:t xml:space="preserve">завершення і лише тоді перевірить папку.</w:t>
       </w:r>
       <w:r>
         <w:rPr>
@@ -10784,19 +10893,44 @@
         <w:rPr>
           <w:lang w:val="uk"/>
         </w:rPr>
-        <w:t xml:space="preserve">у корені запускає всі, а</w:t>
-      </w:r>
-      <w:r>
-        <w:rPr>
-          <w:lang w:val="uk"/>
-        </w:rPr>
-        <w:t xml:space="preserve"> </w:t>
-      </w:r>
-      <w:r>
-        <w:rPr>
-          <w:lang w:val="uk"/>
-        </w:rPr>
-        <w:t xml:space="preserve">GitHub Actions — після кожного</w:t>
+        <w:t xml:space="preserve">у корені запускає всі.</w:t>
+      </w:r>
+      <w:r>
+        <w:rPr>
+          <w:lang w:val="uk"/>
+        </w:rPr>
+        <w:t xml:space="preserve"> </w:t>
+      </w:r>
+      <w:r>
+        <w:rPr>
+          <w:lang w:val="uk"/>
+        </w:rPr>
+        <w:t xml:space="preserve">Робочий процес GitHub Actions (</w:t>
+      </w:r>
+      <w:r>
+        <w:rPr>
+          <w:rStyle w:val="VerbatimChar"/>
+          <w:lang w:val="uk"/>
+        </w:rPr>
+        <w:t xml:space="preserve">.github/workflows/ci.yml</w:t>
+      </w:r>
+      <w:r>
+        <w:rPr>
+          <w:lang w:val="uk"/>
+        </w:rPr>
+        <w:t xml:space="preserve">) налаштовано запускати</w:t>
+      </w:r>
+      <w:r>
+        <w:rPr>
+          <w:lang w:val="uk"/>
+        </w:rPr>
+        <w:t xml:space="preserve"> </w:t>
+      </w:r>
+      <w:r>
+        <w:rPr>
+          <w:lang w:val="uk"/>
+        </w:rPr>
+        <w:t xml:space="preserve">збірку й тести на кожен</w:t>
       </w:r>
       <w:r>
         <w:rPr>
@@ -10815,7 +10949,25 @@
         <w:rPr>
           <w:lang w:val="uk"/>
         </w:rPr>
-        <w:t xml:space="preserve">. Кількість тестів узято з журналів запуску; разом їх 226.</w:t>
+        <w:t xml:space="preserve"> </w:t>
+      </w:r>
+      <w:r>
+        <w:rPr>
+          <w:lang w:val="uk"/>
+        </w:rPr>
+        <w:t xml:space="preserve">і pull request, щойно репозиторій з’явиться на</w:t>
+      </w:r>
+      <w:r>
+        <w:rPr>
+          <w:lang w:val="uk"/>
+        </w:rPr>
+        <w:t xml:space="preserve"> </w:t>
+      </w:r>
+      <w:r>
+        <w:rPr>
+          <w:lang w:val="uk"/>
+        </w:rPr>
+        <w:t xml:space="preserve">GitHub. Кількість тестів узято з журналів запуску; разом їх 240.</w:t>
       </w:r>
     </w:p>
     <w:tbl>
@@ -11265,7 +11417,7 @@
               <w:rPr>
                 <w:lang w:val="uk"/>
               </w:rPr>
-              <w:t xml:space="preserve">(Vitest, 6 файлів)</w:t>
+              <w:t xml:space="preserve">(Vitest, 7 файлів)</w:t>
             </w:r>
           </w:p>
         </w:tc>
@@ -11287,6 +11439,56 @@
               <w:rPr>
                 <w:lang w:val="uk"/>
               </w:rPr>
+              <w:t xml:space="preserve"> </w:t>
+            </w:r>
+            <w:r>
+              <w:rPr>
+                <w:lang w:val="uk"/>
+              </w:rPr>
+              <w:t xml:space="preserve">(папка й відстеження окремо для кожного облікового запису),</w:t>
+            </w:r>
+            <w:r>
+              <w:rPr>
+                <w:lang w:val="uk"/>
+              </w:rPr>
+              <w:t xml:space="preserve"> </w:t>
+            </w:r>
+            <w:r>
+              <w:rPr>
+                <w:rStyle w:val="VerbatimChar"/>
+                <w:lang w:val="uk"/>
+              </w:rPr>
+              <w:t xml:space="preserve">NodeLocalFolder</w:t>
+            </w:r>
+            <w:r>
+              <w:rPr>
+                <w:lang w:val="uk"/>
+              </w:rPr>
+              <w:t xml:space="preserve"> </w:t>
+            </w:r>
+            <w:r>
+              <w:rPr>
+                <w:lang w:val="uk"/>
+              </w:rPr>
+              <w:t xml:space="preserve">і українські повідомлення про помилки файлової системи,</w:t>
+            </w:r>
+            <w:r>
+              <w:rPr>
+                <w:lang w:val="uk"/>
+              </w:rPr>
+              <w:t xml:space="preserve"> </w:t>
+            </w:r>
+            <w:r>
+              <w:rPr>
+                <w:rStyle w:val="VerbatimChar"/>
+                <w:lang w:val="uk"/>
+              </w:rPr>
+              <w:t xml:space="preserve">JsonSnapshotStore</w:t>
+            </w:r>
+            <w:r>
+              <w:rPr>
+                <w:lang w:val="uk"/>
+              </w:rPr>
               <w:t xml:space="preserve">,</w:t>
             </w:r>
             <w:r>
@@ -11300,7 +11502,7 @@
                 <w:rStyle w:val="VerbatimChar"/>
                 <w:lang w:val="uk"/>
               </w:rPr>
-              <w:t xml:space="preserve">NodeLocalFolder</w:t>
+              <w:t xml:space="preserve">FolderWatcher</w:t>
             </w:r>
             <w:r>
               <w:rPr>
@@ -11319,13 +11521,13 @@
                 <w:rStyle w:val="VerbatimChar"/>
                 <w:lang w:val="uk"/>
               </w:rPr>
-              <w:t xml:space="preserve">JsonSnapshotStore</w:t>
-            </w:r>
-            <w:r>
-              <w:rPr>
-                <w:lang w:val="uk"/>
-              </w:rPr>
-              <w:t xml:space="preserve">,</w:t>
+              <w:t xml:space="preserve">SyncService</w:t>
+            </w:r>
+            <w:r>
+              <w:rPr>
+                <w:lang w:val="uk"/>
+              </w:rPr>
+              <w:t xml:space="preserve">;</w:t>
             </w:r>
             <w:r>
               <w:rPr>
@@ -11338,13 +11540,7 @@
                 <w:rStyle w:val="VerbatimChar"/>
                 <w:lang w:val="uk"/>
               </w:rPr>
-              <w:t xml:space="preserve">FolderWatcher</w:t>
-            </w:r>
-            <w:r>
-              <w:rPr>
-                <w:lang w:val="uk"/>
-              </w:rPr>
-              <w:t xml:space="preserve">,</w:t>
+              <w:t xml:space="preserve">SyncEngine</w:t>
             </w:r>
             <w:r>
               <w:rPr>
@@ -11354,38 +11550,6 @@
             </w:r>
             <w:r>
               <w:rPr>
-                <w:rStyle w:val="VerbatimChar"/>
-                <w:lang w:val="uk"/>
-              </w:rPr>
-              <w:t xml:space="preserve">SyncService</w:t>
-            </w:r>
-            <w:r>
-              <w:rPr>
-                <w:lang w:val="uk"/>
-              </w:rPr>
-              <w:t xml:space="preserve">;</w:t>
-            </w:r>
-            <w:r>
-              <w:rPr>
-                <w:lang w:val="uk"/>
-              </w:rPr>
-              <w:t xml:space="preserve"> </w:t>
-            </w:r>
-            <w:r>
-              <w:rPr>
-                <w:rStyle w:val="VerbatimChar"/>
-                <w:lang w:val="uk"/>
-              </w:rPr>
-              <w:t xml:space="preserve">SyncEngine</w:t>
-            </w:r>
-            <w:r>
-              <w:rPr>
-                <w:lang w:val="uk"/>
-              </w:rPr>
-              <w:t xml:space="preserve"> </w:t>
-            </w:r>
-            <w:r>
-              <w:rPr>
                 <w:lang w:val="uk"/>
               </w:rPr>
               <w:t xml:space="preserve">на справжній файловій системі з API в пам’яті</w:t>
@@ -11403,7 +11567,7 @@
               <w:rPr>
                 <w:lang w:val="uk"/>
               </w:rPr>
-              <w:t xml:space="preserve">28</w:t>
+              <w:t xml:space="preserve">42</w:t>
             </w:r>
           </w:p>
         </w:tc>
@@ -13712,7 +13876,7 @@
           <w:rStyle w:val="VerbatimChar"/>
           <w:lang w:val="uk"/>
         </w:rPr>
-        <w:t xml:space="preserve"> Test Files  6 passed (6)</w:t>
+        <w:t xml:space="preserve"> Test Files  7 passed (7)</w:t>
       </w:r>
       <w:r>
         <w:br/>
@@ -13722,7 +13886,7 @@
           <w:rStyle w:val="VerbatimChar"/>
           <w:lang w:val="uk"/>
         </w:rPr>
-        <w:t xml:space="preserve">      Tests  28 passed (28)</w:t>
+        <w:t xml:space="preserve">      Tests  42 passed (42)</w:t>
       </w:r>
     </w:p>
     <w:p>
@@ -13733,7 +13897,7 @@
         <w:rPr>
           <w:lang w:val="uk"/>
         </w:rPr>
-        <w:t xml:space="preserve">Усі 226 тестів проходять; наскрізні перевірки на живому стеку виконують</w:t>
+        <w:t xml:space="preserve">Усі 240 тестів проходять; наскрізні перевірки на живому стеку виконують</w:t>
       </w:r>
       <w:r>
         <w:rPr>
@@ -13855,6 +14019,27 @@
       </w:r>
       <w:r>
         <w:rPr>
+          <w:rStyle w:val="ExtensionTok"/>
+        </w:rPr>
+        <w:t xml:space="preserve">pnpm</w:t>
+      </w:r>
+      <w:r>
+        <w:rPr>
+          <w:rStyle w:val="NormalTok"/>
+        </w:rPr>
+        <w:t xml:space="preserve"> build                        </w:t>
+      </w:r>
+      <w:r>
+        <w:rPr>
+          <w:rStyle w:val="CommentTok"/>
+        </w:rPr>
+        <w:t xml:space="preserve"># збирає пакети, серед них @shelf/shared</w:t>
+      </w:r>
+      <w:r>
+        <w:br/>
+      </w:r>
+      <w:r>
+        <w:rPr>
           <w:rStyle w:val="FunctionTok"/>
         </w:rPr>
         <w:t xml:space="preserve">cp</w:t>
@@ -14375,7 +14560,7 @@
         <w:rPr>
           <w:lang w:val="uk"/>
         </w:rPr>
-        <w:t xml:space="preserve">сховища знімка. Код перевіряють 226 unit-тестів, серед них обов’язкові тести операцій варіанта. Обмеження: видалення під час</w:t>
+        <w:t xml:space="preserve">сховища знімка. Код перевіряють 240 unit-тестів, серед них обов’язкові тести операцій варіанта. Обмеження: видалення під час</w:t>
       </w:r>
       <w:r>
         <w:rPr>

--- a/docs/reports/stage2-desktop.docx
+++ b/docs/reports/stage2-desktop.docx
@@ -14254,19 +14254,31 @@
         <w:rPr>
           <w:lang w:val="uk"/>
         </w:rPr>
-        <w:t xml:space="preserve">сертифікатом Apple, тому першого разу Shelf відкривають через контекстне меню</w:t>
-      </w:r>
-      <w:r>
-        <w:rPr>
-          <w:lang w:val="uk"/>
-        </w:rPr>
-        <w:t xml:space="preserve"> </w:t>
-      </w:r>
-      <w:r>
-        <w:rPr>
-          <w:lang w:val="uk"/>
-        </w:rPr>
-        <w:t xml:space="preserve">значка в теці «Програми» і пункт «Відкрити». Демо-користувачів створює</w:t>
+        <w:t xml:space="preserve">сертифікатом Apple. Зібраний на тому самому комп’ютері застосунок відкривається</w:t>
+      </w:r>
+      <w:r>
+        <w:rPr>
+          <w:lang w:val="uk"/>
+        </w:rPr>
+        <w:t xml:space="preserve"> </w:t>
+      </w:r>
+      <w:r>
+        <w:rPr>
+          <w:lang w:val="uk"/>
+        </w:rPr>
+        <w:t xml:space="preserve">одразу, а скачаний з інтернету macOS спочатку блокує, і перший запуск треба</w:t>
+      </w:r>
+      <w:r>
+        <w:rPr>
+          <w:lang w:val="uk"/>
+        </w:rPr>
+        <w:t xml:space="preserve"> </w:t>
+      </w:r>
+      <w:r>
+        <w:rPr>
+          <w:lang w:val="uk"/>
+        </w:rPr>
+        <w:t xml:space="preserve">дозволити в «Системні параметри → Конфіденційність і безпека → Усе одно відкрити». Демо-користувачів створює</w:t>
       </w:r>
       <w:r>
         <w:rPr>
